--- a/lab3/report/ЛР3_Галямова.docx
+++ b/lab3/report/ЛР3_Галямова.docx
@@ -1,6 +1,6 @@
 
 <file path=word/document.xml><?xml version="1.0" encoding="utf-8"?>
-<w:document xmlns:wpc="http://schemas.microsoft.com/office/word/2010/wordprocessingCanvas" xmlns:cx="http://schemas.microsoft.com/office/drawing/2014/chartex" xmlns:cx1="http://schemas.microsoft.com/office/drawing/2015/9/8/chartex" xmlns:cx2="http://schemas.microsoft.com/office/drawing/2015/10/21/chartex" xmlns:cx3="http://schemas.microsoft.com/office/drawing/2016/5/9/chartex" xmlns:cx4="http://schemas.microsoft.com/office/drawing/2016/5/10/chartex" xmlns:cx5="http://schemas.microsoft.com/office/drawing/2016/5/11/chartex" xmlns:cx6="http://schemas.microsoft.com/office/drawing/2016/5/12/chartex" xmlns:cx7="http://schemas.microsoft.com/office/drawing/2016/5/13/chartex" xmlns:cx8="http://schemas.microsoft.com/office/drawing/2016/5/14/chartex" xmlns:mc="http://schemas.openxmlformats.org/markup-compatibility/2006" xmlns:aink="http://schemas.microsoft.com/office/drawing/2016/ink" xmlns:am3d="http://schemas.microsoft.com/office/drawing/2017/model3d" xmlns:o="urn:schemas-microsoft-com:office:office" xmlns:oel="http://schemas.microsoft.com/office/2019/extlst" xmlns:r="http://schemas.openxmlformats.org/officeDocument/2006/relationships" xmlns:m="http://schemas.openxmlformats.org/officeDocument/2006/math" xmlns:v="urn:schemas-microsoft-com:vml" xmlns:wp14="http://schemas.microsoft.com/office/word/2010/wordprocessingDrawing" xmlns:wp="http://schemas.openxmlformats.org/drawingml/2006/wordprocessingDrawing" xmlns:w10="urn:schemas-microsoft-com:office:word" xmlns:w="http://schemas.openxmlformats.org/wordprocessingml/2006/main" xmlns:w14="http://schemas.microsoft.com/office/word/2010/wordml" xmlns:w15="http://schemas.microsoft.com/office/word/2012/wordml" xmlns:w16cex="http://schemas.microsoft.com/office/word/2018/wordml/cex" xmlns:w16cid="http://schemas.microsoft.com/office/word/2016/wordml/cid" xmlns:w16="http://schemas.microsoft.com/office/word/2018/wordml" xmlns:w16du="http://schemas.microsoft.com/office/word/2023/wordml/word16du" xmlns:w16sdtdh="http://schemas.microsoft.com/office/word/2020/wordml/sdtdatahash" xmlns:w16sdtfl="http://schemas.microsoft.com/office/word/2024/wordml/sdtformatlock" xmlns:w16se="http://schemas.microsoft.com/office/word/2015/wordml/symex" xmlns:wpg="http://schemas.microsoft.com/office/word/2010/wordprocessingGroup" xmlns:wpi="http://schemas.microsoft.com/office/word/2010/wordprocessingInk" xmlns:wne="http://schemas.microsoft.com/office/word/2006/wordml" xmlns:wps="http://schemas.microsoft.com/office/word/2010/wordprocessingShape" mc:Ignorable="w14 w15 w16se w16cid w16 w16cex w16sdtdh w16sdtfl w16du wp14">
+<w:document xmlns:wpc="http://schemas.microsoft.com/office/word/2010/wordprocessingCanvas" xmlns:cx="http://schemas.microsoft.com/office/drawing/2014/chartex" xmlns:cx1="http://schemas.microsoft.com/office/drawing/2015/9/8/chartex" xmlns:cx2="http://schemas.microsoft.com/office/drawing/2015/10/21/chartex" xmlns:cx3="http://schemas.microsoft.com/office/drawing/2016/5/9/chartex" xmlns:cx4="http://schemas.microsoft.com/office/drawing/2016/5/10/chartex" xmlns:cx5="http://schemas.microsoft.com/office/drawing/2016/5/11/chartex" xmlns:cx6="http://schemas.microsoft.com/office/drawing/2016/5/12/chartex" xmlns:cx7="http://schemas.microsoft.com/office/drawing/2016/5/13/chartex" xmlns:cx8="http://schemas.microsoft.com/office/drawing/2016/5/14/chartex" xmlns:mc="http://schemas.openxmlformats.org/markup-compatibility/2006" xmlns:aink="http://schemas.microsoft.com/office/drawing/2016/ink" xmlns:am3d="http://schemas.microsoft.com/office/drawing/2017/model3d" xmlns:o="urn:schemas-microsoft-com:office:office" xmlns:oel="http://schemas.microsoft.com/office/2019/extlst" xmlns:r="http://schemas.openxmlformats.org/officeDocument/2006/relationships" xmlns:m="http://schemas.openxmlformats.org/officeDocument/2006/math" xmlns:v="urn:schemas-microsoft-com:vml" xmlns:wp14="http://schemas.microsoft.com/office/word/2010/wordprocessingDrawing" xmlns:wp="http://schemas.openxmlformats.org/drawingml/2006/wordprocessingDrawing" xmlns:w10="urn:schemas-microsoft-com:office:word" xmlns:w="http://schemas.openxmlformats.org/wordprocessingml/2006/main" xmlns:w14="http://schemas.microsoft.com/office/word/2010/wordml" xmlns:w15="http://schemas.microsoft.com/office/word/2012/wordml" xmlns:w16cex="http://schemas.microsoft.com/office/word/2018/wordml/cex" xmlns:w16cid="http://schemas.microsoft.com/office/word/2016/wordml/cid" xmlns:w16="http://schemas.microsoft.com/office/word/2018/wordml" xmlns:w16sdtdh="http://schemas.microsoft.com/office/word/2020/wordml/sdtdatahash" xmlns:w16se="http://schemas.microsoft.com/office/word/2015/wordml/symex" xmlns:wpg="http://schemas.microsoft.com/office/word/2010/wordprocessingGroup" xmlns:wpi="http://schemas.microsoft.com/office/word/2010/wordprocessingInk" xmlns:wne="http://schemas.microsoft.com/office/word/2006/wordml" xmlns:wps="http://schemas.microsoft.com/office/word/2010/wordprocessingShape" mc:Ignorable="w14 w15 w16se w16cid w16 w16cex w16sdtdh wp14">
   <w:body>
     <w:p>
       <w:pPr>
@@ -1013,6 +1013,7 @@
                 <w:lang w:eastAsia="ru-RU"/>
               </w:rPr>
             </w:pPr>
+            <w:proofErr w:type="spellStart"/>
             <w:r>
               <w:rPr>
                 <w:rFonts w:ascii="Times New Roman" w:eastAsia="Times New Roman" w:hAnsi="Times New Roman" w:cs="Times New Roman"/>
@@ -1023,6 +1024,29 @@
                 <w:lang w:eastAsia="ru-RU"/>
               </w:rPr>
               <w:t>Галя</w:t>
+            </w:r>
+            <w:r>
+              <w:rPr>
+                <w:rFonts w:ascii="Times New Roman" w:eastAsia="Times New Roman" w:hAnsi="Times New Roman" w:cs="Times New Roman"/>
+                <w:color w:val="00000A"/>
+                <w:kern w:val="2"/>
+                <w:sz w:val="28"/>
+                <w:szCs w:val="28"/>
+                <w:lang w:eastAsia="ru-RU"/>
+              </w:rPr>
+              <w:t>мова</w:t>
+            </w:r>
+            <w:proofErr w:type="spellEnd"/>
+            <w:r>
+              <w:rPr>
+                <w:rFonts w:ascii="Times New Roman" w:eastAsia="Times New Roman" w:hAnsi="Times New Roman" w:cs="Times New Roman"/>
+                <w:color w:val="00000A"/>
+                <w:kern w:val="2"/>
+                <w:sz w:val="28"/>
+                <w:szCs w:val="28"/>
+                <w:lang w:eastAsia="ru-RU"/>
+              </w:rPr>
+              <w:t xml:space="preserve"> А.З.</w:t>
             </w:r>
           </w:p>
         </w:tc>
@@ -1186,7 +1210,6 @@
                 <w:lang w:eastAsia="ru-RU"/>
               </w:rPr>
             </w:pPr>
-            <w:proofErr w:type="spellStart"/>
             <w:r>
               <w:rPr>
                 <w:rFonts w:ascii="Times New Roman" w:eastAsia="Times New Roman" w:hAnsi="Times New Roman" w:cs="Times New Roman"/>
@@ -1196,19 +1219,7 @@
                 <w:szCs w:val="28"/>
                 <w:lang w:eastAsia="ru-RU"/>
               </w:rPr>
-              <w:t>Лукащук</w:t>
-            </w:r>
-            <w:proofErr w:type="spellEnd"/>
-            <w:r>
-              <w:rPr>
-                <w:rFonts w:ascii="Times New Roman" w:eastAsia="Times New Roman" w:hAnsi="Times New Roman" w:cs="Times New Roman"/>
-                <w:color w:val="00000A"/>
-                <w:kern w:val="2"/>
-                <w:sz w:val="28"/>
-                <w:szCs w:val="28"/>
-                <w:lang w:eastAsia="ru-RU"/>
-              </w:rPr>
-              <w:t xml:space="preserve"> С.Ю.</w:t>
+              <w:t>Лукащук С.Ю.</w:t>
             </w:r>
           </w:p>
         </w:tc>
@@ -1633,7 +1644,15 @@
                         <w:sz w:val="32"/>
                         <w:szCs w:val="32"/>
                       </w:rPr>
-                      <m:t>u=0,</m:t>
+                      <m:t>u</m:t>
+                    </m:r>
+                    <m:r>
+                      <w:rPr>
+                        <w:rFonts w:ascii="Cambria Math" w:hAnsi="Cambria Math"/>
+                        <w:sz w:val="32"/>
+                        <w:szCs w:val="32"/>
+                      </w:rPr>
+                      <m:t>=0,</m:t>
                     </m:r>
                     <m:r>
                       <m:rPr>
@@ -1651,7 +1670,15 @@
                         <w:sz w:val="32"/>
                         <w:szCs w:val="32"/>
                       </w:rPr>
-                      <m:t>x∈(0,∞),</m:t>
+                      <m:t>x</m:t>
+                    </m:r>
+                    <m:r>
+                      <w:rPr>
+                        <w:rFonts w:ascii="Cambria Math" w:hAnsi="Cambria Math"/>
+                        <w:sz w:val="32"/>
+                        <w:szCs w:val="32"/>
+                      </w:rPr>
+                      <m:t>∈(0,∞),</m:t>
                     </m:r>
                     <m:r>
                       <m:rPr>
@@ -1669,7 +1696,15 @@
                         <w:sz w:val="32"/>
                         <w:szCs w:val="32"/>
                       </w:rPr>
-                      <m:t>y∈(0,1);</m:t>
+                      <m:t>y</m:t>
+                    </m:r>
+                    <m:r>
+                      <w:rPr>
+                        <w:rFonts w:ascii="Cambria Math" w:hAnsi="Cambria Math"/>
+                        <w:sz w:val="32"/>
+                        <w:szCs w:val="32"/>
+                      </w:rPr>
+                      <m:t>∈(0,1);</m:t>
                     </m:r>
                   </m:e>
                   <m:e>
@@ -1679,7 +1714,63 @@
                         <w:sz w:val="32"/>
                         <w:szCs w:val="32"/>
                       </w:rPr>
-                      <m:t>u(0,y)=f(y),</m:t>
+                      <m:t>u</m:t>
+                    </m:r>
+                    <m:r>
+                      <w:rPr>
+                        <w:rFonts w:ascii="Cambria Math" w:hAnsi="Cambria Math"/>
+                        <w:sz w:val="32"/>
+                        <w:szCs w:val="32"/>
+                      </w:rPr>
+                      <m:t>(0,</m:t>
+                    </m:r>
+                    <m:r>
+                      <w:rPr>
+                        <w:rFonts w:ascii="Cambria Math" w:hAnsi="Cambria Math"/>
+                        <w:sz w:val="32"/>
+                        <w:szCs w:val="32"/>
+                      </w:rPr>
+                      <m:t>y</m:t>
+                    </m:r>
+                    <m:r>
+                      <w:rPr>
+                        <w:rFonts w:ascii="Cambria Math" w:hAnsi="Cambria Math"/>
+                        <w:sz w:val="32"/>
+                        <w:szCs w:val="32"/>
+                      </w:rPr>
+                      <m:t>)=</m:t>
+                    </m:r>
+                    <m:r>
+                      <w:rPr>
+                        <w:rFonts w:ascii="Cambria Math" w:hAnsi="Cambria Math"/>
+                        <w:sz w:val="32"/>
+                        <w:szCs w:val="32"/>
+                      </w:rPr>
+                      <m:t>f</m:t>
+                    </m:r>
+                    <m:r>
+                      <w:rPr>
+                        <w:rFonts w:ascii="Cambria Math" w:hAnsi="Cambria Math"/>
+                        <w:sz w:val="32"/>
+                        <w:szCs w:val="32"/>
+                      </w:rPr>
+                      <m:t>(</m:t>
+                    </m:r>
+                    <m:r>
+                      <w:rPr>
+                        <w:rFonts w:ascii="Cambria Math" w:hAnsi="Cambria Math"/>
+                        <w:sz w:val="32"/>
+                        <w:szCs w:val="32"/>
+                      </w:rPr>
+                      <m:t>y</m:t>
+                    </m:r>
+                    <m:r>
+                      <w:rPr>
+                        <w:rFonts w:ascii="Cambria Math" w:hAnsi="Cambria Math"/>
+                        <w:sz w:val="32"/>
+                        <w:szCs w:val="32"/>
+                      </w:rPr>
+                      <m:t>),</m:t>
                     </m:r>
                     <m:r>
                       <m:rPr>
@@ -1697,7 +1788,15 @@
                         <w:sz w:val="32"/>
                         <w:szCs w:val="32"/>
                       </w:rPr>
-                      <m:t>y∈[0,1];</m:t>
+                      <m:t>y</m:t>
+                    </m:r>
+                    <m:r>
+                      <w:rPr>
+                        <w:rFonts w:ascii="Cambria Math" w:hAnsi="Cambria Math"/>
+                        <w:sz w:val="32"/>
+                        <w:szCs w:val="32"/>
+                      </w:rPr>
+                      <m:t>∈[0,1];</m:t>
                     </m:r>
                   </m:e>
                   <m:e>
@@ -1707,7 +1806,63 @@
                         <w:sz w:val="32"/>
                         <w:szCs w:val="32"/>
                       </w:rPr>
-                      <m:t>u(x,0)=u(x,1)=0,</m:t>
+                      <m:t>u</m:t>
+                    </m:r>
+                    <m:r>
+                      <w:rPr>
+                        <w:rFonts w:ascii="Cambria Math" w:hAnsi="Cambria Math"/>
+                        <w:sz w:val="32"/>
+                        <w:szCs w:val="32"/>
+                      </w:rPr>
+                      <m:t>(</m:t>
+                    </m:r>
+                    <m:r>
+                      <w:rPr>
+                        <w:rFonts w:ascii="Cambria Math" w:hAnsi="Cambria Math"/>
+                        <w:sz w:val="32"/>
+                        <w:szCs w:val="32"/>
+                      </w:rPr>
+                      <m:t>x</m:t>
+                    </m:r>
+                    <m:r>
+                      <w:rPr>
+                        <w:rFonts w:ascii="Cambria Math" w:hAnsi="Cambria Math"/>
+                        <w:sz w:val="32"/>
+                        <w:szCs w:val="32"/>
+                      </w:rPr>
+                      <m:t>,0)=</m:t>
+                    </m:r>
+                    <m:r>
+                      <w:rPr>
+                        <w:rFonts w:ascii="Cambria Math" w:hAnsi="Cambria Math"/>
+                        <w:sz w:val="32"/>
+                        <w:szCs w:val="32"/>
+                      </w:rPr>
+                      <m:t>u</m:t>
+                    </m:r>
+                    <m:r>
+                      <w:rPr>
+                        <w:rFonts w:ascii="Cambria Math" w:hAnsi="Cambria Math"/>
+                        <w:sz w:val="32"/>
+                        <w:szCs w:val="32"/>
+                      </w:rPr>
+                      <m:t>(</m:t>
+                    </m:r>
+                    <m:r>
+                      <w:rPr>
+                        <w:rFonts w:ascii="Cambria Math" w:hAnsi="Cambria Math"/>
+                        <w:sz w:val="32"/>
+                        <w:szCs w:val="32"/>
+                      </w:rPr>
+                      <m:t>x</m:t>
+                    </m:r>
+                    <m:r>
+                      <w:rPr>
+                        <w:rFonts w:ascii="Cambria Math" w:hAnsi="Cambria Math"/>
+                        <w:sz w:val="32"/>
+                        <w:szCs w:val="32"/>
+                      </w:rPr>
+                      <m:t>,1)=0,</m:t>
                     </m:r>
                     <m:r>
                       <m:rPr>
@@ -1725,7 +1880,15 @@
                         <w:sz w:val="32"/>
                         <w:szCs w:val="32"/>
                       </w:rPr>
-                      <m:t>x∈[0,∞),</m:t>
+                      <m:t>x</m:t>
+                    </m:r>
+                    <m:r>
+                      <w:rPr>
+                        <w:rFonts w:ascii="Cambria Math" w:hAnsi="Cambria Math"/>
+                        <w:sz w:val="32"/>
+                        <w:szCs w:val="32"/>
+                      </w:rPr>
+                      <m:t>∈[0,∞),</m:t>
                     </m:r>
                   </m:e>
                 </m:eqArr>
@@ -1804,10 +1967,10 @@
             <v:path o:extrusionok="f" gradientshapeok="t" o:connecttype="rect"/>
             <o:lock v:ext="edit" aspectratio="t"/>
           </v:shapetype>
-          <v:shape id="_x0000_i1025" type="#_x0000_t75" alt="" style="width:10.2pt;height:14.4pt;mso-width-percent:0;mso-height-percent:0;mso-width-percent:0;mso-height-percent:0" o:ole="">
+          <v:shape id="_x0000_i1025" type="#_x0000_t75" alt="" style="width:10.5pt;height:14.25pt;mso-width-percent:0;mso-height-percent:0;mso-width-percent:0;mso-height-percent:0" o:ole="">
             <v:imagedata r:id="rId5" o:title=""/>
           </v:shape>
-          <o:OLEObject Type="Embed" ProgID="Equation.3" ShapeID="_x0000_i1025" DrawAspect="Content" ObjectID="_1805882179" r:id="rId6"/>
+          <o:OLEObject Type="Embed" ProgID="Equation.3" ShapeID="_x0000_i1025" DrawAspect="Content" ObjectID="_1806093496" r:id="rId6"/>
         </w:object>
       </w:r>
       <w:r>
@@ -1819,10 +1982,10 @@
           <w:position w:val="-6"/>
         </w:rPr>
         <w:object w:dxaOrig="216" w:dyaOrig="324" w14:anchorId="1D1D7E1C">
-          <v:shape id="_x0000_i1026" type="#_x0000_t75" alt="" style="width:10.2pt;height:15.6pt;mso-width-percent:0;mso-height-percent:0;mso-width-percent:0;mso-height-percent:0" o:ole="">
+          <v:shape id="_x0000_i1026" type="#_x0000_t75" alt="" style="width:10.5pt;height:15.75pt;mso-width-percent:0;mso-height-percent:0;mso-width-percent:0;mso-height-percent:0" o:ole="">
             <v:imagedata r:id="rId7" o:title=""/>
           </v:shape>
-          <o:OLEObject Type="Embed" ProgID="Equation.3" ShapeID="_x0000_i1026" DrawAspect="Content" ObjectID="_1805882180" r:id="rId8"/>
+          <o:OLEObject Type="Embed" ProgID="Equation.3" ShapeID="_x0000_i1026" DrawAspect="Content" ObjectID="_1806093497" r:id="rId8"/>
         </w:object>
       </w:r>
       <w:r>
@@ -2034,7 +2197,16 @@
               <w:spacing w:val="3"/>
               <w:lang w:eastAsia="ru-RU"/>
             </w:rPr>
-            <m:t>u=0,</m:t>
+            <m:t>u</m:t>
+          </m:r>
+          <m:r>
+            <w:rPr>
+              <w:rFonts w:ascii="Cambria Math" w:hAnsi="Cambria Math"/>
+              <w:color w:val="000000"/>
+              <w:spacing w:val="3"/>
+              <w:lang w:eastAsia="ru-RU"/>
+            </w:rPr>
+            <m:t>=0,</m:t>
           </m:r>
         </m:oMath>
       </m:oMathPara>
@@ -2354,7 +2526,55 @@
                         <w:sz w:val="32"/>
                         <w:szCs w:val="32"/>
                       </w:rPr>
-                      <m:t>[1+εϕ(y)]u=0</m:t>
+                      <m:t>[1+</m:t>
+                    </m:r>
+                    <m:r>
+                      <w:rPr>
+                        <w:rFonts w:ascii="Cambria Math" w:hAnsi="Cambria Math"/>
+                        <w:sz w:val="32"/>
+                        <w:szCs w:val="32"/>
+                      </w:rPr>
+                      <m:t>εϕ</m:t>
+                    </m:r>
+                    <m:r>
+                      <w:rPr>
+                        <w:rFonts w:ascii="Cambria Math" w:hAnsi="Cambria Math"/>
+                        <w:sz w:val="32"/>
+                        <w:szCs w:val="32"/>
+                      </w:rPr>
+                      <m:t>(</m:t>
+                    </m:r>
+                    <m:r>
+                      <w:rPr>
+                        <w:rFonts w:ascii="Cambria Math" w:hAnsi="Cambria Math"/>
+                        <w:sz w:val="32"/>
+                        <w:szCs w:val="32"/>
+                      </w:rPr>
+                      <m:t>y</m:t>
+                    </m:r>
+                    <m:r>
+                      <w:rPr>
+                        <w:rFonts w:ascii="Cambria Math" w:hAnsi="Cambria Math"/>
+                        <w:sz w:val="32"/>
+                        <w:szCs w:val="32"/>
+                      </w:rPr>
+                      <m:t>)]</m:t>
+                    </m:r>
+                    <m:r>
+                      <w:rPr>
+                        <w:rFonts w:ascii="Cambria Math" w:hAnsi="Cambria Math"/>
+                        <w:sz w:val="32"/>
+                        <w:szCs w:val="32"/>
+                      </w:rPr>
+                      <m:t>u</m:t>
+                    </m:r>
+                    <m:r>
+                      <w:rPr>
+                        <w:rFonts w:ascii="Cambria Math" w:hAnsi="Cambria Math"/>
+                        <w:sz w:val="32"/>
+                        <w:szCs w:val="32"/>
+                      </w:rPr>
+                      <m:t>=0</m:t>
                     </m:r>
                     <w:bookmarkEnd w:id="0"/>
                     <m:r>
@@ -2381,7 +2601,15 @@
                         <w:sz w:val="32"/>
                         <w:szCs w:val="32"/>
                       </w:rPr>
-                      <m:t>x∈(0,∞),</m:t>
+                      <m:t>x</m:t>
+                    </m:r>
+                    <m:r>
+                      <w:rPr>
+                        <w:rFonts w:ascii="Cambria Math" w:hAnsi="Cambria Math"/>
+                        <w:sz w:val="32"/>
+                        <w:szCs w:val="32"/>
+                      </w:rPr>
+                      <m:t>∈(0,∞),</m:t>
                     </m:r>
                     <m:r>
                       <m:rPr>
@@ -2399,7 +2627,15 @@
                         <w:sz w:val="32"/>
                         <w:szCs w:val="32"/>
                       </w:rPr>
-                      <m:t>y∈(0,1);</m:t>
+                      <m:t>y</m:t>
+                    </m:r>
+                    <m:r>
+                      <w:rPr>
+                        <w:rFonts w:ascii="Cambria Math" w:hAnsi="Cambria Math"/>
+                        <w:sz w:val="32"/>
+                        <w:szCs w:val="32"/>
+                      </w:rPr>
+                      <m:t>∈(0,1);</m:t>
                     </m:r>
                   </m:e>
                   <m:e>
@@ -2429,7 +2665,15 @@
                             <w:sz w:val="32"/>
                             <w:szCs w:val="32"/>
                           </w:rPr>
-                          <m:t>0,y</m:t>
+                          <m:t>0,</m:t>
+                        </m:r>
+                        <m:r>
+                          <w:rPr>
+                            <w:rFonts w:ascii="Cambria Math" w:hAnsi="Cambria Math"/>
+                            <w:sz w:val="32"/>
+                            <w:szCs w:val="32"/>
+                          </w:rPr>
+                          <m:t>y</m:t>
                         </m:r>
                       </m:e>
                     </m:d>
@@ -2439,7 +2683,15 @@
                         <w:sz w:val="32"/>
                         <w:szCs w:val="32"/>
                       </w:rPr>
-                      <m:t>=f</m:t>
+                      <m:t>=</m:t>
+                    </m:r>
+                    <m:r>
+                      <w:rPr>
+                        <w:rFonts w:ascii="Cambria Math" w:hAnsi="Cambria Math"/>
+                        <w:sz w:val="32"/>
+                        <w:szCs w:val="32"/>
+                      </w:rPr>
+                      <m:t>f</m:t>
                     </m:r>
                     <m:d>
                       <m:dPr>
@@ -2469,7 +2721,23 @@
                         <w:sz w:val="32"/>
                         <w:szCs w:val="32"/>
                       </w:rPr>
-                      <m:t>,  y∈[0,1];</m:t>
+                      <m:t xml:space="preserve">,  </m:t>
+                    </m:r>
+                    <m:r>
+                      <w:rPr>
+                        <w:rFonts w:ascii="Cambria Math" w:hAnsi="Cambria Math"/>
+                        <w:sz w:val="32"/>
+                        <w:szCs w:val="32"/>
+                      </w:rPr>
+                      <m:t>y</m:t>
+                    </m:r>
+                    <m:r>
+                      <w:rPr>
+                        <w:rFonts w:ascii="Cambria Math" w:hAnsi="Cambria Math"/>
+                        <w:sz w:val="32"/>
+                        <w:szCs w:val="32"/>
+                      </w:rPr>
+                      <m:t>∈[0,1];</m:t>
                     </m:r>
                   </m:e>
                   <m:e>
@@ -2479,7 +2747,63 @@
                         <w:sz w:val="32"/>
                         <w:szCs w:val="32"/>
                       </w:rPr>
-                      <m:t>u(x,0)=u(x,1)=0,</m:t>
+                      <m:t>u</m:t>
+                    </m:r>
+                    <m:r>
+                      <w:rPr>
+                        <w:rFonts w:ascii="Cambria Math" w:hAnsi="Cambria Math"/>
+                        <w:sz w:val="32"/>
+                        <w:szCs w:val="32"/>
+                      </w:rPr>
+                      <m:t>(</m:t>
+                    </m:r>
+                    <m:r>
+                      <w:rPr>
+                        <w:rFonts w:ascii="Cambria Math" w:hAnsi="Cambria Math"/>
+                        <w:sz w:val="32"/>
+                        <w:szCs w:val="32"/>
+                      </w:rPr>
+                      <m:t>x</m:t>
+                    </m:r>
+                    <m:r>
+                      <w:rPr>
+                        <w:rFonts w:ascii="Cambria Math" w:hAnsi="Cambria Math"/>
+                        <w:sz w:val="32"/>
+                        <w:szCs w:val="32"/>
+                      </w:rPr>
+                      <m:t>,0)=</m:t>
+                    </m:r>
+                    <m:r>
+                      <w:rPr>
+                        <w:rFonts w:ascii="Cambria Math" w:hAnsi="Cambria Math"/>
+                        <w:sz w:val="32"/>
+                        <w:szCs w:val="32"/>
+                      </w:rPr>
+                      <m:t>u</m:t>
+                    </m:r>
+                    <m:r>
+                      <w:rPr>
+                        <w:rFonts w:ascii="Cambria Math" w:hAnsi="Cambria Math"/>
+                        <w:sz w:val="32"/>
+                        <w:szCs w:val="32"/>
+                      </w:rPr>
+                      <m:t>(</m:t>
+                    </m:r>
+                    <m:r>
+                      <w:rPr>
+                        <w:rFonts w:ascii="Cambria Math" w:hAnsi="Cambria Math"/>
+                        <w:sz w:val="32"/>
+                        <w:szCs w:val="32"/>
+                      </w:rPr>
+                      <m:t>x</m:t>
+                    </m:r>
+                    <m:r>
+                      <w:rPr>
+                        <w:rFonts w:ascii="Cambria Math" w:hAnsi="Cambria Math"/>
+                        <w:sz w:val="32"/>
+                        <w:szCs w:val="32"/>
+                      </w:rPr>
+                      <m:t>,1)=0,</m:t>
                     </m:r>
                     <m:r>
                       <m:rPr>
@@ -2497,7 +2821,15 @@
                         <w:sz w:val="32"/>
                         <w:szCs w:val="32"/>
                       </w:rPr>
-                      <m:t>x∈[0,∞).</m:t>
+                      <m:t>x</m:t>
+                    </m:r>
+                    <m:r>
+                      <w:rPr>
+                        <w:rFonts w:ascii="Cambria Math" w:hAnsi="Cambria Math"/>
+                        <w:sz w:val="32"/>
+                        <w:szCs w:val="32"/>
+                      </w:rPr>
+                      <m:t>∈[0,∞).</m:t>
                     </m:r>
                   </m:e>
                 </m:eqArr>
@@ -3317,7 +3649,16 @@
               <w:sz w:val="28"/>
               <w:szCs w:val="28"/>
             </w:rPr>
-            <m:t>=i</m:t>
+            <m:t>=</m:t>
+          </m:r>
+          <m:r>
+            <w:rPr>
+              <w:rFonts w:ascii="Cambria Math" w:hAnsi="Cambria Math" w:cs="Times New Roman"/>
+              <w:color w:val="000000" w:themeColor="text1"/>
+              <w:sz w:val="28"/>
+              <w:szCs w:val="28"/>
+            </w:rPr>
+            <m:t>i</m:t>
           </m:r>
           <m:r>
             <m:rPr>
@@ -3435,7 +3776,16 @@
               <w:sz w:val="28"/>
               <w:szCs w:val="28"/>
             </w:rPr>
-            <m:t>=j</m:t>
+            <m:t>=</m:t>
+          </m:r>
+          <m:r>
+            <w:rPr>
+              <w:rFonts w:ascii="Cambria Math" w:hAnsi="Cambria Math" w:cs="Times New Roman"/>
+              <w:color w:val="000000" w:themeColor="text1"/>
+              <w:sz w:val="28"/>
+              <w:szCs w:val="28"/>
+            </w:rPr>
+            <m:t>j</m:t>
           </m:r>
           <m:r>
             <m:rPr>
@@ -3509,7 +3859,25 @@
               <w:sz w:val="28"/>
               <w:szCs w:val="28"/>
             </w:rPr>
-            <m:t>,  i=</m:t>
+            <m:t xml:space="preserve">,  </m:t>
+          </m:r>
+          <m:r>
+            <w:rPr>
+              <w:rFonts w:ascii="Cambria Math" w:hAnsi="Cambria Math" w:cs="Times New Roman"/>
+              <w:color w:val="000000" w:themeColor="text1"/>
+              <w:sz w:val="28"/>
+              <w:szCs w:val="28"/>
+            </w:rPr>
+            <m:t>i</m:t>
+          </m:r>
+          <m:r>
+            <w:rPr>
+              <w:rFonts w:ascii="Cambria Math" w:hAnsi="Cambria Math" w:cs="Times New Roman"/>
+              <w:color w:val="000000" w:themeColor="text1"/>
+              <w:sz w:val="28"/>
+              <w:szCs w:val="28"/>
+            </w:rPr>
+            <m:t>=</m:t>
           </m:r>
           <m:acc>
             <m:accPr>
@@ -3588,7 +3956,16 @@
               <w:sz w:val="28"/>
               <w:szCs w:val="28"/>
             </w:rPr>
-            <m:t>j=</m:t>
+            <m:t>j</m:t>
+          </m:r>
+          <m:r>
+            <w:rPr>
+              <w:rFonts w:ascii="Cambria Math" w:hAnsi="Cambria Math" w:cs="Times New Roman"/>
+              <w:color w:val="000000" w:themeColor="text1"/>
+              <w:sz w:val="28"/>
+              <w:szCs w:val="28"/>
+            </w:rPr>
+            <m:t>=</m:t>
           </m:r>
           <m:acc>
             <m:accPr>
@@ -4253,7 +4630,16 @@
                       <w:sz w:val="28"/>
                       <w:szCs w:val="28"/>
                     </w:rPr>
-                    <m:t>i+1</m:t>
+                    <m:t>i</m:t>
+                  </m:r>
+                  <m:r>
+                    <w:rPr>
+                      <w:rFonts w:ascii="Cambria Math" w:eastAsiaTheme="minorEastAsia" w:hAnsi="Cambria Math" w:cs="Times New Roman"/>
+                      <w:color w:val="000000" w:themeColor="text1"/>
+                      <w:sz w:val="28"/>
+                      <w:szCs w:val="28"/>
+                    </w:rPr>
+                    <m:t>+1</m:t>
                   </m:r>
                   <m:r>
                     <w:rPr>
@@ -4283,7 +4669,16 @@
                   <w:sz w:val="28"/>
                   <w:szCs w:val="28"/>
                 </w:rPr>
-                <m:t>-2</m:t>
+                <m:t>-</m:t>
+              </m:r>
+              <m:r>
+                <w:rPr>
+                  <w:rFonts w:ascii="Cambria Math" w:eastAsiaTheme="minorEastAsia" w:hAnsi="Cambria Math" w:cs="Times New Roman"/>
+                  <w:color w:val="000000" w:themeColor="text1"/>
+                  <w:sz w:val="28"/>
+                  <w:szCs w:val="28"/>
+                </w:rPr>
+                <m:t>2</m:t>
               </m:r>
               <m:sSub>
                 <m:sSubPr>
@@ -4360,7 +4755,34 @@
                       <w:sz w:val="28"/>
                       <w:szCs w:val="28"/>
                     </w:rPr>
-                    <m:t>i-1,j</m:t>
+                    <m:t>i</m:t>
+                  </m:r>
+                  <m:r>
+                    <w:rPr>
+                      <w:rFonts w:ascii="Cambria Math" w:eastAsiaTheme="minorEastAsia" w:hAnsi="Cambria Math" w:cs="Times New Roman"/>
+                      <w:color w:val="000000" w:themeColor="text1"/>
+                      <w:sz w:val="28"/>
+                      <w:szCs w:val="28"/>
+                    </w:rPr>
+                    <m:t>-</m:t>
+                  </m:r>
+                  <m:r>
+                    <w:rPr>
+                      <w:rFonts w:ascii="Cambria Math" w:eastAsiaTheme="minorEastAsia" w:hAnsi="Cambria Math" w:cs="Times New Roman"/>
+                      <w:color w:val="000000" w:themeColor="text1"/>
+                      <w:sz w:val="28"/>
+                      <w:szCs w:val="28"/>
+                    </w:rPr>
+                    <m:t>1,</m:t>
+                  </m:r>
+                  <m:r>
+                    <w:rPr>
+                      <w:rFonts w:ascii="Cambria Math" w:eastAsiaTheme="minorEastAsia" w:hAnsi="Cambria Math" w:cs="Times New Roman"/>
+                      <w:color w:val="000000" w:themeColor="text1"/>
+                      <w:sz w:val="28"/>
+                      <w:szCs w:val="28"/>
+                    </w:rPr>
+                    <m:t>j</m:t>
                   </m:r>
                 </m:sub>
               </m:sSub>
@@ -4386,7 +4808,16 @@
                       <w:sz w:val="28"/>
                       <w:szCs w:val="28"/>
                     </w:rPr>
-                    <m:t>∆x</m:t>
+                    <m:t>∆</m:t>
+                  </m:r>
+                  <m:r>
+                    <w:rPr>
+                      <w:rFonts w:ascii="Cambria Math" w:eastAsiaTheme="minorEastAsia" w:hAnsi="Cambria Math" w:cs="Times New Roman"/>
+                      <w:color w:val="000000" w:themeColor="text1"/>
+                      <w:sz w:val="28"/>
+                      <w:szCs w:val="28"/>
+                    </w:rPr>
+                    <m:t>x</m:t>
                   </m:r>
                 </m:e>
                 <m:sup>
@@ -4456,7 +4887,34 @@
                       <w:sz w:val="28"/>
                       <w:szCs w:val="28"/>
                     </w:rPr>
-                    <m:t>i,j+1</m:t>
+                    <m:t>i</m:t>
+                  </m:r>
+                  <m:r>
+                    <w:rPr>
+                      <w:rFonts w:ascii="Cambria Math" w:eastAsiaTheme="minorEastAsia" w:hAnsi="Cambria Math" w:cs="Times New Roman"/>
+                      <w:color w:val="000000" w:themeColor="text1"/>
+                      <w:sz w:val="28"/>
+                      <w:szCs w:val="28"/>
+                    </w:rPr>
+                    <m:t>,</m:t>
+                  </m:r>
+                  <m:r>
+                    <w:rPr>
+                      <w:rFonts w:ascii="Cambria Math" w:eastAsiaTheme="minorEastAsia" w:hAnsi="Cambria Math" w:cs="Times New Roman"/>
+                      <w:color w:val="000000" w:themeColor="text1"/>
+                      <w:sz w:val="28"/>
+                      <w:szCs w:val="28"/>
+                    </w:rPr>
+                    <m:t>j</m:t>
+                  </m:r>
+                  <m:r>
+                    <w:rPr>
+                      <w:rFonts w:ascii="Cambria Math" w:eastAsiaTheme="minorEastAsia" w:hAnsi="Cambria Math" w:cs="Times New Roman"/>
+                      <w:color w:val="000000" w:themeColor="text1"/>
+                      <w:sz w:val="28"/>
+                      <w:szCs w:val="28"/>
+                    </w:rPr>
+                    <m:t>+1</m:t>
                   </m:r>
                 </m:sub>
               </m:sSub>
@@ -4467,7 +4925,16 @@
                   <w:sz w:val="28"/>
                   <w:szCs w:val="28"/>
                 </w:rPr>
-                <m:t>-2</m:t>
+                <m:t>-</m:t>
+              </m:r>
+              <m:r>
+                <w:rPr>
+                  <w:rFonts w:ascii="Cambria Math" w:eastAsiaTheme="minorEastAsia" w:hAnsi="Cambria Math" w:cs="Times New Roman"/>
+                  <w:color w:val="000000" w:themeColor="text1"/>
+                  <w:sz w:val="28"/>
+                  <w:szCs w:val="28"/>
+                </w:rPr>
+                <m:t>2</m:t>
               </m:r>
               <m:sSub>
                 <m:sSubPr>
@@ -4544,7 +5011,43 @@
                       <w:sz w:val="28"/>
                       <w:szCs w:val="28"/>
                     </w:rPr>
-                    <m:t>i,j-1</m:t>
+                    <m:t>i</m:t>
+                  </m:r>
+                  <m:r>
+                    <w:rPr>
+                      <w:rFonts w:ascii="Cambria Math" w:eastAsiaTheme="minorEastAsia" w:hAnsi="Cambria Math" w:cs="Times New Roman"/>
+                      <w:color w:val="000000" w:themeColor="text1"/>
+                      <w:sz w:val="28"/>
+                      <w:szCs w:val="28"/>
+                    </w:rPr>
+                    <m:t>,</m:t>
+                  </m:r>
+                  <m:r>
+                    <w:rPr>
+                      <w:rFonts w:ascii="Cambria Math" w:eastAsiaTheme="minorEastAsia" w:hAnsi="Cambria Math" w:cs="Times New Roman"/>
+                      <w:color w:val="000000" w:themeColor="text1"/>
+                      <w:sz w:val="28"/>
+                      <w:szCs w:val="28"/>
+                    </w:rPr>
+                    <m:t>j</m:t>
+                  </m:r>
+                  <m:r>
+                    <w:rPr>
+                      <w:rFonts w:ascii="Cambria Math" w:eastAsiaTheme="minorEastAsia" w:hAnsi="Cambria Math" w:cs="Times New Roman"/>
+                      <w:color w:val="000000" w:themeColor="text1"/>
+                      <w:sz w:val="28"/>
+                      <w:szCs w:val="28"/>
+                    </w:rPr>
+                    <m:t>-</m:t>
+                  </m:r>
+                  <m:r>
+                    <w:rPr>
+                      <w:rFonts w:ascii="Cambria Math" w:eastAsiaTheme="minorEastAsia" w:hAnsi="Cambria Math" w:cs="Times New Roman"/>
+                      <w:color w:val="000000" w:themeColor="text1"/>
+                      <w:sz w:val="28"/>
+                      <w:szCs w:val="28"/>
+                    </w:rPr>
+                    <m:t>1</m:t>
                   </m:r>
                 </m:sub>
               </m:sSub>
@@ -4570,7 +5073,16 @@
                       <w:sz w:val="28"/>
                       <w:szCs w:val="28"/>
                     </w:rPr>
-                    <m:t>∆y</m:t>
+                    <m:t>∆</m:t>
+                  </m:r>
+                  <m:r>
+                    <w:rPr>
+                      <w:rFonts w:ascii="Cambria Math" w:eastAsiaTheme="minorEastAsia" w:hAnsi="Cambria Math" w:cs="Times New Roman"/>
+                      <w:color w:val="000000" w:themeColor="text1"/>
+                      <w:sz w:val="28"/>
+                      <w:szCs w:val="28"/>
+                    </w:rPr>
+                    <m:t>y</m:t>
                   </m:r>
                 </m:e>
                 <m:sup>
@@ -4658,7 +5170,17 @@
                   <w:szCs w:val="28"/>
                   <w:lang w:val="en-US"/>
                 </w:rPr>
-                <m:t>1+ε</m:t>
+                <m:t>1+</m:t>
+              </m:r>
+              <m:r>
+                <w:rPr>
+                  <w:rFonts w:ascii="Cambria Math" w:hAnsi="Cambria Math" w:cs="Times New Roman"/>
+                  <w:color w:val="000000" w:themeColor="text1"/>
+                  <w:sz w:val="28"/>
+                  <w:szCs w:val="28"/>
+                  <w:lang w:val="en-US"/>
+                </w:rPr>
+                <m:t>ε</m:t>
               </m:r>
               <m:sSub>
                 <m:sSubPr>
@@ -4795,7 +5317,17 @@
                   <w:szCs w:val="28"/>
                   <w:lang w:val="en-US"/>
                 </w:rPr>
-                <m:t>0j</m:t>
+                <m:t>0</m:t>
+              </m:r>
+              <m:r>
+                <w:rPr>
+                  <w:rFonts w:ascii="Cambria Math" w:hAnsi="Cambria Math" w:cs="Times New Roman"/>
+                  <w:color w:val="000000" w:themeColor="text1"/>
+                  <w:sz w:val="28"/>
+                  <w:szCs w:val="28"/>
+                  <w:lang w:val="en-US"/>
+                </w:rPr>
+                <m:t>j</m:t>
               </m:r>
             </m:sub>
           </m:sSub>
@@ -4887,7 +5419,17 @@
                   <w:szCs w:val="28"/>
                   <w:lang w:val="en-US"/>
                 </w:rPr>
-                <m:t>i0</m:t>
+                <m:t>i</m:t>
+              </m:r>
+              <m:r>
+                <w:rPr>
+                  <w:rFonts w:ascii="Cambria Math" w:hAnsi="Cambria Math" w:cs="Times New Roman"/>
+                  <w:color w:val="000000" w:themeColor="text1"/>
+                  <w:sz w:val="28"/>
+                  <w:szCs w:val="28"/>
+                  <w:lang w:val="en-US"/>
+                </w:rPr>
+                <m:t>0</m:t>
               </m:r>
             </m:sub>
           </m:sSub>
@@ -5142,7 +5684,27 @@
                   <w:szCs w:val="28"/>
                   <w:lang w:val="en-US"/>
                 </w:rPr>
-                <m:t>-1,j</m:t>
+                <m:t>-</m:t>
+              </m:r>
+              <m:r>
+                <w:rPr>
+                  <w:rFonts w:ascii="Cambria Math" w:hAnsi="Cambria Math" w:cs="Times New Roman"/>
+                  <w:color w:val="000000" w:themeColor="text1"/>
+                  <w:sz w:val="28"/>
+                  <w:szCs w:val="28"/>
+                  <w:lang w:val="en-US"/>
+                </w:rPr>
+                <m:t>1,</m:t>
+              </m:r>
+              <m:r>
+                <w:rPr>
+                  <w:rFonts w:ascii="Cambria Math" w:hAnsi="Cambria Math" w:cs="Times New Roman"/>
+                  <w:color w:val="000000" w:themeColor="text1"/>
+                  <w:sz w:val="28"/>
+                  <w:szCs w:val="28"/>
+                  <w:lang w:val="en-US"/>
+                </w:rPr>
+                <m:t>j</m:t>
               </m:r>
             </m:sub>
           </m:sSub>
@@ -5243,7 +5805,16 @@
                       <w:sz w:val="28"/>
                       <w:szCs w:val="28"/>
                     </w:rPr>
-                    <m:t>∆x</m:t>
+                    <m:t>∆</m:t>
+                  </m:r>
+                  <m:r>
+                    <w:rPr>
+                      <w:rFonts w:ascii="Cambria Math" w:eastAsiaTheme="minorEastAsia" w:hAnsi="Cambria Math" w:cs="Times New Roman"/>
+                      <w:color w:val="000000" w:themeColor="text1"/>
+                      <w:sz w:val="28"/>
+                      <w:szCs w:val="28"/>
+                    </w:rPr>
+                    <m:t>x</m:t>
                   </m:r>
                 </m:e>
                 <m:sup>
@@ -5292,7 +5863,25 @@
                   <w:sz w:val="28"/>
                   <w:szCs w:val="28"/>
                 </w:rPr>
-                <m:t>i+1,j</m:t>
+                <m:t>i</m:t>
+              </m:r>
+              <m:r>
+                <w:rPr>
+                  <w:rFonts w:ascii="Cambria Math" w:eastAsiaTheme="minorEastAsia" w:hAnsi="Cambria Math" w:cs="Times New Roman"/>
+                  <w:color w:val="000000" w:themeColor="text1"/>
+                  <w:sz w:val="28"/>
+                  <w:szCs w:val="28"/>
+                </w:rPr>
+                <m:t>+1,</m:t>
+              </m:r>
+              <m:r>
+                <w:rPr>
+                  <w:rFonts w:ascii="Cambria Math" w:eastAsiaTheme="minorEastAsia" w:hAnsi="Cambria Math" w:cs="Times New Roman"/>
+                  <w:color w:val="000000" w:themeColor="text1"/>
+                  <w:sz w:val="28"/>
+                  <w:szCs w:val="28"/>
+                </w:rPr>
+                <m:t>j</m:t>
               </m:r>
             </m:sub>
           </m:sSub>
@@ -5351,7 +5940,16 @@
                       <w:sz w:val="28"/>
                       <w:szCs w:val="28"/>
                     </w:rPr>
-                    <m:t>∆x</m:t>
+                    <m:t>∆</m:t>
+                  </m:r>
+                  <m:r>
+                    <w:rPr>
+                      <w:rFonts w:ascii="Cambria Math" w:eastAsiaTheme="minorEastAsia" w:hAnsi="Cambria Math" w:cs="Times New Roman"/>
+                      <w:color w:val="000000" w:themeColor="text1"/>
+                      <w:sz w:val="28"/>
+                      <w:szCs w:val="28"/>
+                    </w:rPr>
+                    <m:t>x</m:t>
                   </m:r>
                 </m:e>
                 <m:sup>
@@ -5400,7 +5998,34 @@
                   <w:sz w:val="28"/>
                   <w:szCs w:val="28"/>
                 </w:rPr>
-                <m:t>i-1,j</m:t>
+                <m:t>i</m:t>
+              </m:r>
+              <m:r>
+                <w:rPr>
+                  <w:rFonts w:ascii="Cambria Math" w:eastAsiaTheme="minorEastAsia" w:hAnsi="Cambria Math" w:cs="Times New Roman"/>
+                  <w:color w:val="000000" w:themeColor="text1"/>
+                  <w:sz w:val="28"/>
+                  <w:szCs w:val="28"/>
+                </w:rPr>
+                <m:t>-</m:t>
+              </m:r>
+              <m:r>
+                <w:rPr>
+                  <w:rFonts w:ascii="Cambria Math" w:eastAsiaTheme="minorEastAsia" w:hAnsi="Cambria Math" w:cs="Times New Roman"/>
+                  <w:color w:val="000000" w:themeColor="text1"/>
+                  <w:sz w:val="28"/>
+                  <w:szCs w:val="28"/>
+                </w:rPr>
+                <m:t>1,</m:t>
+              </m:r>
+              <m:r>
+                <w:rPr>
+                  <w:rFonts w:ascii="Cambria Math" w:eastAsiaTheme="minorEastAsia" w:hAnsi="Cambria Math" w:cs="Times New Roman"/>
+                  <w:color w:val="000000" w:themeColor="text1"/>
+                  <w:sz w:val="28"/>
+                  <w:szCs w:val="28"/>
+                </w:rPr>
+                <m:t>j</m:t>
               </m:r>
             </m:sub>
           </m:sSub>
@@ -5492,7 +6117,17 @@
                       <w:szCs w:val="28"/>
                       <w:lang w:val="en-US"/>
                     </w:rPr>
-                    <m:t>1+ε</m:t>
+                    <m:t>1+</m:t>
+                  </m:r>
+                  <m:r>
+                    <w:rPr>
+                      <w:rFonts w:ascii="Cambria Math" w:hAnsi="Cambria Math" w:cs="Times New Roman"/>
+                      <w:color w:val="000000" w:themeColor="text1"/>
+                      <w:sz w:val="28"/>
+                      <w:szCs w:val="28"/>
+                      <w:lang w:val="en-US"/>
+                    </w:rPr>
+                    <m:t>ε</m:t>
                   </m:r>
                   <m:sSub>
                     <m:sSubPr>
@@ -5540,7 +6175,17 @@
                   <w:szCs w:val="28"/>
                   <w:lang w:val="en-US"/>
                 </w:rPr>
-                <m:t>-2</m:t>
+                <m:t>-</m:t>
+              </m:r>
+              <m:r>
+                <w:rPr>
+                  <w:rFonts w:ascii="Cambria Math" w:hAnsi="Cambria Math" w:cs="Times New Roman"/>
+                  <w:color w:val="000000" w:themeColor="text1"/>
+                  <w:sz w:val="28"/>
+                  <w:szCs w:val="28"/>
+                  <w:lang w:val="en-US"/>
+                </w:rPr>
+                <m:t>2</m:t>
               </m:r>
               <m:d>
                 <m:dPr>
@@ -5603,7 +6248,16 @@
                               <w:sz w:val="28"/>
                               <w:szCs w:val="28"/>
                             </w:rPr>
-                            <m:t>∆x</m:t>
+                            <m:t>∆</m:t>
+                          </m:r>
+                          <m:r>
+                            <w:rPr>
+                              <w:rFonts w:ascii="Cambria Math" w:eastAsiaTheme="minorEastAsia" w:hAnsi="Cambria Math" w:cs="Times New Roman"/>
+                              <w:color w:val="000000" w:themeColor="text1"/>
+                              <w:sz w:val="28"/>
+                              <w:szCs w:val="28"/>
+                            </w:rPr>
+                            <m:t>x</m:t>
                           </m:r>
                         </m:e>
                         <m:sup>
@@ -5675,7 +6329,16 @@
                               <w:sz w:val="28"/>
                               <w:szCs w:val="28"/>
                             </w:rPr>
-                            <m:t>∆y</m:t>
+                            <m:t>∆</m:t>
+                          </m:r>
+                          <m:r>
+                            <w:rPr>
+                              <w:rFonts w:ascii="Cambria Math" w:eastAsiaTheme="minorEastAsia" w:hAnsi="Cambria Math" w:cs="Times New Roman"/>
+                              <w:color w:val="000000" w:themeColor="text1"/>
+                              <w:sz w:val="28"/>
+                              <w:szCs w:val="28"/>
+                            </w:rPr>
+                            <m:t>y</m:t>
                           </m:r>
                         </m:e>
                         <m:sup>
@@ -5791,7 +6454,16 @@
                       <w:sz w:val="28"/>
                       <w:szCs w:val="28"/>
                     </w:rPr>
-                    <m:t>∆y</m:t>
+                    <m:t>∆</m:t>
+                  </m:r>
+                  <m:r>
+                    <w:rPr>
+                      <w:rFonts w:ascii="Cambria Math" w:eastAsiaTheme="minorEastAsia" w:hAnsi="Cambria Math" w:cs="Times New Roman"/>
+                      <w:color w:val="000000" w:themeColor="text1"/>
+                      <w:sz w:val="28"/>
+                      <w:szCs w:val="28"/>
+                    </w:rPr>
+                    <m:t>y</m:t>
                   </m:r>
                 </m:e>
                 <m:sup>
@@ -5840,7 +6512,34 @@
                   <w:sz w:val="28"/>
                   <w:szCs w:val="28"/>
                 </w:rPr>
-                <m:t>i,j+1</m:t>
+                <m:t>i</m:t>
+              </m:r>
+              <m:r>
+                <w:rPr>
+                  <w:rFonts w:ascii="Cambria Math" w:eastAsiaTheme="minorEastAsia" w:hAnsi="Cambria Math" w:cs="Times New Roman"/>
+                  <w:color w:val="000000" w:themeColor="text1"/>
+                  <w:sz w:val="28"/>
+                  <w:szCs w:val="28"/>
+                </w:rPr>
+                <m:t>,</m:t>
+              </m:r>
+              <m:r>
+                <w:rPr>
+                  <w:rFonts w:ascii="Cambria Math" w:eastAsiaTheme="minorEastAsia" w:hAnsi="Cambria Math" w:cs="Times New Roman"/>
+                  <w:color w:val="000000" w:themeColor="text1"/>
+                  <w:sz w:val="28"/>
+                  <w:szCs w:val="28"/>
+                </w:rPr>
+                <m:t>j</m:t>
+              </m:r>
+              <m:r>
+                <w:rPr>
+                  <w:rFonts w:ascii="Cambria Math" w:eastAsiaTheme="minorEastAsia" w:hAnsi="Cambria Math" w:cs="Times New Roman"/>
+                  <w:color w:val="000000" w:themeColor="text1"/>
+                  <w:sz w:val="28"/>
+                  <w:szCs w:val="28"/>
+                </w:rPr>
+                <m:t>+1</m:t>
               </m:r>
             </m:sub>
           </m:sSub>
@@ -5900,7 +6599,16 @@
                       <w:sz w:val="28"/>
                       <w:szCs w:val="28"/>
                     </w:rPr>
-                    <m:t>∆y</m:t>
+                    <m:t>∆</m:t>
+                  </m:r>
+                  <m:r>
+                    <w:rPr>
+                      <w:rFonts w:ascii="Cambria Math" w:eastAsiaTheme="minorEastAsia" w:hAnsi="Cambria Math" w:cs="Times New Roman"/>
+                      <w:color w:val="000000" w:themeColor="text1"/>
+                      <w:sz w:val="28"/>
+                      <w:szCs w:val="28"/>
+                    </w:rPr>
+                    <m:t>y</m:t>
                   </m:r>
                 </m:e>
                 <m:sup>
@@ -5949,7 +6657,43 @@
                   <w:sz w:val="28"/>
                   <w:szCs w:val="28"/>
                 </w:rPr>
-                <m:t>i,j-1</m:t>
+                <m:t>i</m:t>
+              </m:r>
+              <m:r>
+                <w:rPr>
+                  <w:rFonts w:ascii="Cambria Math" w:eastAsiaTheme="minorEastAsia" w:hAnsi="Cambria Math" w:cs="Times New Roman"/>
+                  <w:color w:val="000000" w:themeColor="text1"/>
+                  <w:sz w:val="28"/>
+                  <w:szCs w:val="28"/>
+                </w:rPr>
+                <m:t>,</m:t>
+              </m:r>
+              <m:r>
+                <w:rPr>
+                  <w:rFonts w:ascii="Cambria Math" w:eastAsiaTheme="minorEastAsia" w:hAnsi="Cambria Math" w:cs="Times New Roman"/>
+                  <w:color w:val="000000" w:themeColor="text1"/>
+                  <w:sz w:val="28"/>
+                  <w:szCs w:val="28"/>
+                </w:rPr>
+                <m:t>j</m:t>
+              </m:r>
+              <m:r>
+                <w:rPr>
+                  <w:rFonts w:ascii="Cambria Math" w:eastAsiaTheme="minorEastAsia" w:hAnsi="Cambria Math" w:cs="Times New Roman"/>
+                  <w:color w:val="000000" w:themeColor="text1"/>
+                  <w:sz w:val="28"/>
+                  <w:szCs w:val="28"/>
+                </w:rPr>
+                <m:t>-</m:t>
+              </m:r>
+              <m:r>
+                <w:rPr>
+                  <w:rFonts w:ascii="Cambria Math" w:eastAsiaTheme="minorEastAsia" w:hAnsi="Cambria Math" w:cs="Times New Roman"/>
+                  <w:color w:val="000000" w:themeColor="text1"/>
+                  <w:sz w:val="28"/>
+                  <w:szCs w:val="28"/>
+                </w:rPr>
+                <m:t>1</m:t>
               </m:r>
             </m:sub>
           </m:sSub>
@@ -7756,7 +8500,16 @@
               <w:szCs w:val="28"/>
               <w:lang w:eastAsia="ru-RU"/>
             </w:rPr>
-            <m:t>+i</m:t>
+            <m:t>+</m:t>
+          </m:r>
+          <m:r>
+            <w:rPr>
+              <w:rFonts w:ascii="Cambria Math" w:eastAsia="Times New Roman" w:hAnsi="Cambria Math" w:cs="Times New Roman"/>
+              <w:sz w:val="28"/>
+              <w:szCs w:val="28"/>
+              <w:lang w:eastAsia="ru-RU"/>
+            </w:rPr>
+            <m:t>i</m:t>
           </m:r>
           <m:sSub>
             <m:sSubPr>
@@ -7914,7 +8667,25 @@
                   <w:szCs w:val="28"/>
                   <w:lang w:eastAsia="ru-RU"/>
                 </w:rPr>
-                <m:t>v+iw</m:t>
+                <m:t>v</m:t>
+              </m:r>
+              <m:r>
+                <w:rPr>
+                  <w:rFonts w:ascii="Cambria Math" w:eastAsia="Times New Roman" w:hAnsi="Cambria Math" w:cs="Times New Roman"/>
+                  <w:sz w:val="28"/>
+                  <w:szCs w:val="28"/>
+                  <w:lang w:eastAsia="ru-RU"/>
+                </w:rPr>
+                <m:t>+</m:t>
+              </m:r>
+              <m:r>
+                <w:rPr>
+                  <w:rFonts w:ascii="Cambria Math" w:eastAsia="Times New Roman" w:hAnsi="Cambria Math" w:cs="Times New Roman"/>
+                  <w:sz w:val="28"/>
+                  <w:szCs w:val="28"/>
+                  <w:lang w:eastAsia="ru-RU"/>
+                </w:rPr>
+                <m:t>iw</m:t>
               </m:r>
               <m:ctrlPr>
                 <w:rPr>
@@ -8149,7 +8920,16 @@
                       <w:szCs w:val="28"/>
                       <w:lang w:eastAsia="ru-RU"/>
                     </w:rPr>
-                    <m:t>-Im</m:t>
+                    <m:t>-</m:t>
+                  </m:r>
+                  <m:r>
+                    <w:rPr>
+                      <w:rFonts w:ascii="Cambria Math" w:eastAsia="Times New Roman" w:hAnsi="Cambria Math" w:cs="Times New Roman"/>
+                      <w:sz w:val="28"/>
+                      <w:szCs w:val="28"/>
+                      <w:lang w:eastAsia="ru-RU"/>
+                    </w:rPr>
+                    <m:t>Im</m:t>
                   </m:r>
                   <m:d>
                     <m:dPr>
@@ -8278,7 +9058,16 @@
                       <w:szCs w:val="28"/>
                       <w:lang w:eastAsia="ru-RU"/>
                     </w:rPr>
-                    <m:t>-Re</m:t>
+                    <m:t>-</m:t>
+                  </m:r>
+                  <m:r>
+                    <w:rPr>
+                      <w:rFonts w:ascii="Cambria Math" w:eastAsia="Times New Roman" w:hAnsi="Cambria Math" w:cs="Times New Roman"/>
+                      <w:sz w:val="28"/>
+                      <w:szCs w:val="28"/>
+                      <w:lang w:eastAsia="ru-RU"/>
+                    </w:rPr>
+                    <m:t>Re</m:t>
                   </m:r>
                   <m:d>
                     <m:dPr>
@@ -8433,7 +9222,16 @@
                       <w:szCs w:val="28"/>
                       <w:lang w:eastAsia="ru-RU"/>
                     </w:rPr>
-                    <m:t>+Im</m:t>
+                    <m:t>+</m:t>
+                  </m:r>
+                  <m:r>
+                    <w:rPr>
+                      <w:rFonts w:ascii="Cambria Math" w:eastAsia="Times New Roman" w:hAnsi="Cambria Math" w:cs="Times New Roman"/>
+                      <w:sz w:val="28"/>
+                      <w:szCs w:val="28"/>
+                      <w:lang w:eastAsia="ru-RU"/>
+                    </w:rPr>
+                    <m:t>Im</m:t>
                   </m:r>
                   <m:d>
                     <m:dPr>
@@ -8740,7 +9538,15 @@
                       <w:sz w:val="28"/>
                       <w:szCs w:val="28"/>
                     </w:rPr>
-                    <m:t>v=0</m:t>
+                    <m:t>v</m:t>
+                  </m:r>
+                  <m:r>
+                    <w:rPr>
+                      <w:rFonts w:ascii="Cambria Math" w:hAnsi="Cambria Math"/>
+                      <w:sz w:val="28"/>
+                      <w:szCs w:val="28"/>
+                    </w:rPr>
+                    <m:t>=0</m:t>
                   </m:r>
                   <m:r>
                     <w:rPr>
@@ -8887,7 +9693,16 @@
                       <w:szCs w:val="28"/>
                       <w:lang w:eastAsia="ru-RU"/>
                     </w:rPr>
-                    <m:t>+Re</m:t>
+                    <m:t>+</m:t>
+                  </m:r>
+                  <m:r>
+                    <w:rPr>
+                      <w:rFonts w:ascii="Cambria Math" w:eastAsia="Times New Roman" w:hAnsi="Cambria Math" w:cs="Times New Roman"/>
+                      <w:sz w:val="28"/>
+                      <w:szCs w:val="28"/>
+                      <w:lang w:eastAsia="ru-RU"/>
+                    </w:rPr>
+                    <m:t>Re</m:t>
                   </m:r>
                   <m:d>
                     <m:dPr>
@@ -9016,7 +9831,16 @@
                       <w:szCs w:val="28"/>
                       <w:lang w:eastAsia="ru-RU"/>
                     </w:rPr>
-                    <m:t>-Im</m:t>
+                    <m:t>-</m:t>
+                  </m:r>
+                  <m:r>
+                    <w:rPr>
+                      <w:rFonts w:ascii="Cambria Math" w:eastAsia="Times New Roman" w:hAnsi="Cambria Math" w:cs="Times New Roman"/>
+                      <w:sz w:val="28"/>
+                      <w:szCs w:val="28"/>
+                      <w:lang w:eastAsia="ru-RU"/>
+                    </w:rPr>
+                    <m:t>Im</m:t>
                   </m:r>
                   <m:d>
                     <m:dPr>
@@ -9171,7 +9995,16 @@
                       <w:szCs w:val="28"/>
                       <w:lang w:eastAsia="ru-RU"/>
                     </w:rPr>
-                    <m:t>-Re</m:t>
+                    <m:t>-</m:t>
+                  </m:r>
+                  <m:r>
+                    <w:rPr>
+                      <w:rFonts w:ascii="Cambria Math" w:eastAsia="Times New Roman" w:hAnsi="Cambria Math" w:cs="Times New Roman"/>
+                      <w:sz w:val="28"/>
+                      <w:szCs w:val="28"/>
+                      <w:lang w:eastAsia="ru-RU"/>
+                    </w:rPr>
+                    <m:t>Re</m:t>
                   </m:r>
                   <m:d>
                     <m:dPr>
@@ -9471,7 +10304,15 @@
                       <w:sz w:val="28"/>
                       <w:szCs w:val="28"/>
                     </w:rPr>
-                    <m:t>w=0.</m:t>
+                    <m:t>w</m:t>
+                  </m:r>
+                  <m:r>
+                    <w:rPr>
+                      <w:rFonts w:ascii="Cambria Math" w:hAnsi="Cambria Math"/>
+                      <w:sz w:val="28"/>
+                      <w:szCs w:val="28"/>
+                    </w:rPr>
+                    <m:t>=0.</m:t>
                   </m:r>
                 </m:e>
               </m:eqArr>
@@ -9574,7 +10415,34 @@
                   <w:szCs w:val="28"/>
                   <w:lang w:val="en-US" w:eastAsia="ru-RU"/>
                 </w:rPr>
-                <m:t>x=L-0</m:t>
+                <m:t>x</m:t>
+              </m:r>
+              <m:r>
+                <w:rPr>
+                  <w:rFonts w:ascii="Cambria Math" w:eastAsia="Times New Roman" w:hAnsi="Cambria Math" w:cs="Times New Roman"/>
+                  <w:sz w:val="28"/>
+                  <w:szCs w:val="28"/>
+                  <w:lang w:val="en-US" w:eastAsia="ru-RU"/>
+                </w:rPr>
+                <m:t>=</m:t>
+              </m:r>
+              <m:r>
+                <w:rPr>
+                  <w:rFonts w:ascii="Cambria Math" w:eastAsia="Times New Roman" w:hAnsi="Cambria Math" w:cs="Times New Roman"/>
+                  <w:sz w:val="28"/>
+                  <w:szCs w:val="28"/>
+                  <w:lang w:val="en-US" w:eastAsia="ru-RU"/>
+                </w:rPr>
+                <m:t>L</m:t>
+              </m:r>
+              <m:r>
+                <w:rPr>
+                  <w:rFonts w:ascii="Cambria Math" w:eastAsia="Times New Roman" w:hAnsi="Cambria Math" w:cs="Times New Roman"/>
+                  <w:sz w:val="28"/>
+                  <w:szCs w:val="28"/>
+                  <w:lang w:val="en-US" w:eastAsia="ru-RU"/>
+                </w:rPr>
+                <m:t>-0</m:t>
               </m:r>
             </m:sub>
           </m:sSub>
@@ -9635,7 +10503,34 @@
                   <w:szCs w:val="28"/>
                   <w:lang w:val="en-US" w:eastAsia="ru-RU"/>
                 </w:rPr>
-                <m:t>x=L+0</m:t>
+                <m:t>x</m:t>
+              </m:r>
+              <m:r>
+                <w:rPr>
+                  <w:rFonts w:ascii="Cambria Math" w:eastAsia="Times New Roman" w:hAnsi="Cambria Math" w:cs="Times New Roman"/>
+                  <w:sz w:val="28"/>
+                  <w:szCs w:val="28"/>
+                  <w:lang w:val="en-US" w:eastAsia="ru-RU"/>
+                </w:rPr>
+                <m:t>=</m:t>
+              </m:r>
+              <m:r>
+                <w:rPr>
+                  <w:rFonts w:ascii="Cambria Math" w:eastAsia="Times New Roman" w:hAnsi="Cambria Math" w:cs="Times New Roman"/>
+                  <w:sz w:val="28"/>
+                  <w:szCs w:val="28"/>
+                  <w:lang w:val="en-US" w:eastAsia="ru-RU"/>
+                </w:rPr>
+                <m:t>L</m:t>
+              </m:r>
+              <m:r>
+                <w:rPr>
+                  <w:rFonts w:ascii="Cambria Math" w:eastAsia="Times New Roman" w:hAnsi="Cambria Math" w:cs="Times New Roman"/>
+                  <w:sz w:val="28"/>
+                  <w:szCs w:val="28"/>
+                  <w:lang w:val="en-US" w:eastAsia="ru-RU"/>
+                </w:rPr>
+                <m:t>+0</m:t>
               </m:r>
             </m:sub>
           </m:sSub>
@@ -9696,7 +10591,34 @@
                   <w:szCs w:val="28"/>
                   <w:lang w:val="en-US" w:eastAsia="ru-RU"/>
                 </w:rPr>
-                <m:t>x=L+0</m:t>
+                <m:t>x</m:t>
+              </m:r>
+              <m:r>
+                <w:rPr>
+                  <w:rFonts w:ascii="Cambria Math" w:eastAsia="Times New Roman" w:hAnsi="Cambria Math" w:cs="Times New Roman"/>
+                  <w:sz w:val="28"/>
+                  <w:szCs w:val="28"/>
+                  <w:lang w:val="en-US" w:eastAsia="ru-RU"/>
+                </w:rPr>
+                <m:t>=</m:t>
+              </m:r>
+              <m:r>
+                <w:rPr>
+                  <w:rFonts w:ascii="Cambria Math" w:eastAsia="Times New Roman" w:hAnsi="Cambria Math" w:cs="Times New Roman"/>
+                  <w:sz w:val="28"/>
+                  <w:szCs w:val="28"/>
+                  <w:lang w:val="en-US" w:eastAsia="ru-RU"/>
+                </w:rPr>
+                <m:t>L</m:t>
+              </m:r>
+              <m:r>
+                <w:rPr>
+                  <w:rFonts w:ascii="Cambria Math" w:eastAsia="Times New Roman" w:hAnsi="Cambria Math" w:cs="Times New Roman"/>
+                  <w:sz w:val="28"/>
+                  <w:szCs w:val="28"/>
+                  <w:lang w:val="en-US" w:eastAsia="ru-RU"/>
+                </w:rPr>
+                <m:t>+0</m:t>
               </m:r>
             </m:sub>
           </m:sSub>
@@ -9799,7 +10721,34 @@
                   <w:szCs w:val="28"/>
                   <w:lang w:val="en-US" w:eastAsia="ru-RU"/>
                 </w:rPr>
-                <m:t>x=L-0</m:t>
+                <m:t>x</m:t>
+              </m:r>
+              <m:r>
+                <w:rPr>
+                  <w:rFonts w:ascii="Cambria Math" w:eastAsia="Times New Roman" w:hAnsi="Cambria Math" w:cs="Times New Roman"/>
+                  <w:sz w:val="28"/>
+                  <w:szCs w:val="28"/>
+                  <w:lang w:val="en-US" w:eastAsia="ru-RU"/>
+                </w:rPr>
+                <m:t>=</m:t>
+              </m:r>
+              <m:r>
+                <w:rPr>
+                  <w:rFonts w:ascii="Cambria Math" w:eastAsia="Times New Roman" w:hAnsi="Cambria Math" w:cs="Times New Roman"/>
+                  <w:sz w:val="28"/>
+                  <w:szCs w:val="28"/>
+                  <w:lang w:val="en-US" w:eastAsia="ru-RU"/>
+                </w:rPr>
+                <m:t>L</m:t>
+              </m:r>
+              <m:r>
+                <w:rPr>
+                  <w:rFonts w:ascii="Cambria Math" w:eastAsia="Times New Roman" w:hAnsi="Cambria Math" w:cs="Times New Roman"/>
+                  <w:sz w:val="28"/>
+                  <w:szCs w:val="28"/>
+                  <w:lang w:val="en-US" w:eastAsia="ru-RU"/>
+                </w:rPr>
+                <m:t>-0</m:t>
               </m:r>
             </m:sub>
           </m:sSub>
@@ -9886,7 +10835,34 @@
                   <w:szCs w:val="28"/>
                   <w:lang w:val="en-US" w:eastAsia="ru-RU"/>
                 </w:rPr>
-                <m:t>x=L+0</m:t>
+                <m:t>x</m:t>
+              </m:r>
+              <m:r>
+                <w:rPr>
+                  <w:rFonts w:ascii="Cambria Math" w:eastAsia="Times New Roman" w:hAnsi="Cambria Math" w:cs="Times New Roman"/>
+                  <w:sz w:val="28"/>
+                  <w:szCs w:val="28"/>
+                  <w:lang w:val="en-US" w:eastAsia="ru-RU"/>
+                </w:rPr>
+                <m:t>=</m:t>
+              </m:r>
+              <m:r>
+                <w:rPr>
+                  <w:rFonts w:ascii="Cambria Math" w:eastAsia="Times New Roman" w:hAnsi="Cambria Math" w:cs="Times New Roman"/>
+                  <w:sz w:val="28"/>
+                  <w:szCs w:val="28"/>
+                  <w:lang w:val="en-US" w:eastAsia="ru-RU"/>
+                </w:rPr>
+                <m:t>L</m:t>
+              </m:r>
+              <m:r>
+                <w:rPr>
+                  <w:rFonts w:ascii="Cambria Math" w:eastAsia="Times New Roman" w:hAnsi="Cambria Math" w:cs="Times New Roman"/>
+                  <w:sz w:val="28"/>
+                  <w:szCs w:val="28"/>
+                  <w:lang w:val="en-US" w:eastAsia="ru-RU"/>
+                </w:rPr>
+                <m:t>+0</m:t>
               </m:r>
             </m:sub>
           </m:sSub>
@@ -9973,7 +10949,34 @@
                   <w:szCs w:val="28"/>
                   <w:lang w:val="en-US" w:eastAsia="ru-RU"/>
                 </w:rPr>
-                <m:t>x=L+0</m:t>
+                <m:t>x</m:t>
+              </m:r>
+              <m:r>
+                <w:rPr>
+                  <w:rFonts w:ascii="Cambria Math" w:eastAsia="Times New Roman" w:hAnsi="Cambria Math" w:cs="Times New Roman"/>
+                  <w:sz w:val="28"/>
+                  <w:szCs w:val="28"/>
+                  <w:lang w:val="en-US" w:eastAsia="ru-RU"/>
+                </w:rPr>
+                <m:t>=</m:t>
+              </m:r>
+              <m:r>
+                <w:rPr>
+                  <w:rFonts w:ascii="Cambria Math" w:eastAsia="Times New Roman" w:hAnsi="Cambria Math" w:cs="Times New Roman"/>
+                  <w:sz w:val="28"/>
+                  <w:szCs w:val="28"/>
+                  <w:lang w:val="en-US" w:eastAsia="ru-RU"/>
+                </w:rPr>
+                <m:t>L</m:t>
+              </m:r>
+              <m:r>
+                <w:rPr>
+                  <w:rFonts w:ascii="Cambria Math" w:eastAsia="Times New Roman" w:hAnsi="Cambria Math" w:cs="Times New Roman"/>
+                  <w:sz w:val="28"/>
+                  <w:szCs w:val="28"/>
+                  <w:lang w:val="en-US" w:eastAsia="ru-RU"/>
+                </w:rPr>
+                <m:t>+0</m:t>
               </m:r>
             </m:sub>
           </m:sSub>
@@ -12955,7 +13958,15 @@
                       <w:sz w:val="28"/>
                       <w:szCs w:val="28"/>
                     </w:rPr>
-                    <m:t>,j</m:t>
+                    <m:t>,</m:t>
+                  </m:r>
+                  <m:r>
+                    <w:rPr>
+                      <w:rFonts w:ascii="Cambria Math" w:hAnsi="Cambria Math"/>
+                      <w:sz w:val="28"/>
+                      <w:szCs w:val="28"/>
+                    </w:rPr>
+                    <m:t>j</m:t>
                   </m:r>
                 </m:sub>
               </m:sSub>
@@ -12965,7 +13976,15 @@
                   <w:sz w:val="28"/>
                   <w:szCs w:val="28"/>
                 </w:rPr>
-                <m:t>-4</m:t>
+                <m:t>-</m:t>
+              </m:r>
+              <m:r>
+                <w:rPr>
+                  <w:rFonts w:ascii="Cambria Math" w:hAnsi="Cambria Math"/>
+                  <w:sz w:val="28"/>
+                  <w:szCs w:val="28"/>
+                </w:rPr>
+                <m:t>4</m:t>
               </m:r>
               <m:sSub>
                 <m:sSubPr>
@@ -13027,7 +14046,23 @@
                       <w:sz w:val="28"/>
                       <w:szCs w:val="28"/>
                     </w:rPr>
-                    <m:t>-1,j</m:t>
+                    <m:t>-</m:t>
+                  </m:r>
+                  <m:r>
+                    <w:rPr>
+                      <w:rFonts w:ascii="Cambria Math" w:hAnsi="Cambria Math"/>
+                      <w:sz w:val="28"/>
+                      <w:szCs w:val="28"/>
+                    </w:rPr>
+                    <m:t>1,</m:t>
+                  </m:r>
+                  <m:r>
+                    <w:rPr>
+                      <w:rFonts w:ascii="Cambria Math" w:hAnsi="Cambria Math"/>
+                      <w:sz w:val="28"/>
+                      <w:szCs w:val="28"/>
+                    </w:rPr>
+                    <m:t>j</m:t>
                   </m:r>
                 </m:sub>
               </m:sSub>
@@ -13099,7 +14134,23 @@
                       <w:sz w:val="28"/>
                       <w:szCs w:val="28"/>
                     </w:rPr>
-                    <m:t>-2,j</m:t>
+                    <m:t>-</m:t>
+                  </m:r>
+                  <m:r>
+                    <w:rPr>
+                      <w:rFonts w:ascii="Cambria Math" w:hAnsi="Cambria Math"/>
+                      <w:sz w:val="28"/>
+                      <w:szCs w:val="28"/>
+                    </w:rPr>
+                    <m:t>2,</m:t>
+                  </m:r>
+                  <m:r>
+                    <w:rPr>
+                      <w:rFonts w:ascii="Cambria Math" w:hAnsi="Cambria Math"/>
+                      <w:sz w:val="28"/>
+                      <w:szCs w:val="28"/>
+                    </w:rPr>
+                    <m:t>j</m:t>
                   </m:r>
                 </m:sub>
               </m:sSub>
@@ -13120,7 +14171,16 @@
                   <w:sz w:val="28"/>
                   <w:szCs w:val="28"/>
                 </w:rPr>
-                <m:t>∆x</m:t>
+                <m:t>∆</m:t>
+              </m:r>
+              <m:r>
+                <w:rPr>
+                  <w:rFonts w:ascii="Cambria Math" w:eastAsiaTheme="minorEastAsia" w:hAnsi="Cambria Math" w:cs="Times New Roman"/>
+                  <w:color w:val="000000" w:themeColor="text1"/>
+                  <w:sz w:val="28"/>
+                  <w:szCs w:val="28"/>
+                </w:rPr>
+                <m:t>x</m:t>
               </m:r>
             </m:den>
           </m:f>
@@ -13150,7 +14210,15 @@
                   <w:sz w:val="28"/>
                   <w:szCs w:val="28"/>
                 </w:rPr>
-                <m:t>-3</m:t>
+                <m:t>-</m:t>
+              </m:r>
+              <m:r>
+                <w:rPr>
+                  <w:rFonts w:ascii="Cambria Math" w:hAnsi="Cambria Math"/>
+                  <w:sz w:val="28"/>
+                  <w:szCs w:val="28"/>
+                </w:rPr>
+                <m:t>3</m:t>
               </m:r>
               <m:sSub>
                 <m:sSubPr>
@@ -13180,7 +14248,15 @@
                       <w:sz w:val="28"/>
                       <w:szCs w:val="28"/>
                     </w:rPr>
-                    <m:t>0,j</m:t>
+                    <m:t>0,</m:t>
+                  </m:r>
+                  <m:r>
+                    <w:rPr>
+                      <w:rFonts w:ascii="Cambria Math" w:hAnsi="Cambria Math"/>
+                      <w:sz w:val="28"/>
+                      <w:szCs w:val="28"/>
+                    </w:rPr>
+                    <m:t>j</m:t>
                   </m:r>
                 </m:sub>
               </m:sSub>
@@ -13220,7 +14296,15 @@
                       <w:sz w:val="28"/>
                       <w:szCs w:val="28"/>
                     </w:rPr>
-                    <m:t>1,j</m:t>
+                    <m:t>1,</m:t>
+                  </m:r>
+                  <m:r>
+                    <w:rPr>
+                      <w:rFonts w:ascii="Cambria Math" w:hAnsi="Cambria Math"/>
+                      <w:sz w:val="28"/>
+                      <w:szCs w:val="28"/>
+                    </w:rPr>
+                    <m:t>j</m:t>
                   </m:r>
                 </m:sub>
               </m:sSub>
@@ -13260,7 +14344,15 @@
                       <w:sz w:val="28"/>
                       <w:szCs w:val="28"/>
                     </w:rPr>
-                    <m:t>2,j</m:t>
+                    <m:t>2,</m:t>
+                  </m:r>
+                  <m:r>
+                    <w:rPr>
+                      <w:rFonts w:ascii="Cambria Math" w:hAnsi="Cambria Math"/>
+                      <w:sz w:val="28"/>
+                      <w:szCs w:val="28"/>
+                    </w:rPr>
+                    <m:t>j</m:t>
                   </m:r>
                 </m:sub>
               </m:sSub>
@@ -13281,7 +14373,16 @@
                   <w:sz w:val="28"/>
                   <w:szCs w:val="28"/>
                 </w:rPr>
-                <m:t>∆x</m:t>
+                <m:t>∆</m:t>
+              </m:r>
+              <m:r>
+                <w:rPr>
+                  <w:rFonts w:ascii="Cambria Math" w:eastAsiaTheme="minorEastAsia" w:hAnsi="Cambria Math" w:cs="Times New Roman"/>
+                  <w:color w:val="000000" w:themeColor="text1"/>
+                  <w:sz w:val="28"/>
+                  <w:szCs w:val="28"/>
+                </w:rPr>
+                <m:t>x</m:t>
               </m:r>
             </m:den>
           </m:f>
@@ -13330,7 +14431,15 @@
                   <w:sz w:val="28"/>
                   <w:szCs w:val="28"/>
                 </w:rPr>
-                <m:t>-3</m:t>
+                <m:t>-</m:t>
+              </m:r>
+              <m:r>
+                <w:rPr>
+                  <w:rFonts w:ascii="Cambria Math" w:hAnsi="Cambria Math"/>
+                  <w:sz w:val="28"/>
+                  <w:szCs w:val="28"/>
+                </w:rPr>
+                <m:t>3</m:t>
               </m:r>
               <m:sSub>
                 <m:sSubPr>
@@ -13360,7 +14469,15 @@
                       <w:sz w:val="28"/>
                       <w:szCs w:val="28"/>
                     </w:rPr>
-                    <m:t>0,j</m:t>
+                    <m:t>0,</m:t>
+                  </m:r>
+                  <m:r>
+                    <w:rPr>
+                      <w:rFonts w:ascii="Cambria Math" w:hAnsi="Cambria Math"/>
+                      <w:sz w:val="28"/>
+                      <w:szCs w:val="28"/>
+                    </w:rPr>
+                    <m:t>j</m:t>
                   </m:r>
                 </m:sub>
               </m:sSub>
@@ -13400,7 +14517,15 @@
                       <w:sz w:val="28"/>
                       <w:szCs w:val="28"/>
                     </w:rPr>
-                    <m:t>1,j</m:t>
+                    <m:t>1,</m:t>
+                  </m:r>
+                  <m:r>
+                    <w:rPr>
+                      <w:rFonts w:ascii="Cambria Math" w:hAnsi="Cambria Math"/>
+                      <w:sz w:val="28"/>
+                      <w:szCs w:val="28"/>
+                    </w:rPr>
+                    <m:t>j</m:t>
                   </m:r>
                 </m:sub>
               </m:sSub>
@@ -13440,7 +14565,15 @@
                       <w:sz w:val="28"/>
                       <w:szCs w:val="28"/>
                     </w:rPr>
-                    <m:t>2,j</m:t>
+                    <m:t>2,</m:t>
+                  </m:r>
+                  <m:r>
+                    <w:rPr>
+                      <w:rFonts w:ascii="Cambria Math" w:hAnsi="Cambria Math"/>
+                      <w:sz w:val="28"/>
+                      <w:szCs w:val="28"/>
+                    </w:rPr>
+                    <m:t>j</m:t>
                   </m:r>
                 </m:sub>
               </m:sSub>
@@ -13461,7 +14594,16 @@
                   <w:sz w:val="28"/>
                   <w:szCs w:val="28"/>
                 </w:rPr>
-                <m:t>∆x</m:t>
+                <m:t>∆</m:t>
+              </m:r>
+              <m:r>
+                <w:rPr>
+                  <w:rFonts w:ascii="Cambria Math" w:eastAsiaTheme="minorEastAsia" w:hAnsi="Cambria Math" w:cs="Times New Roman"/>
+                  <w:color w:val="000000" w:themeColor="text1"/>
+                  <w:sz w:val="28"/>
+                  <w:szCs w:val="28"/>
+                </w:rPr>
+                <m:t>x</m:t>
               </m:r>
             </m:den>
           </m:f>
@@ -13590,6 +14732,7 @@
           <w:bCs/>
           <w:sz w:val="28"/>
           <w:szCs w:val="28"/>
+          <w:lang w:val="en-US"/>
         </w:rPr>
       </w:pPr>
       <w:r>
@@ -13602,21 +14745,19 @@
           <w:lang w:eastAsia="ru-RU"/>
         </w:rPr>
         <w:lastRenderedPageBreak/>
-        <w:t xml:space="preserve">Параметр </w:t>
-      </w:r>
-      <m:oMath>
-        <m:r>
-          <m:rPr>
-            <m:sty m:val="bi"/>
-          </m:rPr>
-          <w:rPr>
-            <w:rFonts w:ascii="Cambria Math" w:hAnsi="Cambria Math"/>
-            <w:sz w:val="28"/>
-            <w:szCs w:val="28"/>
-          </w:rPr>
-          <m:t>ε</m:t>
-        </m:r>
-      </m:oMath>
+        <w:t>Исследование PML</w:t>
+      </w:r>
+      <w:r>
+        <w:rPr>
+          <w:rFonts w:ascii="Times New Roman" w:eastAsia="Times New Roman" w:hAnsi="Times New Roman" w:cs="Times New Roman"/>
+          <w:b/>
+          <w:bCs/>
+          <w:sz w:val="28"/>
+          <w:szCs w:val="28"/>
+          <w:lang w:val="en-US" w:eastAsia="ru-RU"/>
+        </w:rPr>
+        <w:t xml:space="preserve"> </w:t>
+      </w:r>
     </w:p>
     <w:p>
       <w:pPr>
@@ -13643,7 +14784,23 @@
             <w:sz w:val="28"/>
             <w:szCs w:val="28"/>
           </w:rPr>
-          <m:t>N=400,</m:t>
+          <m:t>N=</m:t>
+        </m:r>
+        <m:r>
+          <w:rPr>
+            <w:rFonts w:ascii="Cambria Math" w:hAnsi="Cambria Math"/>
+            <w:sz w:val="28"/>
+            <w:szCs w:val="28"/>
+          </w:rPr>
+          <m:t>10</m:t>
+        </m:r>
+        <m:r>
+          <w:rPr>
+            <w:rFonts w:ascii="Cambria Math" w:hAnsi="Cambria Math"/>
+            <w:sz w:val="28"/>
+            <w:szCs w:val="28"/>
+          </w:rPr>
+          <m:t>00,</m:t>
         </m:r>
         <m:r>
           <m:rPr>
@@ -13745,7 +14902,23 @@
             <w:sz w:val="28"/>
             <w:szCs w:val="28"/>
           </w:rPr>
-          <m:t>=5,</m:t>
+          <m:t>=</m:t>
+        </m:r>
+        <m:r>
+          <w:rPr>
+            <w:rFonts w:ascii="Cambria Math" w:hAnsi="Cambria Math"/>
+            <w:sz w:val="28"/>
+            <w:szCs w:val="28"/>
+          </w:rPr>
+          <m:t>10</m:t>
+        </m:r>
+        <m:r>
+          <w:rPr>
+            <w:rFonts w:ascii="Cambria Math" w:hAnsi="Cambria Math"/>
+            <w:sz w:val="28"/>
+            <w:szCs w:val="28"/>
+          </w:rPr>
+          <m:t>,</m:t>
         </m:r>
         <m:sSub>
           <m:sSubPr>
@@ -13785,7 +14958,23 @@
             <w:sz w:val="28"/>
             <w:szCs w:val="28"/>
           </w:rPr>
-          <m:t>=3,</m:t>
+          <m:t>=</m:t>
+        </m:r>
+        <m:r>
+          <w:rPr>
+            <w:rFonts w:ascii="Cambria Math" w:hAnsi="Cambria Math"/>
+            <w:sz w:val="28"/>
+            <w:szCs w:val="28"/>
+          </w:rPr>
+          <m:t>5</m:t>
+        </m:r>
+        <m:r>
+          <w:rPr>
+            <w:rFonts w:ascii="Cambria Math" w:hAnsi="Cambria Math"/>
+            <w:sz w:val="28"/>
+            <w:szCs w:val="28"/>
+          </w:rPr>
+          <m:t>,</m:t>
         </m:r>
       </m:oMath>
     </w:p>
@@ -13804,6 +14993,46 @@
         <w:rPr>
           <w:noProof/>
         </w:rPr>
+        <w:drawing>
+          <wp:inline distT="0" distB="0" distL="0" distR="0" wp14:anchorId="31ACA614" wp14:editId="0FA3ACF9">
+            <wp:extent cx="6210300" cy="2983865"/>
+            <wp:effectExtent l="0" t="0" r="0" b="6985"/>
+            <wp:docPr id="1" name="Рисунок 1"/>
+            <wp:cNvGraphicFramePr>
+              <a:graphicFrameLocks xmlns:a="http://schemas.openxmlformats.org/drawingml/2006/main" noChangeAspect="1"/>
+            </wp:cNvGraphicFramePr>
+            <a:graphic xmlns:a="http://schemas.openxmlformats.org/drawingml/2006/main">
+              <a:graphicData uri="http://schemas.openxmlformats.org/drawingml/2006/picture">
+                <pic:pic xmlns:pic="http://schemas.openxmlformats.org/drawingml/2006/picture">
+                  <pic:nvPicPr>
+                    <pic:cNvPr id="1" name=""/>
+                    <pic:cNvPicPr/>
+                  </pic:nvPicPr>
+                  <pic:blipFill>
+                    <a:blip r:embed="rId9"/>
+                    <a:stretch>
+                      <a:fillRect/>
+                    </a:stretch>
+                  </pic:blipFill>
+                  <pic:spPr>
+                    <a:xfrm>
+                      <a:off x="0" y="0"/>
+                      <a:ext cx="6210300" cy="2983865"/>
+                    </a:xfrm>
+                    <a:prstGeom prst="rect">
+                      <a:avLst/>
+                    </a:prstGeom>
+                  </pic:spPr>
+                </pic:pic>
+              </a:graphicData>
+            </a:graphic>
+          </wp:inline>
+        </w:drawing>
+      </w:r>
+      <w:r>
+        <w:rPr>
+          <w:noProof/>
+        </w:rPr>
         <w:t xml:space="preserve"> </w:t>
       </w:r>
     </w:p>
@@ -13816,7 +15045,6 @@
           <w:iCs/>
           <w:sz w:val="28"/>
           <w:szCs w:val="28"/>
-          <w:lang w:val="en-US"/>
         </w:rPr>
       </w:pPr>
       <w:r>
@@ -13892,7 +15120,26 @@
           <w:sz w:val="28"/>
           <w:szCs w:val="28"/>
         </w:rPr>
-        <w:t xml:space="preserve">, без </w:t>
+        <w:t xml:space="preserve">, </w:t>
+      </w:r>
+      <w:r>
+        <w:rPr>
+          <w:rFonts w:ascii="Times New Roman" w:eastAsiaTheme="minorEastAsia" w:hAnsi="Times New Roman" w:cs="Times New Roman"/>
+          <w:iCs/>
+          <w:sz w:val="28"/>
+          <w:szCs w:val="28"/>
+          <w:lang w:val="en-US"/>
+        </w:rPr>
+        <w:t>c</w:t>
+      </w:r>
+      <w:r>
+        <w:rPr>
+          <w:rFonts w:ascii="Times New Roman" w:eastAsiaTheme="minorEastAsia" w:hAnsi="Times New Roman" w:cs="Times New Roman"/>
+          <w:iCs/>
+          <w:sz w:val="28"/>
+          <w:szCs w:val="28"/>
+        </w:rPr>
+        <w:t xml:space="preserve"> </w:t>
       </w:r>
       <w:r>
         <w:rPr>
@@ -13908,7 +15155,6 @@
     <w:p>
       <w:pPr>
         <w:spacing w:after="0" w:line="360" w:lineRule="auto"/>
-        <w:jc w:val="center"/>
         <w:rPr>
           <w:rFonts w:ascii="Times New Roman" w:eastAsiaTheme="minorEastAsia" w:hAnsi="Times New Roman" w:cs="Times New Roman"/>
           <w:iCs/>
@@ -13916,18 +15162,112 @@
           <w:szCs w:val="28"/>
         </w:rPr>
       </w:pPr>
-    </w:p>
-    <w:p>
-      <w:pPr>
-        <w:spacing w:after="0" w:line="360" w:lineRule="auto"/>
-        <w:jc w:val="center"/>
+      <w:r>
         <w:rPr>
           <w:rFonts w:ascii="Times New Roman" w:eastAsiaTheme="minorEastAsia" w:hAnsi="Times New Roman" w:cs="Times New Roman"/>
           <w:iCs/>
           <w:sz w:val="28"/>
           <w:szCs w:val="28"/>
         </w:rPr>
-      </w:pPr>
+        <w:tab/>
+      </w:r>
+      <w:r>
+        <w:rPr>
+          <w:rFonts w:ascii="Times New Roman" w:eastAsiaTheme="minorEastAsia" w:hAnsi="Times New Roman" w:cs="Times New Roman"/>
+          <w:iCs/>
+          <w:sz w:val="28"/>
+          <w:szCs w:val="28"/>
+        </w:rPr>
+        <w:tab/>
+      </w:r>
+      <w:r>
+        <w:rPr>
+          <w:rFonts w:ascii="Times New Roman" w:eastAsiaTheme="minorEastAsia" w:hAnsi="Times New Roman" w:cs="Times New Roman"/>
+          <w:iCs/>
+          <w:sz w:val="28"/>
+          <w:szCs w:val="28"/>
+        </w:rPr>
+        <w:tab/>
+      </w:r>
+      <w:r>
+        <w:rPr>
+          <w:rFonts w:ascii="Times New Roman" w:eastAsiaTheme="minorEastAsia" w:hAnsi="Times New Roman" w:cs="Times New Roman"/>
+          <w:iCs/>
+          <w:sz w:val="28"/>
+          <w:szCs w:val="28"/>
+        </w:rPr>
+        <w:tab/>
+      </w:r>
+      <w:r>
+        <w:rPr>
+          <w:rFonts w:ascii="Times New Roman" w:eastAsiaTheme="minorEastAsia" w:hAnsi="Times New Roman" w:cs="Times New Roman"/>
+          <w:iCs/>
+          <w:sz w:val="28"/>
+          <w:szCs w:val="28"/>
+        </w:rPr>
+        <w:tab/>
+      </w:r>
+      <w:r>
+        <w:rPr>
+          <w:rFonts w:ascii="Times New Roman" w:eastAsiaTheme="minorEastAsia" w:hAnsi="Times New Roman" w:cs="Times New Roman"/>
+          <w:iCs/>
+          <w:sz w:val="28"/>
+          <w:szCs w:val="28"/>
+        </w:rPr>
+        <w:tab/>
+      </w:r>
+      <w:r>
+        <w:rPr>
+          <w:rFonts w:ascii="Times New Roman" w:eastAsiaTheme="minorEastAsia" w:hAnsi="Times New Roman" w:cs="Times New Roman"/>
+          <w:iCs/>
+          <w:sz w:val="28"/>
+          <w:szCs w:val="28"/>
+        </w:rPr>
+        <w:tab/>
+      </w:r>
+      <w:r>
+        <w:rPr>
+          <w:rFonts w:ascii="Times New Roman" w:eastAsiaTheme="minorEastAsia" w:hAnsi="Times New Roman" w:cs="Times New Roman"/>
+          <w:iCs/>
+          <w:sz w:val="28"/>
+          <w:szCs w:val="28"/>
+        </w:rPr>
+        <w:drawing>
+          <wp:inline distT="0" distB="0" distL="0" distR="0" wp14:anchorId="01E1606F" wp14:editId="437C06EE">
+            <wp:extent cx="6210300" cy="3016250"/>
+            <wp:effectExtent l="0" t="0" r="0" b="0"/>
+            <wp:docPr id="2" name="Рисунок 2"/>
+            <wp:cNvGraphicFramePr>
+              <a:graphicFrameLocks xmlns:a="http://schemas.openxmlformats.org/drawingml/2006/main" noChangeAspect="1"/>
+            </wp:cNvGraphicFramePr>
+            <a:graphic xmlns:a="http://schemas.openxmlformats.org/drawingml/2006/main">
+              <a:graphicData uri="http://schemas.openxmlformats.org/drawingml/2006/picture">
+                <pic:pic xmlns:pic="http://schemas.openxmlformats.org/drawingml/2006/picture">
+                  <pic:nvPicPr>
+                    <pic:cNvPr id="1" name=""/>
+                    <pic:cNvPicPr/>
+                  </pic:nvPicPr>
+                  <pic:blipFill>
+                    <a:blip r:embed="rId10"/>
+                    <a:stretch>
+                      <a:fillRect/>
+                    </a:stretch>
+                  </pic:blipFill>
+                  <pic:spPr>
+                    <a:xfrm>
+                      <a:off x="0" y="0"/>
+                      <a:ext cx="6210300" cy="3016250"/>
+                    </a:xfrm>
+                    <a:prstGeom prst="rect">
+                      <a:avLst/>
+                    </a:prstGeom>
+                  </pic:spPr>
+                </pic:pic>
+              </a:graphicData>
+            </a:graphic>
+          </wp:inline>
+        </w:drawing>
+      </w:r>
     </w:p>
     <w:p>
       <w:pPr>
@@ -14014,7 +15354,7 @@
           <w:sz w:val="28"/>
           <w:szCs w:val="28"/>
         </w:rPr>
-        <w:t xml:space="preserve">, </w:t>
+        <w:t>,</w:t>
       </w:r>
       <w:r>
         <w:rPr>
@@ -14024,7 +15364,25 @@
           <w:szCs w:val="28"/>
           <w:lang w:val="en-US"/>
         </w:rPr>
-        <w:t xml:space="preserve">c </w:t>
+        <w:t xml:space="preserve"> </w:t>
+      </w:r>
+      <w:r>
+        <w:rPr>
+          <w:rFonts w:ascii="Times New Roman" w:eastAsiaTheme="minorEastAsia" w:hAnsi="Times New Roman" w:cs="Times New Roman"/>
+          <w:iCs/>
+          <w:sz w:val="28"/>
+          <w:szCs w:val="28"/>
+        </w:rPr>
+        <w:t>без</w:t>
+      </w:r>
+      <w:r>
+        <w:rPr>
+          <w:rFonts w:ascii="Times New Roman" w:eastAsiaTheme="minorEastAsia" w:hAnsi="Times New Roman" w:cs="Times New Roman"/>
+          <w:iCs/>
+          <w:sz w:val="28"/>
+          <w:szCs w:val="28"/>
+        </w:rPr>
+        <w:t xml:space="preserve"> </w:t>
       </w:r>
       <w:r>
         <w:rPr>
@@ -14046,8 +15404,54 @@
           <w:iCs/>
           <w:sz w:val="28"/>
           <w:szCs w:val="28"/>
+          <w:lang w:val="en-US"/>
         </w:rPr>
       </w:pPr>
+      <w:r>
+        <w:rPr>
+          <w:rFonts w:ascii="Times New Roman" w:eastAsiaTheme="minorEastAsia" w:hAnsi="Times New Roman" w:cs="Times New Roman"/>
+          <w:iCs/>
+          <w:sz w:val="28"/>
+          <w:szCs w:val="28"/>
+          <w:lang w:val="en-US"/>
+        </w:rPr>
+        <w:lastRenderedPageBreak/>
+        <w:drawing>
+          <wp:inline distT="0" distB="0" distL="0" distR="0" wp14:anchorId="2BBECF57" wp14:editId="230B12DF">
+            <wp:extent cx="5505450" cy="4385220"/>
+            <wp:effectExtent l="0" t="0" r="0" b="0"/>
+            <wp:docPr id="17" name="Рисунок 17"/>
+            <wp:cNvGraphicFramePr>
+              <a:graphicFrameLocks xmlns:a="http://schemas.openxmlformats.org/drawingml/2006/main" noChangeAspect="1"/>
+            </wp:cNvGraphicFramePr>
+            <a:graphic xmlns:a="http://schemas.openxmlformats.org/drawingml/2006/main">
+              <a:graphicData uri="http://schemas.openxmlformats.org/drawingml/2006/picture">
+                <pic:pic xmlns:pic="http://schemas.openxmlformats.org/drawingml/2006/picture">
+                  <pic:nvPicPr>
+                    <pic:cNvPr id="1" name=""/>
+                    <pic:cNvPicPr/>
+                  </pic:nvPicPr>
+                  <pic:blipFill>
+                    <a:blip r:embed="rId11"/>
+                    <a:stretch>
+                      <a:fillRect/>
+                    </a:stretch>
+                  </pic:blipFill>
+                  <pic:spPr>
+                    <a:xfrm>
+                      <a:off x="0" y="0"/>
+                      <a:ext cx="5512250" cy="4390637"/>
+                    </a:xfrm>
+                    <a:prstGeom prst="rect">
+                      <a:avLst/>
+                    </a:prstGeom>
+                  </pic:spPr>
+                </pic:pic>
+              </a:graphicData>
+            </a:graphic>
+          </wp:inline>
+        </w:drawing>
+      </w:r>
     </w:p>
     <w:p>
       <w:pPr>
@@ -14058,20 +15462,6 @@
           <w:iCs/>
           <w:sz w:val="28"/>
           <w:szCs w:val="28"/>
-          <w:lang w:val="en-US"/>
-        </w:rPr>
-      </w:pPr>
-    </w:p>
-    <w:p>
-      <w:pPr>
-        <w:spacing w:after="0" w:line="360" w:lineRule="auto"/>
-        <w:jc w:val="center"/>
-        <w:rPr>
-          <w:rFonts w:ascii="Times New Roman" w:eastAsiaTheme="minorEastAsia" w:hAnsi="Times New Roman" w:cs="Times New Roman"/>
-          <w:iCs/>
-          <w:sz w:val="28"/>
-          <w:szCs w:val="28"/>
-          <w:lang w:val="en-US"/>
         </w:rPr>
       </w:pPr>
       <w:r>
@@ -14089,7 +15479,6 @@
           <w:iCs/>
           <w:sz w:val="28"/>
           <w:szCs w:val="28"/>
-          <w:lang w:val="en-US"/>
         </w:rPr>
         <w:t>3</w:t>
       </w:r>
@@ -14138,7 +15527,15 @@
             <w:sz w:val="28"/>
             <w:szCs w:val="28"/>
           </w:rPr>
-          <m:t>=1</m:t>
+          <m:t>=</m:t>
+        </m:r>
+        <m:r>
+          <w:rPr>
+            <w:rFonts w:ascii="Cambria Math" w:hAnsi="Cambria Math" w:cs="Times New Roman"/>
+            <w:sz w:val="28"/>
+            <w:szCs w:val="28"/>
+          </w:rPr>
+          <m:t>0</m:t>
         </m:r>
       </m:oMath>
       <w:r>
@@ -14156,9 +15553,26 @@
           <w:iCs/>
           <w:sz w:val="28"/>
           <w:szCs w:val="28"/>
-          <w:lang w:val="en-US"/>
-        </w:rPr>
-        <w:t>c PML</w:t>
+        </w:rPr>
+        <w:t xml:space="preserve">проекция </w:t>
+      </w:r>
+      <w:r>
+        <w:rPr>
+          <w:rFonts w:ascii="Times New Roman" w:eastAsiaTheme="minorEastAsia" w:hAnsi="Times New Roman" w:cs="Times New Roman"/>
+          <w:iCs/>
+          <w:sz w:val="28"/>
+          <w:szCs w:val="28"/>
+        </w:rPr>
+        <w:t>нормализован</w:t>
+      </w:r>
+      <w:r>
+        <w:rPr>
+          <w:rFonts w:ascii="Times New Roman" w:eastAsiaTheme="minorEastAsia" w:hAnsi="Times New Roman" w:cs="Times New Roman"/>
+          <w:iCs/>
+          <w:sz w:val="28"/>
+          <w:szCs w:val="28"/>
+        </w:rPr>
+        <w:t xml:space="preserve">ной поверхности </w:t>
       </w:r>
     </w:p>
     <w:p>
@@ -14170,9 +15584,51 @@
           <w:iCs/>
           <w:sz w:val="28"/>
           <w:szCs w:val="28"/>
-          <w:lang w:val="en-US"/>
         </w:rPr>
       </w:pPr>
+      <w:r>
+        <w:rPr>
+          <w:rFonts w:ascii="Times New Roman" w:eastAsiaTheme="minorEastAsia" w:hAnsi="Times New Roman" w:cs="Times New Roman"/>
+          <w:iCs/>
+          <w:sz w:val="28"/>
+          <w:szCs w:val="28"/>
+        </w:rPr>
+        <w:drawing>
+          <wp:inline distT="0" distB="0" distL="0" distR="0" wp14:anchorId="5E673EBD" wp14:editId="052E0C06">
+            <wp:extent cx="3657600" cy="3913336"/>
+            <wp:effectExtent l="0" t="0" r="0" b="0"/>
+            <wp:docPr id="18" name="Рисунок 18"/>
+            <wp:cNvGraphicFramePr>
+              <a:graphicFrameLocks xmlns:a="http://schemas.openxmlformats.org/drawingml/2006/main" noChangeAspect="1"/>
+            </wp:cNvGraphicFramePr>
+            <a:graphic xmlns:a="http://schemas.openxmlformats.org/drawingml/2006/main">
+              <a:graphicData uri="http://schemas.openxmlformats.org/drawingml/2006/picture">
+                <pic:pic xmlns:pic="http://schemas.openxmlformats.org/drawingml/2006/picture">
+                  <pic:nvPicPr>
+                    <pic:cNvPr id="1" name=""/>
+                    <pic:cNvPicPr/>
+                  </pic:nvPicPr>
+                  <pic:blipFill>
+                    <a:blip r:embed="rId12"/>
+                    <a:stretch>
+                      <a:fillRect/>
+                    </a:stretch>
+                  </pic:blipFill>
+                  <pic:spPr>
+                    <a:xfrm>
+                      <a:off x="0" y="0"/>
+                      <a:ext cx="3700167" cy="3958879"/>
+                    </a:xfrm>
+                    <a:prstGeom prst="rect">
+                      <a:avLst/>
+                    </a:prstGeom>
+                  </pic:spPr>
+                </pic:pic>
+              </a:graphicData>
+            </a:graphic>
+          </wp:inline>
+        </w:drawing>
+      </w:r>
     </w:p>
     <w:p>
       <w:pPr>
@@ -14183,44 +15639,6 @@
           <w:iCs/>
           <w:sz w:val="28"/>
           <w:szCs w:val="28"/>
-          <w:lang w:val="en-US"/>
-        </w:rPr>
-      </w:pPr>
-    </w:p>
-    <w:p>
-      <w:pPr>
-        <w:spacing w:after="0" w:line="360" w:lineRule="auto"/>
-        <w:jc w:val="center"/>
-        <w:rPr>
-          <w:rFonts w:ascii="Times New Roman" w:eastAsiaTheme="minorEastAsia" w:hAnsi="Times New Roman" w:cs="Times New Roman"/>
-          <w:iCs/>
-          <w:sz w:val="28"/>
-          <w:szCs w:val="28"/>
-          <w:lang w:val="en-US"/>
-        </w:rPr>
-      </w:pPr>
-    </w:p>
-    <w:p>
-      <w:pPr>
-        <w:spacing w:after="0" w:line="360" w:lineRule="auto"/>
-        <w:jc w:val="center"/>
-        <w:rPr>
-          <w:rFonts w:ascii="Times New Roman" w:eastAsiaTheme="minorEastAsia" w:hAnsi="Times New Roman" w:cs="Times New Roman"/>
-          <w:iCs/>
-          <w:sz w:val="28"/>
-          <w:szCs w:val="28"/>
-        </w:rPr>
-      </w:pPr>
-    </w:p>
-    <w:p>
-      <w:pPr>
-        <w:spacing w:after="0" w:line="360" w:lineRule="auto"/>
-        <w:jc w:val="center"/>
-        <w:rPr>
-          <w:rFonts w:ascii="Times New Roman" w:eastAsiaTheme="minorEastAsia" w:hAnsi="Times New Roman" w:cs="Times New Roman"/>
-          <w:iCs/>
-          <w:sz w:val="28"/>
-          <w:szCs w:val="28"/>
         </w:rPr>
       </w:pPr>
       <w:r>
@@ -14239,7 +15657,7 @@
           <w:sz w:val="28"/>
           <w:szCs w:val="28"/>
         </w:rPr>
-        <w:t>3</w:t>
+        <w:t>4</w:t>
       </w:r>
       <w:r>
         <w:rPr>
@@ -14286,7 +15704,7 @@
             <w:sz w:val="28"/>
             <w:szCs w:val="28"/>
           </w:rPr>
-          <m:t>=1e-5</m:t>
+          <m:t>=0</m:t>
         </m:r>
       </m:oMath>
       <w:r>
@@ -14304,9 +15722,8 @@
           <w:iCs/>
           <w:sz w:val="28"/>
           <w:szCs w:val="28"/>
-          <w:lang w:val="en-US"/>
-        </w:rPr>
-        <w:t>c</w:t>
+        </w:rPr>
+        <w:t xml:space="preserve">разница </w:t>
       </w:r>
       <w:r>
         <w:rPr>
@@ -14315,7 +15732,7 @@
           <w:sz w:val="28"/>
           <w:szCs w:val="28"/>
         </w:rPr>
-        <w:t xml:space="preserve"> </w:t>
+        <w:t xml:space="preserve">поверхности с </w:t>
       </w:r>
       <w:r>
         <w:rPr>
@@ -14326,6 +15743,35 @@
           <w:lang w:val="en-US"/>
         </w:rPr>
         <w:t>PML</w:t>
+      </w:r>
+      <w:r>
+        <w:rPr>
+          <w:rFonts w:ascii="Times New Roman" w:eastAsiaTheme="minorEastAsia" w:hAnsi="Times New Roman" w:cs="Times New Roman"/>
+          <w:iCs/>
+          <w:sz w:val="28"/>
+          <w:szCs w:val="28"/>
+        </w:rPr>
+        <w:t xml:space="preserve"> </w:t>
+      </w:r>
+      <w:r>
+        <w:rPr>
+          <w:rFonts w:ascii="Times New Roman" w:eastAsiaTheme="minorEastAsia" w:hAnsi="Times New Roman" w:cs="Times New Roman"/>
+          <w:iCs/>
+          <w:sz w:val="28"/>
+          <w:szCs w:val="28"/>
+        </w:rPr>
+        <w:t>и без</w:t>
+      </w:r>
+      <w:r>
+        <w:rPr>
+          <w:rFonts w:ascii="Times New Roman" w:eastAsia="Times New Roman" w:hAnsi="Times New Roman" w:cs="Times New Roman"/>
+          <w:b/>
+          <w:bCs/>
+          <w:sz w:val="28"/>
+          <w:szCs w:val="28"/>
+          <w:lang w:eastAsia="ru-RU"/>
+        </w:rPr>
+        <w:br w:type="page"/>
       </w:r>
     </w:p>
     <w:p>
@@ -14351,6 +15797,7 @@
           <w:szCs w:val="28"/>
           <w:lang w:eastAsia="ru-RU"/>
         </w:rPr>
+        <w:lastRenderedPageBreak/>
         <w:t xml:space="preserve">Параметр </w:t>
       </w:r>
       <m:oMath>
@@ -14373,6 +15820,7 @@
         <w:jc w:val="both"/>
         <w:rPr>
           <w:rFonts w:ascii="Times New Roman" w:eastAsia="Times New Roman" w:hAnsi="Times New Roman" w:cs="Times New Roman"/>
+          <w:i/>
           <w:sz w:val="28"/>
           <w:szCs w:val="28"/>
         </w:rPr>
@@ -14392,7 +15840,787 @@
             <w:sz w:val="28"/>
             <w:szCs w:val="28"/>
           </w:rPr>
-          <m:t>N=400,</m:t>
+          <m:t>N=1000,</m:t>
+        </m:r>
+        <m:r>
+          <m:rPr>
+            <m:nor/>
+          </m:rPr>
+          <w:rPr>
+            <w:sz w:val="28"/>
+            <w:szCs w:val="28"/>
+          </w:rPr>
+          <m:t> </m:t>
+        </m:r>
+        <m:r>
+          <w:rPr>
+            <w:rFonts w:ascii="Cambria Math" w:hAnsi="Cambria Math"/>
+            <w:sz w:val="28"/>
+            <w:szCs w:val="28"/>
+          </w:rPr>
+          <m:t>k=10,</m:t>
+        </m:r>
+        <m:r>
+          <m:rPr>
+            <m:nor/>
+          </m:rPr>
+          <w:rPr>
+            <w:sz w:val="28"/>
+            <w:szCs w:val="28"/>
+          </w:rPr>
+          <m:t> </m:t>
+        </m:r>
+        <m:sSub>
+          <m:sSubPr>
+            <m:ctrlPr>
+              <w:rPr>
+                <w:rFonts w:ascii="Cambria Math" w:hAnsi="Cambria Math"/>
+                <w:sz w:val="28"/>
+                <w:szCs w:val="28"/>
+              </w:rPr>
+            </m:ctrlPr>
+          </m:sSubPr>
+          <m:e>
+            <m:r>
+              <w:rPr>
+                <w:rFonts w:ascii="Cambria Math" w:hAnsi="Cambria Math"/>
+                <w:sz w:val="28"/>
+                <w:szCs w:val="28"/>
+              </w:rPr>
+              <m:t>y</m:t>
+            </m:r>
+          </m:e>
+          <m:sub>
+            <m:r>
+              <w:rPr>
+                <w:rFonts w:ascii="Cambria Math" w:hAnsi="Cambria Math"/>
+                <w:sz w:val="28"/>
+                <w:szCs w:val="28"/>
+              </w:rPr>
+              <m:t>0</m:t>
+            </m:r>
+          </m:sub>
+        </m:sSub>
+        <m:r>
+          <w:rPr>
+            <w:rFonts w:ascii="Cambria Math" w:hAnsi="Cambria Math"/>
+            <w:sz w:val="28"/>
+            <w:szCs w:val="28"/>
+          </w:rPr>
+          <m:t>=0.5</m:t>
+        </m:r>
+      </m:oMath>
+      <w:r>
+        <w:rPr>
+          <w:rFonts w:ascii="Times New Roman" w:eastAsia="Times New Roman" w:hAnsi="Times New Roman" w:cs="Times New Roman"/>
+          <w:sz w:val="28"/>
+          <w:szCs w:val="28"/>
+        </w:rPr>
+        <w:t>,</w:t>
+      </w:r>
+      <m:oMath>
+        <m:r>
+          <w:rPr>
+            <w:rFonts w:ascii="Cambria Math" w:hAnsi="Cambria Math"/>
+            <w:sz w:val="28"/>
+            <w:szCs w:val="28"/>
+          </w:rPr>
+          <m:t xml:space="preserve"> </m:t>
+        </m:r>
+        <m:r>
+          <w:rPr>
+            <w:rFonts w:ascii="Cambria Math" w:hAnsi="Cambria Math"/>
+            <w:sz w:val="28"/>
+            <w:szCs w:val="28"/>
+            <w:lang w:val="en-US"/>
+          </w:rPr>
+          <m:t>L</m:t>
+        </m:r>
+        <m:r>
+          <w:rPr>
+            <w:rFonts w:ascii="Cambria Math" w:hAnsi="Cambria Math"/>
+            <w:sz w:val="28"/>
+            <w:szCs w:val="28"/>
+          </w:rPr>
+          <m:t>=10,</m:t>
+        </m:r>
+        <m:sSub>
+          <m:sSubPr>
+            <m:ctrlPr>
+              <w:rPr>
+                <w:rFonts w:ascii="Cambria Math" w:hAnsi="Cambria Math"/>
+                <w:i/>
+                <w:sz w:val="28"/>
+                <w:szCs w:val="28"/>
+              </w:rPr>
+            </m:ctrlPr>
+          </m:sSubPr>
+          <m:e>
+            <m:r>
+              <w:rPr>
+                <w:rFonts w:ascii="Cambria Math" w:hAnsi="Cambria Math"/>
+                <w:sz w:val="28"/>
+                <w:szCs w:val="28"/>
+              </w:rPr>
+              <m:t>L</m:t>
+            </m:r>
+          </m:e>
+          <m:sub>
+            <m:r>
+              <w:rPr>
+                <w:rFonts w:ascii="Cambria Math" w:hAnsi="Cambria Math"/>
+                <w:sz w:val="28"/>
+                <w:szCs w:val="28"/>
+              </w:rPr>
+              <m:t>pml</m:t>
+            </m:r>
+          </m:sub>
+        </m:sSub>
+        <m:r>
+          <w:rPr>
+            <w:rFonts w:ascii="Cambria Math" w:hAnsi="Cambria Math"/>
+            <w:sz w:val="28"/>
+            <w:szCs w:val="28"/>
+          </w:rPr>
+          <m:t>=5</m:t>
+        </m:r>
+        <m:r>
+          <w:rPr>
+            <w:rFonts w:ascii="Cambria Math" w:eastAsia="Times New Roman" w:hAnsi="Cambria Math" w:cs="Times New Roman"/>
+            <w:sz w:val="28"/>
+            <w:szCs w:val="28"/>
+          </w:rPr>
+          <m:t xml:space="preserve">, </m:t>
+        </m:r>
+        <m:r>
+          <w:rPr>
+            <w:rFonts w:ascii="Cambria Math" w:hAnsi="Cambria Math"/>
+            <w:sz w:val="28"/>
+            <w:szCs w:val="28"/>
+          </w:rPr>
+          <m:t>ε</m:t>
+        </m:r>
+        <m:r>
+          <w:rPr>
+            <w:rFonts w:ascii="Cambria Math" w:hAnsi="Cambria Math" w:cs="Times New Roman"/>
+            <w:sz w:val="28"/>
+            <w:szCs w:val="28"/>
+          </w:rPr>
+          <m:t>=</m:t>
+        </m:r>
+        <m:r>
+          <w:rPr>
+            <w:rFonts w:ascii="Cambria Math" w:hAnsi="Cambria Math" w:cs="Times New Roman"/>
+            <w:sz w:val="28"/>
+            <w:szCs w:val="28"/>
+          </w:rPr>
+          <m:t>0</m:t>
+        </m:r>
+      </m:oMath>
+    </w:p>
+    <w:p>
+      <w:pPr>
+        <w:spacing w:after="0" w:line="360" w:lineRule="auto"/>
+        <w:rPr>
+          <w:rFonts w:ascii="Times New Roman" w:eastAsia="Times New Roman" w:hAnsi="Times New Roman" w:cs="Times New Roman"/>
+          <w:b/>
+          <w:bCs/>
+          <w:i/>
+          <w:sz w:val="28"/>
+          <w:szCs w:val="28"/>
+        </w:rPr>
+      </w:pPr>
+      <w:r>
+        <w:rPr>
+          <w:rFonts w:ascii="Times New Roman" w:eastAsia="Times New Roman" w:hAnsi="Times New Roman" w:cs="Times New Roman"/>
+          <w:b/>
+          <w:bCs/>
+          <w:i/>
+          <w:sz w:val="28"/>
+          <w:szCs w:val="28"/>
+        </w:rPr>
+        <w:drawing>
+          <wp:inline distT="0" distB="0" distL="0" distR="0" wp14:anchorId="57E4F7DF" wp14:editId="1ED647B5">
+            <wp:extent cx="6210300" cy="3088005"/>
+            <wp:effectExtent l="0" t="0" r="0" b="0"/>
+            <wp:docPr id="4" name="Рисунок 4"/>
+            <wp:cNvGraphicFramePr>
+              <a:graphicFrameLocks xmlns:a="http://schemas.openxmlformats.org/drawingml/2006/main" noChangeAspect="1"/>
+            </wp:cNvGraphicFramePr>
+            <a:graphic xmlns:a="http://schemas.openxmlformats.org/drawingml/2006/main">
+              <a:graphicData uri="http://schemas.openxmlformats.org/drawingml/2006/picture">
+                <pic:pic xmlns:pic="http://schemas.openxmlformats.org/drawingml/2006/picture">
+                  <pic:nvPicPr>
+                    <pic:cNvPr id="1" name=""/>
+                    <pic:cNvPicPr/>
+                  </pic:nvPicPr>
+                  <pic:blipFill>
+                    <a:blip r:embed="rId13"/>
+                    <a:stretch>
+                      <a:fillRect/>
+                    </a:stretch>
+                  </pic:blipFill>
+                  <pic:spPr>
+                    <a:xfrm>
+                      <a:off x="0" y="0"/>
+                      <a:ext cx="6210300" cy="3088005"/>
+                    </a:xfrm>
+                    <a:prstGeom prst="rect">
+                      <a:avLst/>
+                    </a:prstGeom>
+                  </pic:spPr>
+                </pic:pic>
+              </a:graphicData>
+            </a:graphic>
+          </wp:inline>
+        </w:drawing>
+      </w:r>
+    </w:p>
+    <w:p>
+      <w:pPr>
+        <w:spacing w:after="0" w:line="360" w:lineRule="auto"/>
+        <w:ind w:firstLine="709"/>
+        <w:jc w:val="center"/>
+        <w:rPr>
+          <w:rFonts w:ascii="Times New Roman" w:eastAsiaTheme="minorEastAsia" w:hAnsi="Times New Roman" w:cs="Times New Roman"/>
+          <w:sz w:val="28"/>
+          <w:szCs w:val="28"/>
+        </w:rPr>
+      </w:pPr>
+      <w:r>
+        <w:rPr>
+          <w:rFonts w:ascii="Times New Roman" w:hAnsi="Times New Roman" w:cs="Times New Roman"/>
+          <w:iCs/>
+          <w:sz w:val="28"/>
+          <w:szCs w:val="28"/>
+        </w:rPr>
+        <w:t xml:space="preserve">Рисунок </w:t>
+      </w:r>
+      <w:r>
+        <w:rPr>
+          <w:rFonts w:ascii="Times New Roman" w:hAnsi="Times New Roman" w:cs="Times New Roman"/>
+          <w:iCs/>
+          <w:sz w:val="28"/>
+          <w:szCs w:val="28"/>
+          <w:lang w:val="en-US"/>
+        </w:rPr>
+        <w:t>5</w:t>
+      </w:r>
+      <w:r>
+        <w:rPr>
+          <w:rFonts w:ascii="Times New Roman" w:hAnsi="Times New Roman" w:cs="Times New Roman"/>
+          <w:iCs/>
+          <w:sz w:val="28"/>
+          <w:szCs w:val="28"/>
+        </w:rPr>
+        <w:t xml:space="preserve"> –</w:t>
+      </w:r>
+      <m:oMath>
+        <m:r>
+          <w:rPr>
+            <w:rFonts w:ascii="Cambria Math" w:hAnsi="Cambria Math" w:cs="Times New Roman"/>
+            <w:sz w:val="28"/>
+            <w:szCs w:val="28"/>
+          </w:rPr>
+          <m:t xml:space="preserve"> </m:t>
+        </m:r>
+        <m:r>
+          <w:rPr>
+            <w:rFonts w:ascii="Cambria Math" w:hAnsi="Cambria Math"/>
+            <w:sz w:val="28"/>
+            <w:szCs w:val="28"/>
+          </w:rPr>
+          <m:t>k=</m:t>
+        </m:r>
+        <m:r>
+          <w:rPr>
+            <w:rFonts w:ascii="Cambria Math" w:hAnsi="Cambria Math"/>
+            <w:sz w:val="28"/>
+            <w:szCs w:val="28"/>
+          </w:rPr>
+          <m:t>10</m:t>
+        </m:r>
+      </m:oMath>
+    </w:p>
+    <w:p>
+      <w:pPr>
+        <w:spacing w:after="0" w:line="360" w:lineRule="auto"/>
+        <w:jc w:val="center"/>
+        <w:rPr>
+          <w:rFonts w:ascii="Times New Roman" w:eastAsiaTheme="minorEastAsia" w:hAnsi="Times New Roman" w:cs="Times New Roman"/>
+          <w:sz w:val="28"/>
+          <w:szCs w:val="28"/>
+        </w:rPr>
+      </w:pPr>
+      <w:r>
+        <w:rPr>
+          <w:rFonts w:ascii="Times New Roman" w:eastAsiaTheme="minorEastAsia" w:hAnsi="Times New Roman" w:cs="Times New Roman"/>
+          <w:sz w:val="28"/>
+          <w:szCs w:val="28"/>
+        </w:rPr>
+        <w:drawing>
+          <wp:inline distT="0" distB="0" distL="0" distR="0" wp14:anchorId="3B1E17F4" wp14:editId="1FE0901D">
+            <wp:extent cx="6109232" cy="3058886"/>
+            <wp:effectExtent l="0" t="0" r="6350" b="8255"/>
+            <wp:docPr id="5" name="Рисунок 5"/>
+            <wp:cNvGraphicFramePr>
+              <a:graphicFrameLocks xmlns:a="http://schemas.openxmlformats.org/drawingml/2006/main" noChangeAspect="1"/>
+            </wp:cNvGraphicFramePr>
+            <a:graphic xmlns:a="http://schemas.openxmlformats.org/drawingml/2006/main">
+              <a:graphicData uri="http://schemas.openxmlformats.org/drawingml/2006/picture">
+                <pic:pic xmlns:pic="http://schemas.openxmlformats.org/drawingml/2006/picture">
+                  <pic:nvPicPr>
+                    <pic:cNvPr id="1" name=""/>
+                    <pic:cNvPicPr/>
+                  </pic:nvPicPr>
+                  <pic:blipFill rotWithShape="1">
+                    <a:blip r:embed="rId14"/>
+                    <a:srcRect l="3856"/>
+                    <a:stretch/>
+                  </pic:blipFill>
+                  <pic:spPr bwMode="auto">
+                    <a:xfrm>
+                      <a:off x="0" y="0"/>
+                      <a:ext cx="6117216" cy="3062883"/>
+                    </a:xfrm>
+                    <a:prstGeom prst="rect">
+                      <a:avLst/>
+                    </a:prstGeom>
+                    <a:ln>
+                      <a:noFill/>
+                    </a:ln>
+                    <a:extLst>
+                      <a:ext uri="{53640926-AAD7-44D8-BBD7-CCE9431645EC}">
+                        <a14:shadowObscured xmlns:a14="http://schemas.microsoft.com/office/drawing/2010/main"/>
+                      </a:ext>
+                    </a:extLst>
+                  </pic:spPr>
+                </pic:pic>
+              </a:graphicData>
+            </a:graphic>
+          </wp:inline>
+        </w:drawing>
+      </w:r>
+    </w:p>
+    <w:p>
+      <w:pPr>
+        <w:spacing w:after="0" w:line="360" w:lineRule="auto"/>
+        <w:ind w:firstLine="709"/>
+        <w:jc w:val="center"/>
+        <w:rPr>
+          <w:rFonts w:ascii="Times New Roman" w:eastAsiaTheme="minorEastAsia" w:hAnsi="Times New Roman" w:cs="Times New Roman"/>
+          <w:sz w:val="28"/>
+          <w:szCs w:val="28"/>
+        </w:rPr>
+      </w:pPr>
+      <w:r>
+        <w:rPr>
+          <w:rFonts w:ascii="Times New Roman" w:hAnsi="Times New Roman" w:cs="Times New Roman"/>
+          <w:iCs/>
+          <w:sz w:val="28"/>
+          <w:szCs w:val="28"/>
+        </w:rPr>
+        <w:t xml:space="preserve">Рисунок </w:t>
+      </w:r>
+      <w:r>
+        <w:rPr>
+          <w:rFonts w:ascii="Times New Roman" w:hAnsi="Times New Roman" w:cs="Times New Roman"/>
+          <w:iCs/>
+          <w:sz w:val="28"/>
+          <w:szCs w:val="28"/>
+          <w:lang w:val="en-US"/>
+        </w:rPr>
+        <w:t>6</w:t>
+      </w:r>
+      <w:r>
+        <w:rPr>
+          <w:rFonts w:ascii="Times New Roman" w:hAnsi="Times New Roman" w:cs="Times New Roman"/>
+          <w:iCs/>
+          <w:sz w:val="28"/>
+          <w:szCs w:val="28"/>
+        </w:rPr>
+        <w:t xml:space="preserve"> –</w:t>
+      </w:r>
+      <m:oMath>
+        <m:r>
+          <w:rPr>
+            <w:rFonts w:ascii="Cambria Math" w:hAnsi="Cambria Math" w:cs="Times New Roman"/>
+            <w:sz w:val="28"/>
+            <w:szCs w:val="28"/>
+          </w:rPr>
+          <m:t xml:space="preserve"> </m:t>
+        </m:r>
+        <m:r>
+          <w:rPr>
+            <w:rFonts w:ascii="Cambria Math" w:hAnsi="Cambria Math"/>
+            <w:sz w:val="28"/>
+            <w:szCs w:val="28"/>
+          </w:rPr>
+          <m:t>k=1</m:t>
+        </m:r>
+        <m:r>
+          <w:rPr>
+            <w:rFonts w:ascii="Cambria Math" w:hAnsi="Cambria Math"/>
+            <w:sz w:val="28"/>
+            <w:szCs w:val="28"/>
+          </w:rPr>
+          <m:t>5</m:t>
+        </m:r>
+      </m:oMath>
+    </w:p>
+    <w:p>
+      <w:pPr>
+        <w:spacing w:after="0" w:line="360" w:lineRule="auto"/>
+        <w:rPr>
+          <w:rFonts w:ascii="Times New Roman" w:eastAsiaTheme="minorEastAsia" w:hAnsi="Times New Roman" w:cs="Times New Roman"/>
+          <w:sz w:val="28"/>
+          <w:szCs w:val="28"/>
+        </w:rPr>
+      </w:pPr>
+      <w:r>
+        <w:rPr>
+          <w:rFonts w:ascii="Times New Roman" w:eastAsiaTheme="minorEastAsia" w:hAnsi="Times New Roman" w:cs="Times New Roman"/>
+          <w:sz w:val="28"/>
+          <w:szCs w:val="28"/>
+        </w:rPr>
+        <w:lastRenderedPageBreak/>
+        <w:drawing>
+          <wp:inline distT="0" distB="0" distL="0" distR="0" wp14:anchorId="6F1ADE1D" wp14:editId="40FB9A0A">
+            <wp:extent cx="6210300" cy="3030855"/>
+            <wp:effectExtent l="0" t="0" r="0" b="0"/>
+            <wp:docPr id="16" name="Рисунок 16"/>
+            <wp:cNvGraphicFramePr>
+              <a:graphicFrameLocks xmlns:a="http://schemas.openxmlformats.org/drawingml/2006/main" noChangeAspect="1"/>
+            </wp:cNvGraphicFramePr>
+            <a:graphic xmlns:a="http://schemas.openxmlformats.org/drawingml/2006/main">
+              <a:graphicData uri="http://schemas.openxmlformats.org/drawingml/2006/picture">
+                <pic:pic xmlns:pic="http://schemas.openxmlformats.org/drawingml/2006/picture">
+                  <pic:nvPicPr>
+                    <pic:cNvPr id="1" name=""/>
+                    <pic:cNvPicPr/>
+                  </pic:nvPicPr>
+                  <pic:blipFill>
+                    <a:blip r:embed="rId15"/>
+                    <a:stretch>
+                      <a:fillRect/>
+                    </a:stretch>
+                  </pic:blipFill>
+                  <pic:spPr>
+                    <a:xfrm>
+                      <a:off x="0" y="0"/>
+                      <a:ext cx="6210300" cy="3030855"/>
+                    </a:xfrm>
+                    <a:prstGeom prst="rect">
+                      <a:avLst/>
+                    </a:prstGeom>
+                  </pic:spPr>
+                </pic:pic>
+              </a:graphicData>
+            </a:graphic>
+          </wp:inline>
+        </w:drawing>
+      </w:r>
+    </w:p>
+    <w:p>
+      <w:pPr>
+        <w:spacing w:after="0" w:line="360" w:lineRule="auto"/>
+        <w:ind w:firstLine="709"/>
+        <w:jc w:val="center"/>
+        <w:rPr>
+          <w:rFonts w:ascii="Times New Roman" w:eastAsiaTheme="minorEastAsia" w:hAnsi="Times New Roman" w:cs="Times New Roman"/>
+          <w:sz w:val="28"/>
+          <w:szCs w:val="28"/>
+        </w:rPr>
+      </w:pPr>
+      <w:r>
+        <w:rPr>
+          <w:rFonts w:ascii="Times New Roman" w:hAnsi="Times New Roman" w:cs="Times New Roman"/>
+          <w:iCs/>
+          <w:sz w:val="28"/>
+          <w:szCs w:val="28"/>
+        </w:rPr>
+        <w:t>Рисунок</w:t>
+      </w:r>
+      <w:r>
+        <w:rPr>
+          <w:rFonts w:ascii="Times New Roman" w:hAnsi="Times New Roman" w:cs="Times New Roman"/>
+          <w:iCs/>
+          <w:sz w:val="28"/>
+          <w:szCs w:val="28"/>
+        </w:rPr>
+        <w:t xml:space="preserve"> 8</w:t>
+      </w:r>
+      <w:r>
+        <w:rPr>
+          <w:rFonts w:ascii="Times New Roman" w:hAnsi="Times New Roman" w:cs="Times New Roman"/>
+          <w:iCs/>
+          <w:sz w:val="28"/>
+          <w:szCs w:val="28"/>
+        </w:rPr>
+        <w:t>–</w:t>
+      </w:r>
+      <m:oMath>
+        <m:r>
+          <w:rPr>
+            <w:rFonts w:ascii="Cambria Math" w:hAnsi="Cambria Math" w:cs="Times New Roman"/>
+            <w:sz w:val="28"/>
+            <w:szCs w:val="28"/>
+          </w:rPr>
+          <m:t xml:space="preserve"> </m:t>
+        </m:r>
+        <m:r>
+          <w:rPr>
+            <w:rFonts w:ascii="Cambria Math" w:hAnsi="Cambria Math"/>
+            <w:sz w:val="28"/>
+            <w:szCs w:val="28"/>
+          </w:rPr>
+          <m:t>k=</m:t>
+        </m:r>
+        <m:r>
+          <w:rPr>
+            <w:rFonts w:ascii="Cambria Math" w:hAnsi="Cambria Math"/>
+            <w:sz w:val="28"/>
+            <w:szCs w:val="28"/>
+          </w:rPr>
+          <m:t>17</m:t>
+        </m:r>
+      </m:oMath>
+    </w:p>
+    <w:p>
+      <w:pPr>
+        <w:spacing w:after="0" w:line="360" w:lineRule="auto"/>
+        <w:rPr>
+          <w:rFonts w:ascii="Times New Roman" w:eastAsiaTheme="minorEastAsia" w:hAnsi="Times New Roman" w:cs="Times New Roman"/>
+          <w:sz w:val="28"/>
+          <w:szCs w:val="28"/>
+        </w:rPr>
+      </w:pPr>
+      <w:r>
+        <w:rPr>
+          <w:rFonts w:ascii="Times New Roman" w:eastAsiaTheme="minorEastAsia" w:hAnsi="Times New Roman" w:cs="Times New Roman"/>
+          <w:sz w:val="28"/>
+          <w:szCs w:val="28"/>
+        </w:rPr>
+        <w:drawing>
+          <wp:inline distT="0" distB="0" distL="0" distR="0" wp14:anchorId="682E6BD2" wp14:editId="57975AC0">
+            <wp:extent cx="6280606" cy="3063240"/>
+            <wp:effectExtent l="0" t="0" r="6350" b="3810"/>
+            <wp:docPr id="6" name="Рисунок 6"/>
+            <wp:cNvGraphicFramePr>
+              <a:graphicFrameLocks xmlns:a="http://schemas.openxmlformats.org/drawingml/2006/main" noChangeAspect="1"/>
+            </wp:cNvGraphicFramePr>
+            <a:graphic xmlns:a="http://schemas.openxmlformats.org/drawingml/2006/main">
+              <a:graphicData uri="http://schemas.openxmlformats.org/drawingml/2006/picture">
+                <pic:pic xmlns:pic="http://schemas.openxmlformats.org/drawingml/2006/picture">
+                  <pic:nvPicPr>
+                    <pic:cNvPr id="1" name=""/>
+                    <pic:cNvPicPr/>
+                  </pic:nvPicPr>
+                  <pic:blipFill>
+                    <a:blip r:embed="rId16"/>
+                    <a:stretch>
+                      <a:fillRect/>
+                    </a:stretch>
+                  </pic:blipFill>
+                  <pic:spPr>
+                    <a:xfrm>
+                      <a:off x="0" y="0"/>
+                      <a:ext cx="6288602" cy="3067140"/>
+                    </a:xfrm>
+                    <a:prstGeom prst="rect">
+                      <a:avLst/>
+                    </a:prstGeom>
+                  </pic:spPr>
+                </pic:pic>
+              </a:graphicData>
+            </a:graphic>
+          </wp:inline>
+        </w:drawing>
+      </w:r>
+    </w:p>
+    <w:p>
+      <w:pPr>
+        <w:spacing w:after="0" w:line="360" w:lineRule="auto"/>
+        <w:ind w:firstLine="709"/>
+        <w:jc w:val="center"/>
+        <w:rPr>
+          <w:rFonts w:ascii="Times New Roman" w:eastAsiaTheme="minorEastAsia" w:hAnsi="Times New Roman" w:cs="Times New Roman"/>
+          <w:sz w:val="28"/>
+          <w:szCs w:val="28"/>
+        </w:rPr>
+      </w:pPr>
+      <w:r>
+        <w:rPr>
+          <w:rFonts w:ascii="Times New Roman" w:hAnsi="Times New Roman" w:cs="Times New Roman"/>
+          <w:iCs/>
+          <w:sz w:val="28"/>
+          <w:szCs w:val="28"/>
+        </w:rPr>
+        <w:t>Рисунок</w:t>
+      </w:r>
+      <w:r>
+        <w:rPr>
+          <w:rFonts w:ascii="Times New Roman" w:hAnsi="Times New Roman" w:cs="Times New Roman"/>
+          <w:iCs/>
+          <w:sz w:val="28"/>
+          <w:szCs w:val="28"/>
+        </w:rPr>
+        <w:t xml:space="preserve"> 8</w:t>
+      </w:r>
+      <w:r>
+        <w:rPr>
+          <w:rFonts w:ascii="Times New Roman" w:hAnsi="Times New Roman" w:cs="Times New Roman"/>
+          <w:iCs/>
+          <w:sz w:val="28"/>
+          <w:szCs w:val="28"/>
+        </w:rPr>
+        <w:t>–</w:t>
+      </w:r>
+      <m:oMath>
+        <m:r>
+          <w:rPr>
+            <w:rFonts w:ascii="Cambria Math" w:hAnsi="Cambria Math" w:cs="Times New Roman"/>
+            <w:sz w:val="28"/>
+            <w:szCs w:val="28"/>
+          </w:rPr>
+          <m:t xml:space="preserve"> </m:t>
+        </m:r>
+        <m:r>
+          <w:rPr>
+            <w:rFonts w:ascii="Cambria Math" w:hAnsi="Cambria Math"/>
+            <w:sz w:val="28"/>
+            <w:szCs w:val="28"/>
+          </w:rPr>
+          <m:t>k=</m:t>
+        </m:r>
+        <m:r>
+          <w:rPr>
+            <w:rFonts w:ascii="Cambria Math" w:hAnsi="Cambria Math"/>
+            <w:sz w:val="28"/>
+            <w:szCs w:val="28"/>
+          </w:rPr>
+          <m:t>20</m:t>
+        </m:r>
+      </m:oMath>
+    </w:p>
+    <w:p>
+      <w:pPr>
+        <w:spacing w:line="259" w:lineRule="auto"/>
+        <w:rPr>
+          <w:rFonts w:ascii="Times New Roman" w:eastAsia="Times New Roman" w:hAnsi="Times New Roman" w:cs="Times New Roman"/>
+          <w:b/>
+          <w:bCs/>
+          <w:sz w:val="28"/>
+          <w:szCs w:val="28"/>
+          <w:lang w:eastAsia="ru-RU"/>
+        </w:rPr>
+      </w:pPr>
+      <w:r>
+        <w:rPr>
+          <w:rFonts w:ascii="Times New Roman" w:eastAsia="Times New Roman" w:hAnsi="Times New Roman" w:cs="Times New Roman"/>
+          <w:b/>
+          <w:bCs/>
+          <w:sz w:val="28"/>
+          <w:szCs w:val="28"/>
+          <w:lang w:eastAsia="ru-RU"/>
+        </w:rPr>
+        <w:br w:type="page"/>
+      </w:r>
+    </w:p>
+    <w:p>
+      <w:pPr>
+        <w:spacing w:after="0" w:line="360" w:lineRule="auto"/>
+        <w:ind w:firstLine="709"/>
+        <w:jc w:val="both"/>
+        <w:rPr>
+          <w:rFonts w:ascii="Times New Roman" w:eastAsia="Times New Roman" w:hAnsi="Times New Roman" w:cs="Times New Roman"/>
+          <w:b/>
+          <w:bCs/>
+          <w:i/>
+          <w:sz w:val="28"/>
+          <w:szCs w:val="28"/>
+        </w:rPr>
+      </w:pPr>
+      <w:r>
+        <w:rPr>
+          <w:rFonts w:ascii="Times New Roman" w:eastAsia="Times New Roman" w:hAnsi="Times New Roman" w:cs="Times New Roman"/>
+          <w:b/>
+          <w:bCs/>
+          <w:sz w:val="28"/>
+          <w:szCs w:val="28"/>
+          <w:lang w:eastAsia="ru-RU"/>
+        </w:rPr>
+        <w:lastRenderedPageBreak/>
+        <w:t>П</w:t>
+      </w:r>
+      <w:r>
+        <w:rPr>
+          <w:rFonts w:ascii="Times New Roman" w:eastAsia="Times New Roman" w:hAnsi="Times New Roman" w:cs="Times New Roman"/>
+          <w:b/>
+          <w:bCs/>
+          <w:sz w:val="28"/>
+          <w:szCs w:val="28"/>
+          <w:lang w:eastAsia="ru-RU"/>
+        </w:rPr>
+        <w:t xml:space="preserve">араметр </w:t>
+      </w:r>
+      <m:oMath>
+        <m:r>
+          <m:rPr>
+            <m:sty m:val="bi"/>
+          </m:rPr>
+          <w:rPr>
+            <w:rFonts w:ascii="Cambria Math" w:hAnsi="Cambria Math"/>
+            <w:sz w:val="28"/>
+            <w:szCs w:val="28"/>
+          </w:rPr>
+          <m:t>ε</m:t>
+        </m:r>
+      </m:oMath>
+    </w:p>
+    <w:p>
+      <w:pPr>
+        <w:spacing w:after="0" w:line="360" w:lineRule="auto"/>
+        <w:jc w:val="both"/>
+        <w:rPr>
+          <w:rFonts w:ascii="Times New Roman" w:eastAsia="Times New Roman" w:hAnsi="Times New Roman" w:cs="Times New Roman"/>
+          <w:i/>
+          <w:sz w:val="28"/>
+          <w:szCs w:val="28"/>
+        </w:rPr>
+      </w:pPr>
+      <w:r>
+        <w:rPr>
+          <w:rFonts w:ascii="Times New Roman" w:eastAsia="Times New Roman" w:hAnsi="Times New Roman" w:cs="Times New Roman"/>
+          <w:sz w:val="28"/>
+          <w:szCs w:val="28"/>
+        </w:rPr>
+        <w:t xml:space="preserve">Зафиксируем </w:t>
+      </w:r>
+      <m:oMath>
+        <m:r>
+          <w:rPr>
+            <w:rFonts w:ascii="Cambria Math" w:hAnsi="Cambria Math"/>
+            <w:sz w:val="28"/>
+            <w:szCs w:val="28"/>
+          </w:rPr>
+          <m:t>N=</m:t>
+        </m:r>
+        <m:r>
+          <w:rPr>
+            <w:rFonts w:ascii="Cambria Math" w:hAnsi="Cambria Math"/>
+            <w:sz w:val="28"/>
+            <w:szCs w:val="28"/>
+          </w:rPr>
+          <m:t>10</m:t>
+        </m:r>
+        <m:r>
+          <w:rPr>
+            <w:rFonts w:ascii="Cambria Math" w:hAnsi="Cambria Math"/>
+            <w:sz w:val="28"/>
+            <w:szCs w:val="28"/>
+          </w:rPr>
+          <m:t>00,</m:t>
         </m:r>
         <m:r>
           <m:rPr>
@@ -14494,7 +16722,23 @@
             <w:sz w:val="28"/>
             <w:szCs w:val="28"/>
           </w:rPr>
-          <m:t>=5,</m:t>
+          <m:t>=</m:t>
+        </m:r>
+        <m:r>
+          <w:rPr>
+            <w:rFonts w:ascii="Cambria Math" w:hAnsi="Cambria Math"/>
+            <w:sz w:val="28"/>
+            <w:szCs w:val="28"/>
+          </w:rPr>
+          <m:t>10</m:t>
+        </m:r>
+        <m:r>
+          <w:rPr>
+            <w:rFonts w:ascii="Cambria Math" w:hAnsi="Cambria Math"/>
+            <w:sz w:val="28"/>
+            <w:szCs w:val="28"/>
+          </w:rPr>
+          <m:t>,</m:t>
         </m:r>
         <m:sSub>
           <m:sSubPr>
@@ -14534,7 +16778,23 @@
             <w:sz w:val="28"/>
             <w:szCs w:val="28"/>
           </w:rPr>
-          <m:t>=3</m:t>
+          <m:t>=</m:t>
+        </m:r>
+        <m:r>
+          <w:rPr>
+            <w:rFonts w:ascii="Cambria Math" w:hAnsi="Cambria Math"/>
+            <w:sz w:val="28"/>
+            <w:szCs w:val="28"/>
+          </w:rPr>
+          <m:t>5</m:t>
+        </m:r>
+        <m:r>
+          <w:rPr>
+            <w:rFonts w:ascii="Cambria Math" w:eastAsia="Times New Roman" w:hAnsi="Cambria Math" w:cs="Times New Roman"/>
+            <w:sz w:val="28"/>
+            <w:szCs w:val="28"/>
+          </w:rPr>
+          <m:t>, k=10</m:t>
         </m:r>
       </m:oMath>
     </w:p>
@@ -14548,6 +16808,48 @@
           <w:szCs w:val="28"/>
         </w:rPr>
       </w:pPr>
+      <w:r>
+        <w:rPr>
+          <w:rFonts w:ascii="Times New Roman" w:eastAsia="Times New Roman" w:hAnsi="Times New Roman" w:cs="Times New Roman"/>
+          <w:sz w:val="28"/>
+          <w:szCs w:val="28"/>
+        </w:rPr>
+        <w:drawing>
+          <wp:inline distT="0" distB="0" distL="0" distR="0" wp14:anchorId="64A7924A" wp14:editId="7B19E7AE">
+            <wp:extent cx="6210300" cy="3013075"/>
+            <wp:effectExtent l="0" t="0" r="0" b="0"/>
+            <wp:docPr id="7" name="Рисунок 7"/>
+            <wp:cNvGraphicFramePr>
+              <a:graphicFrameLocks xmlns:a="http://schemas.openxmlformats.org/drawingml/2006/main" noChangeAspect="1"/>
+            </wp:cNvGraphicFramePr>
+            <a:graphic xmlns:a="http://schemas.openxmlformats.org/drawingml/2006/main">
+              <a:graphicData uri="http://schemas.openxmlformats.org/drawingml/2006/picture">
+                <pic:pic xmlns:pic="http://schemas.openxmlformats.org/drawingml/2006/picture">
+                  <pic:nvPicPr>
+                    <pic:cNvPr id="1" name=""/>
+                    <pic:cNvPicPr/>
+                  </pic:nvPicPr>
+                  <pic:blipFill>
+                    <a:blip r:embed="rId17"/>
+                    <a:stretch>
+                      <a:fillRect/>
+                    </a:stretch>
+                  </pic:blipFill>
+                  <pic:spPr>
+                    <a:xfrm>
+                      <a:off x="0" y="0"/>
+                      <a:ext cx="6210300" cy="3013075"/>
+                    </a:xfrm>
+                    <a:prstGeom prst="rect">
+                      <a:avLst/>
+                    </a:prstGeom>
+                  </pic:spPr>
+                </pic:pic>
+              </a:graphicData>
+            </a:graphic>
+          </wp:inline>
+        </w:drawing>
+      </w:r>
     </w:p>
     <w:p>
       <w:pPr>
@@ -14555,7 +16857,6 @@
         <w:jc w:val="center"/>
         <w:rPr>
           <w:rFonts w:ascii="Times New Roman" w:eastAsiaTheme="minorEastAsia" w:hAnsi="Times New Roman" w:cs="Times New Roman"/>
-          <w:iCs/>
           <w:sz w:val="28"/>
           <w:szCs w:val="28"/>
         </w:rPr>
@@ -14575,9 +16876,8 @@
           <w:iCs/>
           <w:sz w:val="28"/>
           <w:szCs w:val="28"/>
-          <w:lang w:val="en-US"/>
-        </w:rPr>
-        <w:t>4</w:t>
+        </w:rPr>
+        <w:t>9</w:t>
       </w:r>
       <w:r>
         <w:rPr>
@@ -14586,7 +16886,7 @@
           <w:sz w:val="28"/>
           <w:szCs w:val="28"/>
         </w:rPr>
-        <w:t xml:space="preserve"> – </w:t>
+        <w:t xml:space="preserve"> –</w:t>
       </w:r>
       <m:oMath>
         <m:r>
@@ -14595,7 +16895,34 @@
             <w:sz w:val="28"/>
             <w:szCs w:val="28"/>
           </w:rPr>
-          <m:t>k=5</m:t>
+          <m:t xml:space="preserve"> </m:t>
+        </m:r>
+        <m:r>
+          <w:rPr>
+            <w:rFonts w:ascii="Cambria Math" w:hAnsi="Cambria Math"/>
+            <w:sz w:val="28"/>
+            <w:szCs w:val="28"/>
+          </w:rPr>
+          <m:t>ε</m:t>
+        </m:r>
+      </m:oMath>
+      <w:r>
+        <w:rPr>
+          <w:rFonts w:ascii="Times New Roman" w:hAnsi="Times New Roman" w:cs="Times New Roman"/>
+          <w:iCs/>
+          <w:sz w:val="28"/>
+          <w:szCs w:val="28"/>
+        </w:rPr>
+        <w:t xml:space="preserve"> </w:t>
+      </w:r>
+      <m:oMath>
+        <m:r>
+          <w:rPr>
+            <w:rFonts w:ascii="Cambria Math" w:hAnsi="Cambria Math" w:cs="Times New Roman"/>
+            <w:sz w:val="28"/>
+            <w:szCs w:val="28"/>
+          </w:rPr>
+          <m:t>=0</m:t>
         </m:r>
       </m:oMath>
     </w:p>
@@ -14605,19 +16932,61 @@
         <w:jc w:val="center"/>
         <w:rPr>
           <w:rFonts w:ascii="Times New Roman" w:eastAsia="Times New Roman" w:hAnsi="Times New Roman" w:cs="Times New Roman"/>
-          <w:i/>
+          <w:iCs/>
           <w:sz w:val="28"/>
           <w:szCs w:val="28"/>
         </w:rPr>
       </w:pPr>
+      <w:r>
+        <w:rPr>
+          <w:rFonts w:ascii="Times New Roman" w:eastAsia="Times New Roman" w:hAnsi="Times New Roman" w:cs="Times New Roman"/>
+          <w:iCs/>
+          <w:sz w:val="28"/>
+          <w:szCs w:val="28"/>
+        </w:rPr>
+        <w:drawing>
+          <wp:inline distT="0" distB="0" distL="0" distR="0" wp14:anchorId="5994F24C" wp14:editId="052D4702">
+            <wp:extent cx="6210300" cy="3043555"/>
+            <wp:effectExtent l="0" t="0" r="0" b="4445"/>
+            <wp:docPr id="8" name="Рисунок 8"/>
+            <wp:cNvGraphicFramePr>
+              <a:graphicFrameLocks xmlns:a="http://schemas.openxmlformats.org/drawingml/2006/main" noChangeAspect="1"/>
+            </wp:cNvGraphicFramePr>
+            <a:graphic xmlns:a="http://schemas.openxmlformats.org/drawingml/2006/main">
+              <a:graphicData uri="http://schemas.openxmlformats.org/drawingml/2006/picture">
+                <pic:pic xmlns:pic="http://schemas.openxmlformats.org/drawingml/2006/picture">
+                  <pic:nvPicPr>
+                    <pic:cNvPr id="1" name=""/>
+                    <pic:cNvPicPr/>
+                  </pic:nvPicPr>
+                  <pic:blipFill>
+                    <a:blip r:embed="rId18"/>
+                    <a:stretch>
+                      <a:fillRect/>
+                    </a:stretch>
+                  </pic:blipFill>
+                  <pic:spPr>
+                    <a:xfrm>
+                      <a:off x="0" y="0"/>
+                      <a:ext cx="6210300" cy="3043555"/>
+                    </a:xfrm>
+                    <a:prstGeom prst="rect">
+                      <a:avLst/>
+                    </a:prstGeom>
+                  </pic:spPr>
+                </pic:pic>
+              </a:graphicData>
+            </a:graphic>
+          </wp:inline>
+        </w:drawing>
+      </w:r>
     </w:p>
     <w:p>
       <w:pPr>
         <w:spacing w:after="0" w:line="360" w:lineRule="auto"/>
         <w:jc w:val="center"/>
         <w:rPr>
-          <w:rFonts w:ascii="Times New Roman" w:eastAsia="Times New Roman" w:hAnsi="Times New Roman" w:cs="Times New Roman"/>
-          <w:i/>
+          <w:rFonts w:ascii="Times New Roman" w:eastAsiaTheme="minorEastAsia" w:hAnsi="Times New Roman" w:cs="Times New Roman"/>
           <w:sz w:val="28"/>
           <w:szCs w:val="28"/>
         </w:rPr>
@@ -14637,9 +17006,8 @@
           <w:iCs/>
           <w:sz w:val="28"/>
           <w:szCs w:val="28"/>
-          <w:lang w:val="en-US"/>
-        </w:rPr>
-        <w:t>5</w:t>
+        </w:rPr>
+        <w:t>10</w:t>
       </w:r>
       <w:r>
         <w:rPr>
@@ -14651,14 +17019,54 @@
         <w:t xml:space="preserve"> – </w:t>
       </w:r>
       <m:oMath>
+        <m:r>
+          <w:rPr>
+            <w:rFonts w:ascii="Cambria Math" w:hAnsi="Cambria Math"/>
+            <w:sz w:val="28"/>
+            <w:szCs w:val="28"/>
+          </w:rPr>
+          <m:t>ε</m:t>
+        </m:r>
         <m:r>
           <w:rPr>
             <w:rFonts w:ascii="Cambria Math" w:hAnsi="Cambria Math" w:cs="Times New Roman"/>
             <w:sz w:val="28"/>
             <w:szCs w:val="28"/>
           </w:rPr>
-          <m:t>k=10</m:t>
+          <m:t>=</m:t>
         </m:r>
+        <m:sSup>
+          <m:sSupPr>
+            <m:ctrlPr>
+              <w:rPr>
+                <w:rFonts w:ascii="Cambria Math" w:hAnsi="Cambria Math" w:cs="Times New Roman"/>
+                <w:i/>
+                <w:sz w:val="28"/>
+                <w:szCs w:val="28"/>
+              </w:rPr>
+            </m:ctrlPr>
+          </m:sSupPr>
+          <m:e>
+            <m:r>
+              <w:rPr>
+                <w:rFonts w:ascii="Cambria Math" w:hAnsi="Cambria Math" w:cs="Times New Roman"/>
+                <w:sz w:val="28"/>
+                <w:szCs w:val="28"/>
+              </w:rPr>
+              <m:t>10</m:t>
+            </m:r>
+          </m:e>
+          <m:sup>
+            <m:r>
+              <w:rPr>
+                <w:rFonts w:ascii="Cambria Math" w:hAnsi="Cambria Math" w:cs="Times New Roman"/>
+                <w:sz w:val="28"/>
+                <w:szCs w:val="28"/>
+              </w:rPr>
+              <m:t>-5</m:t>
+            </m:r>
+          </m:sup>
+        </m:sSup>
       </m:oMath>
     </w:p>
     <w:p>
@@ -14667,29 +17075,62 @@
         <w:jc w:val="center"/>
         <w:rPr>
           <w:rFonts w:ascii="Times New Roman" w:eastAsia="Times New Roman" w:hAnsi="Times New Roman" w:cs="Times New Roman"/>
+          <w:i/>
           <w:sz w:val="28"/>
           <w:szCs w:val="28"/>
         </w:rPr>
       </w:pPr>
+      <w:r>
+        <w:rPr>
+          <w:rFonts w:ascii="Times New Roman" w:eastAsia="Times New Roman" w:hAnsi="Times New Roman" w:cs="Times New Roman"/>
+          <w:i/>
+          <w:sz w:val="28"/>
+          <w:szCs w:val="28"/>
+        </w:rPr>
+        <w:lastRenderedPageBreak/>
+        <w:drawing>
+          <wp:inline distT="0" distB="0" distL="0" distR="0" wp14:anchorId="3BF06D59" wp14:editId="49237869">
+            <wp:extent cx="6210300" cy="3062605"/>
+            <wp:effectExtent l="0" t="0" r="0" b="4445"/>
+            <wp:docPr id="9" name="Рисунок 9"/>
+            <wp:cNvGraphicFramePr>
+              <a:graphicFrameLocks xmlns:a="http://schemas.openxmlformats.org/drawingml/2006/main" noChangeAspect="1"/>
+            </wp:cNvGraphicFramePr>
+            <a:graphic xmlns:a="http://schemas.openxmlformats.org/drawingml/2006/main">
+              <a:graphicData uri="http://schemas.openxmlformats.org/drawingml/2006/picture">
+                <pic:pic xmlns:pic="http://schemas.openxmlformats.org/drawingml/2006/picture">
+                  <pic:nvPicPr>
+                    <pic:cNvPr id="1" name=""/>
+                    <pic:cNvPicPr/>
+                  </pic:nvPicPr>
+                  <pic:blipFill>
+                    <a:blip r:embed="rId19"/>
+                    <a:stretch>
+                      <a:fillRect/>
+                    </a:stretch>
+                  </pic:blipFill>
+                  <pic:spPr>
+                    <a:xfrm>
+                      <a:off x="0" y="0"/>
+                      <a:ext cx="6210300" cy="3062605"/>
+                    </a:xfrm>
+                    <a:prstGeom prst="rect">
+                      <a:avLst/>
+                    </a:prstGeom>
+                  </pic:spPr>
+                </pic:pic>
+              </a:graphicData>
+            </a:graphic>
+          </wp:inline>
+        </w:drawing>
+      </w:r>
     </w:p>
     <w:p>
       <w:pPr>
         <w:spacing w:after="0" w:line="360" w:lineRule="auto"/>
         <w:jc w:val="center"/>
         <w:rPr>
-          <w:rFonts w:ascii="Times New Roman" w:eastAsia="Times New Roman" w:hAnsi="Times New Roman" w:cs="Times New Roman"/>
-          <w:sz w:val="28"/>
-          <w:szCs w:val="28"/>
-        </w:rPr>
-      </w:pPr>
-    </w:p>
-    <w:p>
-      <w:pPr>
-        <w:spacing w:after="0" w:line="360" w:lineRule="auto"/>
-        <w:jc w:val="center"/>
-        <w:rPr>
-          <w:rFonts w:ascii="Times New Roman" w:eastAsia="Times New Roman" w:hAnsi="Times New Roman" w:cs="Times New Roman"/>
-          <w:i/>
+          <w:rFonts w:ascii="Times New Roman" w:eastAsiaTheme="minorEastAsia" w:hAnsi="Times New Roman" w:cs="Times New Roman"/>
           <w:sz w:val="28"/>
           <w:szCs w:val="28"/>
         </w:rPr>
@@ -14710,7 +17151,7 @@
           <w:sz w:val="28"/>
           <w:szCs w:val="28"/>
         </w:rPr>
-        <w:t>6</w:t>
+        <w:t>1</w:t>
       </w:r>
       <w:r>
         <w:rPr>
@@ -14719,18 +17160,203 @@
           <w:sz w:val="28"/>
           <w:szCs w:val="28"/>
         </w:rPr>
+        <w:t>1</w:t>
+      </w:r>
+      <w:r>
+        <w:rPr>
+          <w:rFonts w:ascii="Times New Roman" w:hAnsi="Times New Roman" w:cs="Times New Roman"/>
+          <w:iCs/>
+          <w:sz w:val="28"/>
+          <w:szCs w:val="28"/>
+        </w:rPr>
         <w:t xml:space="preserve"> – </w:t>
       </w:r>
       <m:oMath>
+        <m:r>
+          <w:rPr>
+            <w:rFonts w:ascii="Cambria Math" w:hAnsi="Cambria Math"/>
+            <w:sz w:val="28"/>
+            <w:szCs w:val="28"/>
+          </w:rPr>
+          <m:t>ε</m:t>
+        </m:r>
         <m:r>
           <w:rPr>
             <w:rFonts w:ascii="Cambria Math" w:hAnsi="Cambria Math" w:cs="Times New Roman"/>
             <w:sz w:val="28"/>
             <w:szCs w:val="28"/>
           </w:rPr>
-          <m:t>k=20</m:t>
+          <m:t>=</m:t>
+        </m:r>
+        <m:sSup>
+          <m:sSupPr>
+            <m:ctrlPr>
+              <w:rPr>
+                <w:rFonts w:ascii="Cambria Math" w:hAnsi="Cambria Math" w:cs="Times New Roman"/>
+                <w:i/>
+                <w:sz w:val="28"/>
+                <w:szCs w:val="28"/>
+              </w:rPr>
+            </m:ctrlPr>
+          </m:sSupPr>
+          <m:e>
+            <m:r>
+              <w:rPr>
+                <w:rFonts w:ascii="Cambria Math" w:hAnsi="Cambria Math" w:cs="Times New Roman"/>
+                <w:sz w:val="28"/>
+                <w:szCs w:val="28"/>
+              </w:rPr>
+              <m:t>10</m:t>
+            </m:r>
+          </m:e>
+          <m:sup>
+            <m:r>
+              <w:rPr>
+                <w:rFonts w:ascii="Cambria Math" w:hAnsi="Cambria Math" w:cs="Times New Roman"/>
+                <w:sz w:val="28"/>
+                <w:szCs w:val="28"/>
+              </w:rPr>
+              <m:t>-2</m:t>
+            </m:r>
+          </m:sup>
+        </m:sSup>
+      </m:oMath>
+    </w:p>
+    <w:p>
+      <w:pPr>
+        <w:spacing w:after="0" w:line="360" w:lineRule="auto"/>
+        <w:jc w:val="center"/>
+        <w:rPr>
+          <w:rFonts w:ascii="Times New Roman" w:eastAsia="Times New Roman" w:hAnsi="Times New Roman" w:cs="Times New Roman"/>
+          <w:iCs/>
+          <w:sz w:val="28"/>
+          <w:szCs w:val="28"/>
+        </w:rPr>
+      </w:pPr>
+      <w:r>
+        <w:rPr>
+          <w:rFonts w:ascii="Times New Roman" w:eastAsia="Times New Roman" w:hAnsi="Times New Roman" w:cs="Times New Roman"/>
+          <w:iCs/>
+          <w:sz w:val="28"/>
+          <w:szCs w:val="28"/>
+        </w:rPr>
+        <w:drawing>
+          <wp:inline distT="0" distB="0" distL="0" distR="0" wp14:anchorId="3D2C1C6B" wp14:editId="091D1DA8">
+            <wp:extent cx="6210300" cy="3020060"/>
+            <wp:effectExtent l="0" t="0" r="0" b="8890"/>
+            <wp:docPr id="10" name="Рисунок 10"/>
+            <wp:cNvGraphicFramePr>
+              <a:graphicFrameLocks xmlns:a="http://schemas.openxmlformats.org/drawingml/2006/main" noChangeAspect="1"/>
+            </wp:cNvGraphicFramePr>
+            <a:graphic xmlns:a="http://schemas.openxmlformats.org/drawingml/2006/main">
+              <a:graphicData uri="http://schemas.openxmlformats.org/drawingml/2006/picture">
+                <pic:pic xmlns:pic="http://schemas.openxmlformats.org/drawingml/2006/picture">
+                  <pic:nvPicPr>
+                    <pic:cNvPr id="1" name=""/>
+                    <pic:cNvPicPr/>
+                  </pic:nvPicPr>
+                  <pic:blipFill>
+                    <a:blip r:embed="rId20"/>
+                    <a:stretch>
+                      <a:fillRect/>
+                    </a:stretch>
+                  </pic:blipFill>
+                  <pic:spPr>
+                    <a:xfrm>
+                      <a:off x="0" y="0"/>
+                      <a:ext cx="6210300" cy="3020060"/>
+                    </a:xfrm>
+                    <a:prstGeom prst="rect">
+                      <a:avLst/>
+                    </a:prstGeom>
+                  </pic:spPr>
+                </pic:pic>
+              </a:graphicData>
+            </a:graphic>
+          </wp:inline>
+        </w:drawing>
+      </w:r>
+    </w:p>
+    <w:p>
+      <w:pPr>
+        <w:spacing w:after="0" w:line="360" w:lineRule="auto"/>
+        <w:jc w:val="center"/>
+        <w:rPr>
+          <w:rFonts w:ascii="Times New Roman" w:eastAsia="Times New Roman" w:hAnsi="Times New Roman" w:cs="Times New Roman"/>
+          <w:i/>
+          <w:sz w:val="28"/>
+          <w:szCs w:val="28"/>
+        </w:rPr>
+      </w:pPr>
+      <w:r>
+        <w:rPr>
+          <w:rFonts w:ascii="Times New Roman" w:hAnsi="Times New Roman" w:cs="Times New Roman"/>
+          <w:iCs/>
+          <w:sz w:val="28"/>
+          <w:szCs w:val="28"/>
+        </w:rPr>
+        <w:t xml:space="preserve">Рисунок </w:t>
+      </w:r>
+      <w:r>
+        <w:rPr>
+          <w:rFonts w:ascii="Times New Roman" w:hAnsi="Times New Roman" w:cs="Times New Roman"/>
+          <w:iCs/>
+          <w:sz w:val="28"/>
+          <w:szCs w:val="28"/>
+        </w:rPr>
+        <w:t>12</w:t>
+      </w:r>
+      <w:r>
+        <w:rPr>
+          <w:rFonts w:ascii="Times New Roman" w:hAnsi="Times New Roman" w:cs="Times New Roman"/>
+          <w:iCs/>
+          <w:sz w:val="28"/>
+          <w:szCs w:val="28"/>
+        </w:rPr>
+        <w:t xml:space="preserve"> – </w:t>
+      </w:r>
+      <m:oMath>
+        <m:r>
+          <w:rPr>
+            <w:rFonts w:ascii="Cambria Math" w:hAnsi="Cambria Math"/>
+            <w:sz w:val="28"/>
+            <w:szCs w:val="28"/>
+          </w:rPr>
+          <m:t>ε</m:t>
+        </m:r>
+        <m:r>
+          <w:rPr>
+            <w:rFonts w:ascii="Cambria Math" w:hAnsi="Cambria Math" w:cs="Times New Roman"/>
+            <w:sz w:val="28"/>
+            <w:szCs w:val="28"/>
+          </w:rPr>
+          <m:t>=1</m:t>
         </m:r>
       </m:oMath>
+    </w:p>
+    <w:p>
+      <w:pPr>
+        <w:spacing w:line="259" w:lineRule="auto"/>
+        <w:rPr>
+          <w:rFonts w:ascii="Times New Roman" w:eastAsia="Times New Roman" w:hAnsi="Times New Roman" w:cs="Times New Roman"/>
+          <w:b/>
+          <w:bCs/>
+          <w:sz w:val="28"/>
+          <w:szCs w:val="28"/>
+          <w:lang w:eastAsia="ru-RU"/>
+        </w:rPr>
+      </w:pPr>
+      <w:r>
+        <w:rPr>
+          <w:rFonts w:ascii="Times New Roman" w:eastAsia="Times New Roman" w:hAnsi="Times New Roman" w:cs="Times New Roman"/>
+          <w:b/>
+          <w:bCs/>
+          <w:sz w:val="28"/>
+          <w:szCs w:val="28"/>
+          <w:lang w:eastAsia="ru-RU"/>
+        </w:rPr>
+        <w:br w:type="page"/>
+      </w:r>
     </w:p>
     <w:p>
       <w:pPr>
@@ -14754,6 +17380,7 @@
           <w:szCs w:val="28"/>
           <w:lang w:eastAsia="ru-RU"/>
         </w:rPr>
+        <w:lastRenderedPageBreak/>
         <w:t xml:space="preserve">Параметр </w:t>
       </w:r>
       <m:oMath>
@@ -14824,7 +17451,23 @@
             <w:sz w:val="28"/>
             <w:szCs w:val="28"/>
           </w:rPr>
-          <m:t>N=400,</m:t>
+          <m:t>N=</m:t>
+        </m:r>
+        <m:r>
+          <w:rPr>
+            <w:rFonts w:ascii="Cambria Math" w:hAnsi="Cambria Math"/>
+            <w:sz w:val="28"/>
+            <w:szCs w:val="28"/>
+          </w:rPr>
+          <m:t>10</m:t>
+        </m:r>
+        <m:r>
+          <w:rPr>
+            <w:rFonts w:ascii="Cambria Math" w:hAnsi="Cambria Math"/>
+            <w:sz w:val="28"/>
+            <w:szCs w:val="28"/>
+          </w:rPr>
+          <m:t>00,</m:t>
         </m:r>
         <m:r>
           <m:rPr>
@@ -14842,7 +17485,47 @@
             <w:sz w:val="28"/>
             <w:szCs w:val="28"/>
           </w:rPr>
-          <m:t xml:space="preserve">ε=0, </m:t>
+          <m:t>ε=</m:t>
+        </m:r>
+        <m:sSup>
+          <m:sSupPr>
+            <m:ctrlPr>
+              <w:rPr>
+                <w:rFonts w:ascii="Cambria Math" w:hAnsi="Cambria Math"/>
+                <w:i/>
+                <w:sz w:val="28"/>
+                <w:szCs w:val="28"/>
+              </w:rPr>
+            </m:ctrlPr>
+          </m:sSupPr>
+          <m:e>
+            <m:r>
+              <w:rPr>
+                <w:rFonts w:ascii="Cambria Math" w:hAnsi="Cambria Math"/>
+                <w:sz w:val="28"/>
+                <w:szCs w:val="28"/>
+              </w:rPr>
+              <m:t>10</m:t>
+            </m:r>
+          </m:e>
+          <m:sup>
+            <m:r>
+              <w:rPr>
+                <w:rFonts w:ascii="Cambria Math" w:hAnsi="Cambria Math"/>
+                <w:sz w:val="28"/>
+                <w:szCs w:val="28"/>
+              </w:rPr>
+              <m:t>-2</m:t>
+            </m:r>
+          </m:sup>
+        </m:sSup>
+        <m:r>
+          <w:rPr>
+            <w:rFonts w:ascii="Cambria Math" w:hAnsi="Cambria Math"/>
+            <w:sz w:val="28"/>
+            <w:szCs w:val="28"/>
+          </w:rPr>
+          <m:t xml:space="preserve">, </m:t>
         </m:r>
         <m:r>
           <w:rPr>
@@ -14859,7 +17542,23 @@
             <w:sz w:val="28"/>
             <w:szCs w:val="28"/>
           </w:rPr>
-          <m:t>=5,</m:t>
+          <m:t>=</m:t>
+        </m:r>
+        <m:r>
+          <w:rPr>
+            <w:rFonts w:ascii="Cambria Math" w:hAnsi="Cambria Math"/>
+            <w:sz w:val="28"/>
+            <w:szCs w:val="28"/>
+          </w:rPr>
+          <m:t>10</m:t>
+        </m:r>
+        <m:r>
+          <w:rPr>
+            <w:rFonts w:ascii="Cambria Math" w:hAnsi="Cambria Math"/>
+            <w:sz w:val="28"/>
+            <w:szCs w:val="28"/>
+          </w:rPr>
+          <m:t>,</m:t>
         </m:r>
         <m:sSub>
           <m:sSubPr>
@@ -14899,7 +17598,47 @@
             <w:sz w:val="28"/>
             <w:szCs w:val="28"/>
           </w:rPr>
-          <m:t>=3, k=20</m:t>
+          <m:t>=</m:t>
+        </m:r>
+        <m:r>
+          <w:rPr>
+            <w:rFonts w:ascii="Cambria Math" w:hAnsi="Cambria Math"/>
+            <w:sz w:val="28"/>
+            <w:szCs w:val="28"/>
+          </w:rPr>
+          <m:t>5</m:t>
+        </m:r>
+        <m:r>
+          <w:rPr>
+            <w:rFonts w:ascii="Cambria Math" w:hAnsi="Cambria Math"/>
+            <w:sz w:val="28"/>
+            <w:szCs w:val="28"/>
+          </w:rPr>
+          <m:t xml:space="preserve">, </m:t>
+        </m:r>
+        <m:r>
+          <w:rPr>
+            <w:rFonts w:ascii="Cambria Math" w:hAnsi="Cambria Math"/>
+            <w:sz w:val="28"/>
+            <w:szCs w:val="28"/>
+          </w:rPr>
+          <m:t>k=</m:t>
+        </m:r>
+        <m:r>
+          <w:rPr>
+            <w:rFonts w:ascii="Cambria Math" w:hAnsi="Cambria Math"/>
+            <w:sz w:val="28"/>
+            <w:szCs w:val="28"/>
+          </w:rPr>
+          <m:t>1</m:t>
+        </m:r>
+        <m:r>
+          <w:rPr>
+            <w:rFonts w:ascii="Cambria Math" w:hAnsi="Cambria Math"/>
+            <w:sz w:val="28"/>
+            <w:szCs w:val="28"/>
+          </w:rPr>
+          <m:t>0</m:t>
         </m:r>
       </m:oMath>
     </w:p>
@@ -14908,12 +17647,61 @@
         <w:spacing w:after="0" w:line="360" w:lineRule="auto"/>
         <w:jc w:val="center"/>
         <w:rPr>
-          <w:rFonts w:ascii="Times New Roman" w:hAnsi="Times New Roman" w:cs="Times New Roman"/>
+          <w:rFonts w:ascii="Times New Roman" w:eastAsiaTheme="minorEastAsia" w:hAnsi="Times New Roman" w:cs="Times New Roman"/>
+          <w:sz w:val="28"/>
+          <w:szCs w:val="28"/>
+        </w:rPr>
+      </w:pPr>
+      <w:r>
+        <w:rPr>
+          <w:rFonts w:ascii="Times New Roman" w:eastAsiaTheme="minorEastAsia" w:hAnsi="Times New Roman" w:cs="Times New Roman"/>
           <w:iCs/>
           <w:sz w:val="28"/>
           <w:szCs w:val="28"/>
         </w:rPr>
-      </w:pPr>
+        <w:drawing>
+          <wp:inline distT="0" distB="0" distL="0" distR="0" wp14:anchorId="411B57B2" wp14:editId="563FB032">
+            <wp:extent cx="3760031" cy="3766457"/>
+            <wp:effectExtent l="0" t="0" r="0" b="5715"/>
+            <wp:docPr id="13" name="Рисунок 13"/>
+            <wp:cNvGraphicFramePr>
+              <a:graphicFrameLocks xmlns:a="http://schemas.openxmlformats.org/drawingml/2006/main" noChangeAspect="1"/>
+            </wp:cNvGraphicFramePr>
+            <a:graphic xmlns:a="http://schemas.openxmlformats.org/drawingml/2006/main">
+              <a:graphicData uri="http://schemas.openxmlformats.org/drawingml/2006/picture">
+                <pic:pic xmlns:pic="http://schemas.openxmlformats.org/drawingml/2006/picture">
+                  <pic:nvPicPr>
+                    <pic:cNvPr id="1" name=""/>
+                    <pic:cNvPicPr/>
+                  </pic:nvPicPr>
+                  <pic:blipFill rotWithShape="1">
+                    <a:blip r:embed="rId21"/>
+                    <a:srcRect l="4295"/>
+                    <a:stretch/>
+                  </pic:blipFill>
+                  <pic:spPr bwMode="auto">
+                    <a:xfrm>
+                      <a:off x="0" y="0"/>
+                      <a:ext cx="3775337" cy="3781789"/>
+                    </a:xfrm>
+                    <a:prstGeom prst="rect">
+                      <a:avLst/>
+                    </a:prstGeom>
+                    <a:ln>
+                      <a:noFill/>
+                    </a:ln>
+                    <a:extLst>
+                      <a:ext uri="{53640926-AAD7-44D8-BBD7-CCE9431645EC}">
+                        <a14:shadowObscured xmlns:a14="http://schemas.microsoft.com/office/drawing/2010/main"/>
+                      </a:ext>
+                    </a:extLst>
+                  </pic:spPr>
+                </pic:pic>
+              </a:graphicData>
+            </a:graphic>
+          </wp:inline>
+        </w:drawing>
+      </w:r>
     </w:p>
     <w:p>
       <w:pPr>
@@ -14921,7 +17709,6 @@
         <w:jc w:val="center"/>
         <w:rPr>
           <w:rFonts w:ascii="Times New Roman" w:eastAsiaTheme="minorEastAsia" w:hAnsi="Times New Roman" w:cs="Times New Roman"/>
-          <w:iCs/>
           <w:sz w:val="28"/>
           <w:szCs w:val="28"/>
         </w:rPr>
@@ -14942,187 +17729,17 @@
           <w:sz w:val="28"/>
           <w:szCs w:val="28"/>
         </w:rPr>
-        <w:t xml:space="preserve">7 – </w:t>
-      </w:r>
-      <m:oMath>
-        <m:sSub>
-          <m:sSubPr>
-            <m:ctrlPr>
-              <w:rPr>
-                <w:rFonts w:ascii="Cambria Math" w:hAnsi="Cambria Math" w:cs="Times New Roman"/>
-                <w:i/>
-                <w:iCs/>
-                <w:sz w:val="28"/>
-                <w:szCs w:val="28"/>
-              </w:rPr>
-            </m:ctrlPr>
-          </m:sSubPr>
-          <m:e>
-            <m:r>
-              <w:rPr>
-                <w:rFonts w:ascii="Cambria Math" w:hAnsi="Cambria Math" w:cs="Times New Roman"/>
-                <w:sz w:val="28"/>
-                <w:szCs w:val="28"/>
-              </w:rPr>
-              <m:t>y</m:t>
-            </m:r>
-          </m:e>
-          <m:sub>
-            <m:r>
-              <w:rPr>
-                <w:rFonts w:ascii="Cambria Math" w:hAnsi="Cambria Math" w:cs="Times New Roman"/>
-                <w:sz w:val="28"/>
-                <w:szCs w:val="28"/>
-              </w:rPr>
-              <m:t>0</m:t>
-            </m:r>
-          </m:sub>
-        </m:sSub>
-        <m:r>
-          <w:rPr>
-            <w:rFonts w:ascii="Cambria Math" w:hAnsi="Cambria Math" w:cs="Times New Roman"/>
-            <w:sz w:val="28"/>
-            <w:szCs w:val="28"/>
-          </w:rPr>
-          <m:t>=1</m:t>
-        </m:r>
-      </m:oMath>
-    </w:p>
-    <w:p>
-      <w:pPr>
-        <w:spacing w:after="0" w:line="360" w:lineRule="auto"/>
-        <w:jc w:val="center"/>
-        <w:rPr>
-          <w:rFonts w:ascii="Times New Roman" w:eastAsiaTheme="minorEastAsia" w:hAnsi="Times New Roman" w:cs="Times New Roman"/>
-          <w:iCs/>
-          <w:sz w:val="28"/>
-          <w:szCs w:val="28"/>
-        </w:rPr>
-      </w:pPr>
-    </w:p>
-    <w:p>
-      <w:pPr>
-        <w:spacing w:after="0" w:line="360" w:lineRule="auto"/>
-        <w:jc w:val="center"/>
-        <w:rPr>
-          <w:rFonts w:ascii="Times New Roman" w:eastAsiaTheme="minorEastAsia" w:hAnsi="Times New Roman" w:cs="Times New Roman"/>
-          <w:iCs/>
-          <w:sz w:val="28"/>
-          <w:szCs w:val="28"/>
-        </w:rPr>
-      </w:pPr>
+        <w:t>1</w:t>
+      </w:r>
       <w:r>
         <w:rPr>
           <w:rFonts w:ascii="Times New Roman" w:hAnsi="Times New Roman" w:cs="Times New Roman"/>
           <w:iCs/>
           <w:sz w:val="28"/>
           <w:szCs w:val="28"/>
-        </w:rPr>
-        <w:t xml:space="preserve">Рисунок </w:t>
-      </w:r>
-      <w:r>
-        <w:rPr>
-          <w:rFonts w:ascii="Times New Roman" w:hAnsi="Times New Roman" w:cs="Times New Roman"/>
-          <w:iCs/>
-          <w:sz w:val="28"/>
-          <w:szCs w:val="28"/>
           <w:lang w:val="en-US"/>
         </w:rPr>
-        <w:t>8</w:t>
-      </w:r>
-      <w:r>
-        <w:rPr>
-          <w:rFonts w:ascii="Times New Roman" w:hAnsi="Times New Roman" w:cs="Times New Roman"/>
-          <w:iCs/>
-          <w:sz w:val="28"/>
-          <w:szCs w:val="28"/>
-        </w:rPr>
-        <w:t xml:space="preserve"> – </w:t>
-      </w:r>
-      <m:oMath>
-        <m:sSub>
-          <m:sSubPr>
-            <m:ctrlPr>
-              <w:rPr>
-                <w:rFonts w:ascii="Cambria Math" w:hAnsi="Cambria Math" w:cs="Times New Roman"/>
-                <w:i/>
-                <w:iCs/>
-                <w:sz w:val="28"/>
-                <w:szCs w:val="28"/>
-              </w:rPr>
-            </m:ctrlPr>
-          </m:sSubPr>
-          <m:e>
-            <m:r>
-              <w:rPr>
-                <w:rFonts w:ascii="Cambria Math" w:hAnsi="Cambria Math" w:cs="Times New Roman"/>
-                <w:sz w:val="28"/>
-                <w:szCs w:val="28"/>
-              </w:rPr>
-              <m:t>y</m:t>
-            </m:r>
-          </m:e>
-          <m:sub>
-            <m:r>
-              <w:rPr>
-                <w:rFonts w:ascii="Cambria Math" w:hAnsi="Cambria Math" w:cs="Times New Roman"/>
-                <w:sz w:val="28"/>
-                <w:szCs w:val="28"/>
-              </w:rPr>
-              <m:t>0</m:t>
-            </m:r>
-          </m:sub>
-        </m:sSub>
-        <m:r>
-          <w:rPr>
-            <w:rFonts w:ascii="Cambria Math" w:hAnsi="Cambria Math" w:cs="Times New Roman"/>
-            <w:sz w:val="28"/>
-            <w:szCs w:val="28"/>
-          </w:rPr>
-          <m:t>=0.7</m:t>
-        </m:r>
-      </m:oMath>
-    </w:p>
-    <w:p>
-      <w:pPr>
-        <w:spacing w:after="0" w:line="360" w:lineRule="auto"/>
-        <w:jc w:val="center"/>
-        <w:rPr>
-          <w:rFonts w:ascii="Times New Roman" w:eastAsiaTheme="minorEastAsia" w:hAnsi="Times New Roman" w:cs="Times New Roman"/>
-          <w:iCs/>
-          <w:sz w:val="28"/>
-          <w:szCs w:val="28"/>
-        </w:rPr>
-      </w:pPr>
-    </w:p>
-    <w:p>
-      <w:pPr>
-        <w:spacing w:after="0" w:line="360" w:lineRule="auto"/>
-        <w:jc w:val="center"/>
-        <w:rPr>
-          <w:rFonts w:ascii="Times New Roman" w:eastAsiaTheme="minorEastAsia" w:hAnsi="Times New Roman" w:cs="Times New Roman"/>
-          <w:iCs/>
-          <w:sz w:val="28"/>
-          <w:szCs w:val="28"/>
-        </w:rPr>
-      </w:pPr>
-      <w:r>
-        <w:rPr>
-          <w:rFonts w:ascii="Times New Roman" w:hAnsi="Times New Roman" w:cs="Times New Roman"/>
-          <w:iCs/>
-          <w:sz w:val="28"/>
-          <w:szCs w:val="28"/>
-        </w:rPr>
-        <w:t xml:space="preserve">Рисунок </w:t>
-      </w:r>
-      <w:r>
-        <w:rPr>
-          <w:rFonts w:ascii="Times New Roman" w:hAnsi="Times New Roman" w:cs="Times New Roman"/>
-          <w:iCs/>
-          <w:sz w:val="28"/>
-          <w:szCs w:val="28"/>
-        </w:rPr>
-        <w:t>9</w:t>
+        <w:t>3</w:t>
       </w:r>
       <w:r>
         <w:rPr>
@@ -15176,6 +17793,71 @@
           <m:t>=0.5</m:t>
         </m:r>
       </m:oMath>
+    </w:p>
+    <w:p>
+      <w:pPr>
+        <w:spacing w:after="0" w:line="360" w:lineRule="auto"/>
+        <w:jc w:val="center"/>
+        <w:rPr>
+          <w:rFonts w:ascii="Times New Roman" w:eastAsiaTheme="minorEastAsia" w:hAnsi="Times New Roman" w:cs="Times New Roman"/>
+          <w:sz w:val="28"/>
+          <w:szCs w:val="28"/>
+        </w:rPr>
+      </w:pPr>
+      <w:r>
+        <w:rPr>
+          <w:rFonts w:ascii="Times New Roman" w:eastAsiaTheme="minorEastAsia" w:hAnsi="Times New Roman" w:cs="Times New Roman"/>
+          <w:iCs/>
+          <w:sz w:val="28"/>
+          <w:szCs w:val="28"/>
+        </w:rPr>
+        <w:drawing>
+          <wp:inline distT="0" distB="0" distL="0" distR="0" wp14:anchorId="068C119D" wp14:editId="2B26989A">
+            <wp:extent cx="4106333" cy="4000110"/>
+            <wp:effectExtent l="0" t="0" r="8890" b="635"/>
+            <wp:docPr id="14" name="Рисунок 14"/>
+            <wp:cNvGraphicFramePr>
+              <a:graphicFrameLocks xmlns:a="http://schemas.openxmlformats.org/drawingml/2006/main" noChangeAspect="1"/>
+            </wp:cNvGraphicFramePr>
+            <a:graphic xmlns:a="http://schemas.openxmlformats.org/drawingml/2006/main">
+              <a:graphicData uri="http://schemas.openxmlformats.org/drawingml/2006/picture">
+                <pic:pic xmlns:pic="http://schemas.openxmlformats.org/drawingml/2006/picture">
+                  <pic:nvPicPr>
+                    <pic:cNvPr id="1" name=""/>
+                    <pic:cNvPicPr/>
+                  </pic:nvPicPr>
+                  <pic:blipFill>
+                    <a:blip r:embed="rId22"/>
+                    <a:stretch>
+                      <a:fillRect/>
+                    </a:stretch>
+                  </pic:blipFill>
+                  <pic:spPr>
+                    <a:xfrm>
+                      <a:off x="0" y="0"/>
+                      <a:ext cx="4134841" cy="4027880"/>
+                    </a:xfrm>
+                    <a:prstGeom prst="rect">
+                      <a:avLst/>
+                    </a:prstGeom>
+                  </pic:spPr>
+                </pic:pic>
+              </a:graphicData>
+            </a:graphic>
+          </wp:inline>
+        </w:drawing>
+      </w:r>
+    </w:p>
+    <w:p>
+      <w:pPr>
+        <w:spacing w:after="0" w:line="360" w:lineRule="auto"/>
+        <w:jc w:val="center"/>
+        <w:rPr>
+          <w:rFonts w:ascii="Times New Roman" w:eastAsiaTheme="minorEastAsia" w:hAnsi="Times New Roman" w:cs="Times New Roman"/>
+          <w:sz w:val="28"/>
+          <w:szCs w:val="28"/>
+        </w:rPr>
+      </w:pPr>
       <w:r>
         <w:rPr>
           <w:rFonts w:ascii="Times New Roman" w:hAnsi="Times New Roman" w:cs="Times New Roman"/>
@@ -15183,8 +17865,251 @@
           <w:sz w:val="28"/>
           <w:szCs w:val="28"/>
         </w:rPr>
-        <w:br w:type="page"/>
-      </w:r>
+        <w:t xml:space="preserve">Рисунок </w:t>
+      </w:r>
+      <w:r>
+        <w:rPr>
+          <w:rFonts w:ascii="Times New Roman" w:hAnsi="Times New Roman" w:cs="Times New Roman"/>
+          <w:iCs/>
+          <w:sz w:val="28"/>
+          <w:szCs w:val="28"/>
+        </w:rPr>
+        <w:t>1</w:t>
+      </w:r>
+      <w:r>
+        <w:rPr>
+          <w:rFonts w:ascii="Times New Roman" w:hAnsi="Times New Roman" w:cs="Times New Roman"/>
+          <w:iCs/>
+          <w:sz w:val="28"/>
+          <w:szCs w:val="28"/>
+          <w:lang w:val="en-US"/>
+        </w:rPr>
+        <w:t>4</w:t>
+      </w:r>
+      <w:r>
+        <w:rPr>
+          <w:rFonts w:ascii="Times New Roman" w:hAnsi="Times New Roman" w:cs="Times New Roman"/>
+          <w:iCs/>
+          <w:sz w:val="28"/>
+          <w:szCs w:val="28"/>
+        </w:rPr>
+        <w:t xml:space="preserve"> – </w:t>
+      </w:r>
+      <m:oMath>
+        <m:sSub>
+          <m:sSubPr>
+            <m:ctrlPr>
+              <w:rPr>
+                <w:rFonts w:ascii="Cambria Math" w:hAnsi="Cambria Math" w:cs="Times New Roman"/>
+                <w:i/>
+                <w:iCs/>
+                <w:sz w:val="28"/>
+                <w:szCs w:val="28"/>
+              </w:rPr>
+            </m:ctrlPr>
+          </m:sSubPr>
+          <m:e>
+            <m:r>
+              <w:rPr>
+                <w:rFonts w:ascii="Cambria Math" w:hAnsi="Cambria Math" w:cs="Times New Roman"/>
+                <w:sz w:val="28"/>
+                <w:szCs w:val="28"/>
+              </w:rPr>
+              <m:t>y</m:t>
+            </m:r>
+          </m:e>
+          <m:sub>
+            <m:r>
+              <w:rPr>
+                <w:rFonts w:ascii="Cambria Math" w:hAnsi="Cambria Math" w:cs="Times New Roman"/>
+                <w:sz w:val="28"/>
+                <w:szCs w:val="28"/>
+              </w:rPr>
+              <m:t>0</m:t>
+            </m:r>
+          </m:sub>
+        </m:sSub>
+        <m:r>
+          <w:rPr>
+            <w:rFonts w:ascii="Cambria Math" w:hAnsi="Cambria Math" w:cs="Times New Roman"/>
+            <w:sz w:val="28"/>
+            <w:szCs w:val="28"/>
+          </w:rPr>
+          <m:t>=0.</m:t>
+        </m:r>
+        <m:r>
+          <w:rPr>
+            <w:rFonts w:ascii="Cambria Math" w:hAnsi="Cambria Math" w:cs="Times New Roman"/>
+            <w:sz w:val="28"/>
+            <w:szCs w:val="28"/>
+          </w:rPr>
+          <m:t>7</m:t>
+        </m:r>
+      </m:oMath>
+    </w:p>
+    <w:p>
+      <w:pPr>
+        <w:spacing w:after="0" w:line="360" w:lineRule="auto"/>
+        <w:jc w:val="center"/>
+        <w:rPr>
+          <w:rFonts w:ascii="Times New Roman" w:eastAsiaTheme="minorEastAsia" w:hAnsi="Times New Roman" w:cs="Times New Roman"/>
+          <w:sz w:val="28"/>
+          <w:szCs w:val="28"/>
+        </w:rPr>
+      </w:pPr>
+      <w:r>
+        <w:rPr>
+          <w:rFonts w:ascii="Times New Roman" w:eastAsiaTheme="minorEastAsia" w:hAnsi="Times New Roman" w:cs="Times New Roman"/>
+          <w:sz w:val="28"/>
+          <w:szCs w:val="28"/>
+        </w:rPr>
+        <w:lastRenderedPageBreak/>
+        <w:drawing>
+          <wp:inline distT="0" distB="0" distL="0" distR="0" wp14:anchorId="67F0ED85" wp14:editId="344603E8">
+            <wp:extent cx="4299888" cy="4206240"/>
+            <wp:effectExtent l="0" t="0" r="5715" b="3810"/>
+            <wp:docPr id="15" name="Рисунок 15"/>
+            <wp:cNvGraphicFramePr>
+              <a:graphicFrameLocks xmlns:a="http://schemas.openxmlformats.org/drawingml/2006/main" noChangeAspect="1"/>
+            </wp:cNvGraphicFramePr>
+            <a:graphic xmlns:a="http://schemas.openxmlformats.org/drawingml/2006/main">
+              <a:graphicData uri="http://schemas.openxmlformats.org/drawingml/2006/picture">
+                <pic:pic xmlns:pic="http://schemas.openxmlformats.org/drawingml/2006/picture">
+                  <pic:nvPicPr>
+                    <pic:cNvPr id="1" name=""/>
+                    <pic:cNvPicPr/>
+                  </pic:nvPicPr>
+                  <pic:blipFill>
+                    <a:blip r:embed="rId23"/>
+                    <a:stretch>
+                      <a:fillRect/>
+                    </a:stretch>
+                  </pic:blipFill>
+                  <pic:spPr>
+                    <a:xfrm>
+                      <a:off x="0" y="0"/>
+                      <a:ext cx="4304143" cy="4210403"/>
+                    </a:xfrm>
+                    <a:prstGeom prst="rect">
+                      <a:avLst/>
+                    </a:prstGeom>
+                  </pic:spPr>
+                </pic:pic>
+              </a:graphicData>
+            </a:graphic>
+          </wp:inline>
+        </w:drawing>
+      </w:r>
+    </w:p>
+    <w:p>
+      <w:pPr>
+        <w:spacing w:after="0" w:line="360" w:lineRule="auto"/>
+        <w:jc w:val="center"/>
+        <w:rPr>
+          <w:rFonts w:ascii="Times New Roman" w:eastAsiaTheme="minorEastAsia" w:hAnsi="Times New Roman" w:cs="Times New Roman"/>
+          <w:sz w:val="28"/>
+          <w:szCs w:val="28"/>
+        </w:rPr>
+      </w:pPr>
+      <w:r>
+        <w:rPr>
+          <w:rFonts w:ascii="Times New Roman" w:hAnsi="Times New Roman" w:cs="Times New Roman"/>
+          <w:iCs/>
+          <w:sz w:val="28"/>
+          <w:szCs w:val="28"/>
+        </w:rPr>
+        <w:t xml:space="preserve">Рисунок </w:t>
+      </w:r>
+      <w:r>
+        <w:rPr>
+          <w:rFonts w:ascii="Times New Roman" w:hAnsi="Times New Roman" w:cs="Times New Roman"/>
+          <w:iCs/>
+          <w:sz w:val="28"/>
+          <w:szCs w:val="28"/>
+        </w:rPr>
+        <w:t>1</w:t>
+      </w:r>
+      <w:r>
+        <w:rPr>
+          <w:rFonts w:ascii="Times New Roman" w:hAnsi="Times New Roman" w:cs="Times New Roman"/>
+          <w:iCs/>
+          <w:sz w:val="28"/>
+          <w:szCs w:val="28"/>
+          <w:lang w:val="en-US"/>
+        </w:rPr>
+        <w:t>5</w:t>
+      </w:r>
+      <w:r>
+        <w:rPr>
+          <w:rFonts w:ascii="Times New Roman" w:hAnsi="Times New Roman" w:cs="Times New Roman"/>
+          <w:iCs/>
+          <w:sz w:val="28"/>
+          <w:szCs w:val="28"/>
+        </w:rPr>
+        <w:t xml:space="preserve"> – </w:t>
+      </w:r>
+      <m:oMath>
+        <m:sSub>
+          <m:sSubPr>
+            <m:ctrlPr>
+              <w:rPr>
+                <w:rFonts w:ascii="Cambria Math" w:hAnsi="Cambria Math" w:cs="Times New Roman"/>
+                <w:i/>
+                <w:iCs/>
+                <w:sz w:val="28"/>
+                <w:szCs w:val="28"/>
+              </w:rPr>
+            </m:ctrlPr>
+          </m:sSubPr>
+          <m:e>
+            <m:r>
+              <w:rPr>
+                <w:rFonts w:ascii="Cambria Math" w:hAnsi="Cambria Math" w:cs="Times New Roman"/>
+                <w:sz w:val="28"/>
+                <w:szCs w:val="28"/>
+              </w:rPr>
+              <m:t>y</m:t>
+            </m:r>
+          </m:e>
+          <m:sub>
+            <m:r>
+              <w:rPr>
+                <w:rFonts w:ascii="Cambria Math" w:hAnsi="Cambria Math" w:cs="Times New Roman"/>
+                <w:sz w:val="28"/>
+                <w:szCs w:val="28"/>
+              </w:rPr>
+              <m:t>0</m:t>
+            </m:r>
+          </m:sub>
+        </m:sSub>
+        <m:r>
+          <w:rPr>
+            <w:rFonts w:ascii="Cambria Math" w:hAnsi="Cambria Math" w:cs="Times New Roman"/>
+            <w:sz w:val="28"/>
+            <w:szCs w:val="28"/>
+          </w:rPr>
+          <m:t>=0.</m:t>
+        </m:r>
+        <m:r>
+          <w:rPr>
+            <w:rFonts w:ascii="Cambria Math" w:hAnsi="Cambria Math" w:cs="Times New Roman"/>
+            <w:sz w:val="28"/>
+            <w:szCs w:val="28"/>
+          </w:rPr>
+          <m:t>9</m:t>
+        </m:r>
+      </m:oMath>
+    </w:p>
+    <w:p>
+      <w:pPr>
+        <w:spacing w:after="0" w:line="360" w:lineRule="auto"/>
+        <w:rPr>
+          <w:rFonts w:ascii="Times New Roman" w:eastAsiaTheme="minorEastAsia" w:hAnsi="Times New Roman" w:cs="Times New Roman"/>
+          <w:iCs/>
+          <w:sz w:val="28"/>
+          <w:szCs w:val="28"/>
+        </w:rPr>
+      </w:pPr>
     </w:p>
     <w:p>
       <w:pPr>
@@ -15563,7 +18488,7 @@
 </file>
 
 <file path=word/numbering.xml><?xml version="1.0" encoding="utf-8"?>
-<w:numbering xmlns:wpc="http://schemas.microsoft.com/office/word/2010/wordprocessingCanvas" xmlns:cx="http://schemas.microsoft.com/office/drawing/2014/chartex" xmlns:cx1="http://schemas.microsoft.com/office/drawing/2015/9/8/chartex" xmlns:cx2="http://schemas.microsoft.com/office/drawing/2015/10/21/chartex" xmlns:cx3="http://schemas.microsoft.com/office/drawing/2016/5/9/chartex" xmlns:cx4="http://schemas.microsoft.com/office/drawing/2016/5/10/chartex" xmlns:cx5="http://schemas.microsoft.com/office/drawing/2016/5/11/chartex" xmlns:cx6="http://schemas.microsoft.com/office/drawing/2016/5/12/chartex" xmlns:cx7="http://schemas.microsoft.com/office/drawing/2016/5/13/chartex" xmlns:cx8="http://schemas.microsoft.com/office/drawing/2016/5/14/chartex" xmlns:mc="http://schemas.openxmlformats.org/markup-compatibility/2006" xmlns:aink="http://schemas.microsoft.com/office/drawing/2016/ink" xmlns:am3d="http://schemas.microsoft.com/office/drawing/2017/model3d" xmlns:o="urn:schemas-microsoft-com:office:office" xmlns:oel="http://schemas.microsoft.com/office/2019/extlst" xmlns:r="http://schemas.openxmlformats.org/officeDocument/2006/relationships" xmlns:m="http://schemas.openxmlformats.org/officeDocument/2006/math" xmlns:v="urn:schemas-microsoft-com:vml" xmlns:wp14="http://schemas.microsoft.com/office/word/2010/wordprocessingDrawing" xmlns:wp="http://schemas.openxmlformats.org/drawingml/2006/wordprocessingDrawing" xmlns:w10="urn:schemas-microsoft-com:office:word" xmlns:w="http://schemas.openxmlformats.org/wordprocessingml/2006/main" xmlns:w14="http://schemas.microsoft.com/office/word/2010/wordml" xmlns:w15="http://schemas.microsoft.com/office/word/2012/wordml" xmlns:w16cex="http://schemas.microsoft.com/office/word/2018/wordml/cex" xmlns:w16cid="http://schemas.microsoft.com/office/word/2016/wordml/cid" xmlns:w16="http://schemas.microsoft.com/office/word/2018/wordml" xmlns:w16du="http://schemas.microsoft.com/office/word/2023/wordml/word16du" xmlns:w16sdtdh="http://schemas.microsoft.com/office/word/2020/wordml/sdtdatahash" xmlns:w16sdtfl="http://schemas.microsoft.com/office/word/2024/wordml/sdtformatlock" xmlns:w16se="http://schemas.microsoft.com/office/word/2015/wordml/symex" xmlns:wpg="http://schemas.microsoft.com/office/word/2010/wordprocessingGroup" xmlns:wpi="http://schemas.microsoft.com/office/word/2010/wordprocessingInk" xmlns:wne="http://schemas.microsoft.com/office/word/2006/wordml" xmlns:wps="http://schemas.microsoft.com/office/word/2010/wordprocessingShape" mc:Ignorable="w14 w15 w16se w16cid w16 w16cex w16sdtdh w16sdtfl w16du wp14">
+<w:numbering xmlns:wpc="http://schemas.microsoft.com/office/word/2010/wordprocessingCanvas" xmlns:cx="http://schemas.microsoft.com/office/drawing/2014/chartex" xmlns:cx1="http://schemas.microsoft.com/office/drawing/2015/9/8/chartex" xmlns:cx2="http://schemas.microsoft.com/office/drawing/2015/10/21/chartex" xmlns:cx3="http://schemas.microsoft.com/office/drawing/2016/5/9/chartex" xmlns:cx4="http://schemas.microsoft.com/office/drawing/2016/5/10/chartex" xmlns:cx5="http://schemas.microsoft.com/office/drawing/2016/5/11/chartex" xmlns:cx6="http://schemas.microsoft.com/office/drawing/2016/5/12/chartex" xmlns:cx7="http://schemas.microsoft.com/office/drawing/2016/5/13/chartex" xmlns:cx8="http://schemas.microsoft.com/office/drawing/2016/5/14/chartex" xmlns:mc="http://schemas.openxmlformats.org/markup-compatibility/2006" xmlns:aink="http://schemas.microsoft.com/office/drawing/2016/ink" xmlns:am3d="http://schemas.microsoft.com/office/drawing/2017/model3d" xmlns:o="urn:schemas-microsoft-com:office:office" xmlns:oel="http://schemas.microsoft.com/office/2019/extlst" xmlns:r="http://schemas.openxmlformats.org/officeDocument/2006/relationships" xmlns:m="http://schemas.openxmlformats.org/officeDocument/2006/math" xmlns:v="urn:schemas-microsoft-com:vml" xmlns:wp14="http://schemas.microsoft.com/office/word/2010/wordprocessingDrawing" xmlns:wp="http://schemas.openxmlformats.org/drawingml/2006/wordprocessingDrawing" xmlns:w10="urn:schemas-microsoft-com:office:word" xmlns:w="http://schemas.openxmlformats.org/wordprocessingml/2006/main" xmlns:w14="http://schemas.microsoft.com/office/word/2010/wordml" xmlns:w15="http://schemas.microsoft.com/office/word/2012/wordml" xmlns:w16cex="http://schemas.microsoft.com/office/word/2018/wordml/cex" xmlns:w16cid="http://schemas.microsoft.com/office/word/2016/wordml/cid" xmlns:w16="http://schemas.microsoft.com/office/word/2018/wordml" xmlns:w16sdtdh="http://schemas.microsoft.com/office/word/2020/wordml/sdtdatahash" xmlns:w16se="http://schemas.microsoft.com/office/word/2015/wordml/symex" xmlns:wpg="http://schemas.microsoft.com/office/word/2010/wordprocessingGroup" xmlns:wpi="http://schemas.microsoft.com/office/word/2010/wordprocessingInk" xmlns:wne="http://schemas.microsoft.com/office/word/2006/wordml" xmlns:wps="http://schemas.microsoft.com/office/word/2010/wordprocessingShape" mc:Ignorable="w14 w15 w16se w16cid w16 w16cex w16sdtdh wp14">
   <w:abstractNum w:abstractNumId="0" w15:restartNumberingAfterBreak="0">
     <w:nsid w:val="655124C6"/>
     <w:multiLevelType w:val="hybridMultilevel"/>
@@ -15690,7 +18615,7 @@
 </file>
 
 <file path=word/styles.xml><?xml version="1.0" encoding="utf-8"?>
-<w:styles xmlns:mc="http://schemas.openxmlformats.org/markup-compatibility/2006" xmlns:r="http://schemas.openxmlformats.org/officeDocument/2006/relationships" xmlns:w="http://schemas.openxmlformats.org/wordprocessingml/2006/main" xmlns:w14="http://schemas.microsoft.com/office/word/2010/wordml" xmlns:w15="http://schemas.microsoft.com/office/word/2012/wordml" xmlns:w16cex="http://schemas.microsoft.com/office/word/2018/wordml/cex" xmlns:w16cid="http://schemas.microsoft.com/office/word/2016/wordml/cid" xmlns:w16="http://schemas.microsoft.com/office/word/2018/wordml" xmlns:w16du="http://schemas.microsoft.com/office/word/2023/wordml/word16du" xmlns:w16sdtdh="http://schemas.microsoft.com/office/word/2020/wordml/sdtdatahash" xmlns:w16sdtfl="http://schemas.microsoft.com/office/word/2024/wordml/sdtformatlock" xmlns:w16se="http://schemas.microsoft.com/office/word/2015/wordml/symex" mc:Ignorable="w14 w15 w16se w16cid w16 w16cex w16sdtdh w16sdtfl w16du">
+<w:styles xmlns:mc="http://schemas.openxmlformats.org/markup-compatibility/2006" xmlns:r="http://schemas.openxmlformats.org/officeDocument/2006/relationships" xmlns:w="http://schemas.openxmlformats.org/wordprocessingml/2006/main" xmlns:w14="http://schemas.microsoft.com/office/word/2010/wordml" xmlns:w15="http://schemas.microsoft.com/office/word/2012/wordml" xmlns:w16cex="http://schemas.microsoft.com/office/word/2018/wordml/cex" xmlns:w16cid="http://schemas.microsoft.com/office/word/2016/wordml/cid" xmlns:w16="http://schemas.microsoft.com/office/word/2018/wordml" xmlns:w16sdtdh="http://schemas.microsoft.com/office/word/2020/wordml/sdtdatahash" xmlns:w16se="http://schemas.microsoft.com/office/word/2015/wordml/symex" mc:Ignorable="w14 w15 w16se w16cid w16 w16cex w16sdtdh">
   <w:docDefaults>
     <w:rPrDefault>
       <w:rPr>
@@ -16087,7 +19012,7 @@
   <w:style w:type="paragraph" w:default="1" w:styleId="a">
     <w:name w:val="Normal"/>
     <w:qFormat/>
-    <w:rsid w:val="00D11834"/>
+    <w:rsid w:val="004F529A"/>
     <w:pPr>
       <w:spacing w:line="256" w:lineRule="auto"/>
     </w:pPr>

--- a/lab3/report/ЛР3_Галямова.docx
+++ b/lab3/report/ЛР3_Галямова.docx
@@ -1,6 +1,6 @@
 
 <file path=word/document.xml><?xml version="1.0" encoding="utf-8"?>
-<w:document xmlns:wpc="http://schemas.microsoft.com/office/word/2010/wordprocessingCanvas" xmlns:cx="http://schemas.microsoft.com/office/drawing/2014/chartex" xmlns:cx1="http://schemas.microsoft.com/office/drawing/2015/9/8/chartex" xmlns:cx2="http://schemas.microsoft.com/office/drawing/2015/10/21/chartex" xmlns:cx3="http://schemas.microsoft.com/office/drawing/2016/5/9/chartex" xmlns:cx4="http://schemas.microsoft.com/office/drawing/2016/5/10/chartex" xmlns:cx5="http://schemas.microsoft.com/office/drawing/2016/5/11/chartex" xmlns:cx6="http://schemas.microsoft.com/office/drawing/2016/5/12/chartex" xmlns:cx7="http://schemas.microsoft.com/office/drawing/2016/5/13/chartex" xmlns:cx8="http://schemas.microsoft.com/office/drawing/2016/5/14/chartex" xmlns:mc="http://schemas.openxmlformats.org/markup-compatibility/2006" xmlns:aink="http://schemas.microsoft.com/office/drawing/2016/ink" xmlns:am3d="http://schemas.microsoft.com/office/drawing/2017/model3d" xmlns:o="urn:schemas-microsoft-com:office:office" xmlns:oel="http://schemas.microsoft.com/office/2019/extlst" xmlns:r="http://schemas.openxmlformats.org/officeDocument/2006/relationships" xmlns:m="http://schemas.openxmlformats.org/officeDocument/2006/math" xmlns:v="urn:schemas-microsoft-com:vml" xmlns:wp14="http://schemas.microsoft.com/office/word/2010/wordprocessingDrawing" xmlns:wp="http://schemas.openxmlformats.org/drawingml/2006/wordprocessingDrawing" xmlns:w10="urn:schemas-microsoft-com:office:word" xmlns:w="http://schemas.openxmlformats.org/wordprocessingml/2006/main" xmlns:w14="http://schemas.microsoft.com/office/word/2010/wordml" xmlns:w15="http://schemas.microsoft.com/office/word/2012/wordml" xmlns:w16cex="http://schemas.microsoft.com/office/word/2018/wordml/cex" xmlns:w16cid="http://schemas.microsoft.com/office/word/2016/wordml/cid" xmlns:w16="http://schemas.microsoft.com/office/word/2018/wordml" xmlns:w16sdtdh="http://schemas.microsoft.com/office/word/2020/wordml/sdtdatahash" xmlns:w16se="http://schemas.microsoft.com/office/word/2015/wordml/symex" xmlns:wpg="http://schemas.microsoft.com/office/word/2010/wordprocessingGroup" xmlns:wpi="http://schemas.microsoft.com/office/word/2010/wordprocessingInk" xmlns:wne="http://schemas.microsoft.com/office/word/2006/wordml" xmlns:wps="http://schemas.microsoft.com/office/word/2010/wordprocessingShape" mc:Ignorable="w14 w15 w16se w16cid w16 w16cex w16sdtdh wp14">
+<w:document xmlns:wpc="http://schemas.microsoft.com/office/word/2010/wordprocessingCanvas" xmlns:cx="http://schemas.microsoft.com/office/drawing/2014/chartex" xmlns:cx1="http://schemas.microsoft.com/office/drawing/2015/9/8/chartex" xmlns:cx2="http://schemas.microsoft.com/office/drawing/2015/10/21/chartex" xmlns:cx3="http://schemas.microsoft.com/office/drawing/2016/5/9/chartex" xmlns:cx4="http://schemas.microsoft.com/office/drawing/2016/5/10/chartex" xmlns:cx5="http://schemas.microsoft.com/office/drawing/2016/5/11/chartex" xmlns:cx6="http://schemas.microsoft.com/office/drawing/2016/5/12/chartex" xmlns:cx7="http://schemas.microsoft.com/office/drawing/2016/5/13/chartex" xmlns:cx8="http://schemas.microsoft.com/office/drawing/2016/5/14/chartex" xmlns:mc="http://schemas.openxmlformats.org/markup-compatibility/2006" xmlns:aink="http://schemas.microsoft.com/office/drawing/2016/ink" xmlns:am3d="http://schemas.microsoft.com/office/drawing/2017/model3d" xmlns:o="urn:schemas-microsoft-com:office:office" xmlns:oel="http://schemas.microsoft.com/office/2019/extlst" xmlns:r="http://schemas.openxmlformats.org/officeDocument/2006/relationships" xmlns:m="http://schemas.openxmlformats.org/officeDocument/2006/math" xmlns:v="urn:schemas-microsoft-com:vml" xmlns:wp14="http://schemas.microsoft.com/office/word/2010/wordprocessingDrawing" xmlns:wp="http://schemas.openxmlformats.org/drawingml/2006/wordprocessingDrawing" xmlns:w10="urn:schemas-microsoft-com:office:word" xmlns:w="http://schemas.openxmlformats.org/wordprocessingml/2006/main" xmlns:w14="http://schemas.microsoft.com/office/word/2010/wordml" xmlns:w15="http://schemas.microsoft.com/office/word/2012/wordml" xmlns:w16cex="http://schemas.microsoft.com/office/word/2018/wordml/cex" xmlns:w16cid="http://schemas.microsoft.com/office/word/2016/wordml/cid" xmlns:w16="http://schemas.microsoft.com/office/word/2018/wordml" xmlns:w16du="http://schemas.microsoft.com/office/word/2023/wordml/word16du" xmlns:w16sdtdh="http://schemas.microsoft.com/office/word/2020/wordml/sdtdatahash" xmlns:w16sdtfl="http://schemas.microsoft.com/office/word/2024/wordml/sdtformatlock" xmlns:w16se="http://schemas.microsoft.com/office/word/2015/wordml/symex" xmlns:wpg="http://schemas.microsoft.com/office/word/2010/wordprocessingGroup" xmlns:wpi="http://schemas.microsoft.com/office/word/2010/wordprocessingInk" xmlns:wne="http://schemas.microsoft.com/office/word/2006/wordml" xmlns:wps="http://schemas.microsoft.com/office/word/2010/wordprocessingShape" mc:Ignorable="w14 w15 w16se w16cid w16 w16cex w16sdtdh w16sdtfl w16du wp14">
   <w:body>
     <w:p>
       <w:pPr>
@@ -1013,7 +1013,6 @@
                 <w:lang w:eastAsia="ru-RU"/>
               </w:rPr>
             </w:pPr>
-            <w:proofErr w:type="spellStart"/>
             <w:r>
               <w:rPr>
                 <w:rFonts w:ascii="Times New Roman" w:eastAsia="Times New Roman" w:hAnsi="Times New Roman" w:cs="Times New Roman"/>
@@ -1034,19 +1033,7 @@
                 <w:szCs w:val="28"/>
                 <w:lang w:eastAsia="ru-RU"/>
               </w:rPr>
-              <w:t>мова</w:t>
-            </w:r>
-            <w:proofErr w:type="spellEnd"/>
-            <w:r>
-              <w:rPr>
-                <w:rFonts w:ascii="Times New Roman" w:eastAsia="Times New Roman" w:hAnsi="Times New Roman" w:cs="Times New Roman"/>
-                <w:color w:val="00000A"/>
-                <w:kern w:val="2"/>
-                <w:sz w:val="28"/>
-                <w:szCs w:val="28"/>
-                <w:lang w:eastAsia="ru-RU"/>
-              </w:rPr>
-              <w:t xml:space="preserve"> А.З.</w:t>
+              <w:t>мова А.З.</w:t>
             </w:r>
           </w:p>
         </w:tc>
@@ -1644,15 +1631,7 @@
                         <w:sz w:val="32"/>
                         <w:szCs w:val="32"/>
                       </w:rPr>
-                      <m:t>u</m:t>
-                    </m:r>
-                    <m:r>
-                      <w:rPr>
-                        <w:rFonts w:ascii="Cambria Math" w:hAnsi="Cambria Math"/>
-                        <w:sz w:val="32"/>
-                        <w:szCs w:val="32"/>
-                      </w:rPr>
-                      <m:t>=0,</m:t>
+                      <m:t>u=0,</m:t>
                     </m:r>
                     <m:r>
                       <m:rPr>
@@ -1670,15 +1649,7 @@
                         <w:sz w:val="32"/>
                         <w:szCs w:val="32"/>
                       </w:rPr>
-                      <m:t>x</m:t>
-                    </m:r>
-                    <m:r>
-                      <w:rPr>
-                        <w:rFonts w:ascii="Cambria Math" w:hAnsi="Cambria Math"/>
-                        <w:sz w:val="32"/>
-                        <w:szCs w:val="32"/>
-                      </w:rPr>
-                      <m:t>∈(0,∞),</m:t>
+                      <m:t>x∈(0,∞),</m:t>
                     </m:r>
                     <m:r>
                       <m:rPr>
@@ -1696,15 +1667,7 @@
                         <w:sz w:val="32"/>
                         <w:szCs w:val="32"/>
                       </w:rPr>
-                      <m:t>y</m:t>
-                    </m:r>
-                    <m:r>
-                      <w:rPr>
-                        <w:rFonts w:ascii="Cambria Math" w:hAnsi="Cambria Math"/>
-                        <w:sz w:val="32"/>
-                        <w:szCs w:val="32"/>
-                      </w:rPr>
-                      <m:t>∈(0,1);</m:t>
+                      <m:t>y∈(0,1);</m:t>
                     </m:r>
                   </m:e>
                   <m:e>
@@ -1714,63 +1677,7 @@
                         <w:sz w:val="32"/>
                         <w:szCs w:val="32"/>
                       </w:rPr>
-                      <m:t>u</m:t>
-                    </m:r>
-                    <m:r>
-                      <w:rPr>
-                        <w:rFonts w:ascii="Cambria Math" w:hAnsi="Cambria Math"/>
-                        <w:sz w:val="32"/>
-                        <w:szCs w:val="32"/>
-                      </w:rPr>
-                      <m:t>(0,</m:t>
-                    </m:r>
-                    <m:r>
-                      <w:rPr>
-                        <w:rFonts w:ascii="Cambria Math" w:hAnsi="Cambria Math"/>
-                        <w:sz w:val="32"/>
-                        <w:szCs w:val="32"/>
-                      </w:rPr>
-                      <m:t>y</m:t>
-                    </m:r>
-                    <m:r>
-                      <w:rPr>
-                        <w:rFonts w:ascii="Cambria Math" w:hAnsi="Cambria Math"/>
-                        <w:sz w:val="32"/>
-                        <w:szCs w:val="32"/>
-                      </w:rPr>
-                      <m:t>)=</m:t>
-                    </m:r>
-                    <m:r>
-                      <w:rPr>
-                        <w:rFonts w:ascii="Cambria Math" w:hAnsi="Cambria Math"/>
-                        <w:sz w:val="32"/>
-                        <w:szCs w:val="32"/>
-                      </w:rPr>
-                      <m:t>f</m:t>
-                    </m:r>
-                    <m:r>
-                      <w:rPr>
-                        <w:rFonts w:ascii="Cambria Math" w:hAnsi="Cambria Math"/>
-                        <w:sz w:val="32"/>
-                        <w:szCs w:val="32"/>
-                      </w:rPr>
-                      <m:t>(</m:t>
-                    </m:r>
-                    <m:r>
-                      <w:rPr>
-                        <w:rFonts w:ascii="Cambria Math" w:hAnsi="Cambria Math"/>
-                        <w:sz w:val="32"/>
-                        <w:szCs w:val="32"/>
-                      </w:rPr>
-                      <m:t>y</m:t>
-                    </m:r>
-                    <m:r>
-                      <w:rPr>
-                        <w:rFonts w:ascii="Cambria Math" w:hAnsi="Cambria Math"/>
-                        <w:sz w:val="32"/>
-                        <w:szCs w:val="32"/>
-                      </w:rPr>
-                      <m:t>),</m:t>
+                      <m:t>u(0,y)=f(y),</m:t>
                     </m:r>
                     <m:r>
                       <m:rPr>
@@ -1788,15 +1695,7 @@
                         <w:sz w:val="32"/>
                         <w:szCs w:val="32"/>
                       </w:rPr>
-                      <m:t>y</m:t>
-                    </m:r>
-                    <m:r>
-                      <w:rPr>
-                        <w:rFonts w:ascii="Cambria Math" w:hAnsi="Cambria Math"/>
-                        <w:sz w:val="32"/>
-                        <w:szCs w:val="32"/>
-                      </w:rPr>
-                      <m:t>∈[0,1];</m:t>
+                      <m:t>y∈[0,1];</m:t>
                     </m:r>
                   </m:e>
                   <m:e>
@@ -1806,63 +1705,7 @@
                         <w:sz w:val="32"/>
                         <w:szCs w:val="32"/>
                       </w:rPr>
-                      <m:t>u</m:t>
-                    </m:r>
-                    <m:r>
-                      <w:rPr>
-                        <w:rFonts w:ascii="Cambria Math" w:hAnsi="Cambria Math"/>
-                        <w:sz w:val="32"/>
-                        <w:szCs w:val="32"/>
-                      </w:rPr>
-                      <m:t>(</m:t>
-                    </m:r>
-                    <m:r>
-                      <w:rPr>
-                        <w:rFonts w:ascii="Cambria Math" w:hAnsi="Cambria Math"/>
-                        <w:sz w:val="32"/>
-                        <w:szCs w:val="32"/>
-                      </w:rPr>
-                      <m:t>x</m:t>
-                    </m:r>
-                    <m:r>
-                      <w:rPr>
-                        <w:rFonts w:ascii="Cambria Math" w:hAnsi="Cambria Math"/>
-                        <w:sz w:val="32"/>
-                        <w:szCs w:val="32"/>
-                      </w:rPr>
-                      <m:t>,0)=</m:t>
-                    </m:r>
-                    <m:r>
-                      <w:rPr>
-                        <w:rFonts w:ascii="Cambria Math" w:hAnsi="Cambria Math"/>
-                        <w:sz w:val="32"/>
-                        <w:szCs w:val="32"/>
-                      </w:rPr>
-                      <m:t>u</m:t>
-                    </m:r>
-                    <m:r>
-                      <w:rPr>
-                        <w:rFonts w:ascii="Cambria Math" w:hAnsi="Cambria Math"/>
-                        <w:sz w:val="32"/>
-                        <w:szCs w:val="32"/>
-                      </w:rPr>
-                      <m:t>(</m:t>
-                    </m:r>
-                    <m:r>
-                      <w:rPr>
-                        <w:rFonts w:ascii="Cambria Math" w:hAnsi="Cambria Math"/>
-                        <w:sz w:val="32"/>
-                        <w:szCs w:val="32"/>
-                      </w:rPr>
-                      <m:t>x</m:t>
-                    </m:r>
-                    <m:r>
-                      <w:rPr>
-                        <w:rFonts w:ascii="Cambria Math" w:hAnsi="Cambria Math"/>
-                        <w:sz w:val="32"/>
-                        <w:szCs w:val="32"/>
-                      </w:rPr>
-                      <m:t>,1)=0,</m:t>
+                      <m:t>u(x,0)=u(x,1)=0,</m:t>
                     </m:r>
                     <m:r>
                       <m:rPr>
@@ -1880,15 +1723,7 @@
                         <w:sz w:val="32"/>
                         <w:szCs w:val="32"/>
                       </w:rPr>
-                      <m:t>x</m:t>
-                    </m:r>
-                    <m:r>
-                      <w:rPr>
-                        <w:rFonts w:ascii="Cambria Math" w:hAnsi="Cambria Math"/>
-                        <w:sz w:val="32"/>
-                        <w:szCs w:val="32"/>
-                      </w:rPr>
-                      <m:t>∈[0,∞),</m:t>
+                      <m:t>x∈[0,∞),</m:t>
                     </m:r>
                   </m:e>
                 </m:eqArr>
@@ -1967,10 +1802,10 @@
             <v:path o:extrusionok="f" gradientshapeok="t" o:connecttype="rect"/>
             <o:lock v:ext="edit" aspectratio="t"/>
           </v:shapetype>
-          <v:shape id="_x0000_i1025" type="#_x0000_t75" alt="" style="width:10.5pt;height:14.25pt;mso-width-percent:0;mso-height-percent:0;mso-width-percent:0;mso-height-percent:0" o:ole="">
+          <v:shape id="_x0000_i1025" type="#_x0000_t75" alt="" style="width:10.5pt;height:14.5pt;mso-width-percent:0;mso-height-percent:0;mso-width-percent:0;mso-height-percent:0" o:ole="">
             <v:imagedata r:id="rId5" o:title=""/>
           </v:shape>
-          <o:OLEObject Type="Embed" ProgID="Equation.3" ShapeID="_x0000_i1025" DrawAspect="Content" ObjectID="_1806093496" r:id="rId6"/>
+          <o:OLEObject Type="Embed" ProgID="Equation.3" ShapeID="_x0000_i1025" DrawAspect="Content" ObjectID="_1806265769" r:id="rId6"/>
         </w:object>
       </w:r>
       <w:r>
@@ -1982,10 +1817,10 @@
           <w:position w:val="-6"/>
         </w:rPr>
         <w:object w:dxaOrig="216" w:dyaOrig="324" w14:anchorId="1D1D7E1C">
-          <v:shape id="_x0000_i1026" type="#_x0000_t75" alt="" style="width:10.5pt;height:15.75pt;mso-width-percent:0;mso-height-percent:0;mso-width-percent:0;mso-height-percent:0" o:ole="">
+          <v:shape id="_x0000_i1026" type="#_x0000_t75" alt="" style="width:10.5pt;height:15.5pt;mso-width-percent:0;mso-height-percent:0;mso-width-percent:0;mso-height-percent:0" o:ole="">
             <v:imagedata r:id="rId7" o:title=""/>
           </v:shape>
-          <o:OLEObject Type="Embed" ProgID="Equation.3" ShapeID="_x0000_i1026" DrawAspect="Content" ObjectID="_1806093497" r:id="rId8"/>
+          <o:OLEObject Type="Embed" ProgID="Equation.3" ShapeID="_x0000_i1026" DrawAspect="Content" ObjectID="_1806265770" r:id="rId8"/>
         </w:object>
       </w:r>
       <w:r>
@@ -2197,16 +2032,7 @@
               <w:spacing w:val="3"/>
               <w:lang w:eastAsia="ru-RU"/>
             </w:rPr>
-            <m:t>u</m:t>
-          </m:r>
-          <m:r>
-            <w:rPr>
-              <w:rFonts w:ascii="Cambria Math" w:hAnsi="Cambria Math"/>
-              <w:color w:val="000000"/>
-              <w:spacing w:val="3"/>
-              <w:lang w:eastAsia="ru-RU"/>
-            </w:rPr>
-            <m:t>=0,</m:t>
+            <m:t>u=0,</m:t>
           </m:r>
         </m:oMath>
       </m:oMathPara>
@@ -2526,55 +2352,7 @@
                         <w:sz w:val="32"/>
                         <w:szCs w:val="32"/>
                       </w:rPr>
-                      <m:t>[1+</m:t>
-                    </m:r>
-                    <m:r>
-                      <w:rPr>
-                        <w:rFonts w:ascii="Cambria Math" w:hAnsi="Cambria Math"/>
-                        <w:sz w:val="32"/>
-                        <w:szCs w:val="32"/>
-                      </w:rPr>
-                      <m:t>εϕ</m:t>
-                    </m:r>
-                    <m:r>
-                      <w:rPr>
-                        <w:rFonts w:ascii="Cambria Math" w:hAnsi="Cambria Math"/>
-                        <w:sz w:val="32"/>
-                        <w:szCs w:val="32"/>
-                      </w:rPr>
-                      <m:t>(</m:t>
-                    </m:r>
-                    <m:r>
-                      <w:rPr>
-                        <w:rFonts w:ascii="Cambria Math" w:hAnsi="Cambria Math"/>
-                        <w:sz w:val="32"/>
-                        <w:szCs w:val="32"/>
-                      </w:rPr>
-                      <m:t>y</m:t>
-                    </m:r>
-                    <m:r>
-                      <w:rPr>
-                        <w:rFonts w:ascii="Cambria Math" w:hAnsi="Cambria Math"/>
-                        <w:sz w:val="32"/>
-                        <w:szCs w:val="32"/>
-                      </w:rPr>
-                      <m:t>)]</m:t>
-                    </m:r>
-                    <m:r>
-                      <w:rPr>
-                        <w:rFonts w:ascii="Cambria Math" w:hAnsi="Cambria Math"/>
-                        <w:sz w:val="32"/>
-                        <w:szCs w:val="32"/>
-                      </w:rPr>
-                      <m:t>u</m:t>
-                    </m:r>
-                    <m:r>
-                      <w:rPr>
-                        <w:rFonts w:ascii="Cambria Math" w:hAnsi="Cambria Math"/>
-                        <w:sz w:val="32"/>
-                        <w:szCs w:val="32"/>
-                      </w:rPr>
-                      <m:t>=0</m:t>
+                      <m:t>[1+εϕ(y)]u=0</m:t>
                     </m:r>
                     <w:bookmarkEnd w:id="0"/>
                     <m:r>
@@ -2601,15 +2379,7 @@
                         <w:sz w:val="32"/>
                         <w:szCs w:val="32"/>
                       </w:rPr>
-                      <m:t>x</m:t>
-                    </m:r>
-                    <m:r>
-                      <w:rPr>
-                        <w:rFonts w:ascii="Cambria Math" w:hAnsi="Cambria Math"/>
-                        <w:sz w:val="32"/>
-                        <w:szCs w:val="32"/>
-                      </w:rPr>
-                      <m:t>∈(0,∞),</m:t>
+                      <m:t>x∈(0,∞),</m:t>
                     </m:r>
                     <m:r>
                       <m:rPr>
@@ -2627,15 +2397,7 @@
                         <w:sz w:val="32"/>
                         <w:szCs w:val="32"/>
                       </w:rPr>
-                      <m:t>y</m:t>
-                    </m:r>
-                    <m:r>
-                      <w:rPr>
-                        <w:rFonts w:ascii="Cambria Math" w:hAnsi="Cambria Math"/>
-                        <w:sz w:val="32"/>
-                        <w:szCs w:val="32"/>
-                      </w:rPr>
-                      <m:t>∈(0,1);</m:t>
+                      <m:t>y∈(0,1);</m:t>
                     </m:r>
                   </m:e>
                   <m:e>
@@ -2665,15 +2427,7 @@
                             <w:sz w:val="32"/>
                             <w:szCs w:val="32"/>
                           </w:rPr>
-                          <m:t>0,</m:t>
-                        </m:r>
-                        <m:r>
-                          <w:rPr>
-                            <w:rFonts w:ascii="Cambria Math" w:hAnsi="Cambria Math"/>
-                            <w:sz w:val="32"/>
-                            <w:szCs w:val="32"/>
-                          </w:rPr>
-                          <m:t>y</m:t>
+                          <m:t>0,y</m:t>
                         </m:r>
                       </m:e>
                     </m:d>
@@ -2683,15 +2437,7 @@
                         <w:sz w:val="32"/>
                         <w:szCs w:val="32"/>
                       </w:rPr>
-                      <m:t>=</m:t>
-                    </m:r>
-                    <m:r>
-                      <w:rPr>
-                        <w:rFonts w:ascii="Cambria Math" w:hAnsi="Cambria Math"/>
-                        <w:sz w:val="32"/>
-                        <w:szCs w:val="32"/>
-                      </w:rPr>
-                      <m:t>f</m:t>
+                      <m:t>=f</m:t>
                     </m:r>
                     <m:d>
                       <m:dPr>
@@ -2721,23 +2467,7 @@
                         <w:sz w:val="32"/>
                         <w:szCs w:val="32"/>
                       </w:rPr>
-                      <m:t xml:space="preserve">,  </m:t>
-                    </m:r>
-                    <m:r>
-                      <w:rPr>
-                        <w:rFonts w:ascii="Cambria Math" w:hAnsi="Cambria Math"/>
-                        <w:sz w:val="32"/>
-                        <w:szCs w:val="32"/>
-                      </w:rPr>
-                      <m:t>y</m:t>
-                    </m:r>
-                    <m:r>
-                      <w:rPr>
-                        <w:rFonts w:ascii="Cambria Math" w:hAnsi="Cambria Math"/>
-                        <w:sz w:val="32"/>
-                        <w:szCs w:val="32"/>
-                      </w:rPr>
-                      <m:t>∈[0,1];</m:t>
+                      <m:t>,  y∈[0,1];</m:t>
                     </m:r>
                   </m:e>
                   <m:e>
@@ -2747,63 +2477,7 @@
                         <w:sz w:val="32"/>
                         <w:szCs w:val="32"/>
                       </w:rPr>
-                      <m:t>u</m:t>
-                    </m:r>
-                    <m:r>
-                      <w:rPr>
-                        <w:rFonts w:ascii="Cambria Math" w:hAnsi="Cambria Math"/>
-                        <w:sz w:val="32"/>
-                        <w:szCs w:val="32"/>
-                      </w:rPr>
-                      <m:t>(</m:t>
-                    </m:r>
-                    <m:r>
-                      <w:rPr>
-                        <w:rFonts w:ascii="Cambria Math" w:hAnsi="Cambria Math"/>
-                        <w:sz w:val="32"/>
-                        <w:szCs w:val="32"/>
-                      </w:rPr>
-                      <m:t>x</m:t>
-                    </m:r>
-                    <m:r>
-                      <w:rPr>
-                        <w:rFonts w:ascii="Cambria Math" w:hAnsi="Cambria Math"/>
-                        <w:sz w:val="32"/>
-                        <w:szCs w:val="32"/>
-                      </w:rPr>
-                      <m:t>,0)=</m:t>
-                    </m:r>
-                    <m:r>
-                      <w:rPr>
-                        <w:rFonts w:ascii="Cambria Math" w:hAnsi="Cambria Math"/>
-                        <w:sz w:val="32"/>
-                        <w:szCs w:val="32"/>
-                      </w:rPr>
-                      <m:t>u</m:t>
-                    </m:r>
-                    <m:r>
-                      <w:rPr>
-                        <w:rFonts w:ascii="Cambria Math" w:hAnsi="Cambria Math"/>
-                        <w:sz w:val="32"/>
-                        <w:szCs w:val="32"/>
-                      </w:rPr>
-                      <m:t>(</m:t>
-                    </m:r>
-                    <m:r>
-                      <w:rPr>
-                        <w:rFonts w:ascii="Cambria Math" w:hAnsi="Cambria Math"/>
-                        <w:sz w:val="32"/>
-                        <w:szCs w:val="32"/>
-                      </w:rPr>
-                      <m:t>x</m:t>
-                    </m:r>
-                    <m:r>
-                      <w:rPr>
-                        <w:rFonts w:ascii="Cambria Math" w:hAnsi="Cambria Math"/>
-                        <w:sz w:val="32"/>
-                        <w:szCs w:val="32"/>
-                      </w:rPr>
-                      <m:t>,1)=0,</m:t>
+                      <m:t>u(x,0)=u(x,1)=0,</m:t>
                     </m:r>
                     <m:r>
                       <m:rPr>
@@ -2821,15 +2495,7 @@
                         <w:sz w:val="32"/>
                         <w:szCs w:val="32"/>
                       </w:rPr>
-                      <m:t>x</m:t>
-                    </m:r>
-                    <m:r>
-                      <w:rPr>
-                        <w:rFonts w:ascii="Cambria Math" w:hAnsi="Cambria Math"/>
-                        <w:sz w:val="32"/>
-                        <w:szCs w:val="32"/>
-                      </w:rPr>
-                      <m:t>∈[0,∞).</m:t>
+                      <m:t>x∈[0,∞).</m:t>
                     </m:r>
                   </m:e>
                 </m:eqArr>
@@ -3649,16 +3315,7 @@
               <w:sz w:val="28"/>
               <w:szCs w:val="28"/>
             </w:rPr>
-            <m:t>=</m:t>
-          </m:r>
-          <m:r>
-            <w:rPr>
-              <w:rFonts w:ascii="Cambria Math" w:hAnsi="Cambria Math" w:cs="Times New Roman"/>
-              <w:color w:val="000000" w:themeColor="text1"/>
-              <w:sz w:val="28"/>
-              <w:szCs w:val="28"/>
-            </w:rPr>
-            <m:t>i</m:t>
+            <m:t>=i</m:t>
           </m:r>
           <m:r>
             <m:rPr>
@@ -3776,16 +3433,7 @@
               <w:sz w:val="28"/>
               <w:szCs w:val="28"/>
             </w:rPr>
-            <m:t>=</m:t>
-          </m:r>
-          <m:r>
-            <w:rPr>
-              <w:rFonts w:ascii="Cambria Math" w:hAnsi="Cambria Math" w:cs="Times New Roman"/>
-              <w:color w:val="000000" w:themeColor="text1"/>
-              <w:sz w:val="28"/>
-              <w:szCs w:val="28"/>
-            </w:rPr>
-            <m:t>j</m:t>
+            <m:t>=j</m:t>
           </m:r>
           <m:r>
             <m:rPr>
@@ -3859,25 +3507,7 @@
               <w:sz w:val="28"/>
               <w:szCs w:val="28"/>
             </w:rPr>
-            <m:t xml:space="preserve">,  </m:t>
-          </m:r>
-          <m:r>
-            <w:rPr>
-              <w:rFonts w:ascii="Cambria Math" w:hAnsi="Cambria Math" w:cs="Times New Roman"/>
-              <w:color w:val="000000" w:themeColor="text1"/>
-              <w:sz w:val="28"/>
-              <w:szCs w:val="28"/>
-            </w:rPr>
-            <m:t>i</m:t>
-          </m:r>
-          <m:r>
-            <w:rPr>
-              <w:rFonts w:ascii="Cambria Math" w:hAnsi="Cambria Math" w:cs="Times New Roman"/>
-              <w:color w:val="000000" w:themeColor="text1"/>
-              <w:sz w:val="28"/>
-              <w:szCs w:val="28"/>
-            </w:rPr>
-            <m:t>=</m:t>
+            <m:t>,  i=</m:t>
           </m:r>
           <m:acc>
             <m:accPr>
@@ -3956,16 +3586,7 @@
               <w:sz w:val="28"/>
               <w:szCs w:val="28"/>
             </w:rPr>
-            <m:t>j</m:t>
-          </m:r>
-          <m:r>
-            <w:rPr>
-              <w:rFonts w:ascii="Cambria Math" w:hAnsi="Cambria Math" w:cs="Times New Roman"/>
-              <w:color w:val="000000" w:themeColor="text1"/>
-              <w:sz w:val="28"/>
-              <w:szCs w:val="28"/>
-            </w:rPr>
-            <m:t>=</m:t>
+            <m:t>j=</m:t>
           </m:r>
           <m:acc>
             <m:accPr>
@@ -4630,16 +4251,7 @@
                       <w:sz w:val="28"/>
                       <w:szCs w:val="28"/>
                     </w:rPr>
-                    <m:t>i</m:t>
-                  </m:r>
-                  <m:r>
-                    <w:rPr>
-                      <w:rFonts w:ascii="Cambria Math" w:eastAsiaTheme="minorEastAsia" w:hAnsi="Cambria Math" w:cs="Times New Roman"/>
-                      <w:color w:val="000000" w:themeColor="text1"/>
-                      <w:sz w:val="28"/>
-                      <w:szCs w:val="28"/>
-                    </w:rPr>
-                    <m:t>+1</m:t>
+                    <m:t>i+1</m:t>
                   </m:r>
                   <m:r>
                     <w:rPr>
@@ -4669,16 +4281,7 @@
                   <w:sz w:val="28"/>
                   <w:szCs w:val="28"/>
                 </w:rPr>
-                <m:t>-</m:t>
-              </m:r>
-              <m:r>
-                <w:rPr>
-                  <w:rFonts w:ascii="Cambria Math" w:eastAsiaTheme="minorEastAsia" w:hAnsi="Cambria Math" w:cs="Times New Roman"/>
-                  <w:color w:val="000000" w:themeColor="text1"/>
-                  <w:sz w:val="28"/>
-                  <w:szCs w:val="28"/>
-                </w:rPr>
-                <m:t>2</m:t>
+                <m:t>-2</m:t>
               </m:r>
               <m:sSub>
                 <m:sSubPr>
@@ -4755,34 +4358,7 @@
                       <w:sz w:val="28"/>
                       <w:szCs w:val="28"/>
                     </w:rPr>
-                    <m:t>i</m:t>
-                  </m:r>
-                  <m:r>
-                    <w:rPr>
-                      <w:rFonts w:ascii="Cambria Math" w:eastAsiaTheme="minorEastAsia" w:hAnsi="Cambria Math" w:cs="Times New Roman"/>
-                      <w:color w:val="000000" w:themeColor="text1"/>
-                      <w:sz w:val="28"/>
-                      <w:szCs w:val="28"/>
-                    </w:rPr>
-                    <m:t>-</m:t>
-                  </m:r>
-                  <m:r>
-                    <w:rPr>
-                      <w:rFonts w:ascii="Cambria Math" w:eastAsiaTheme="minorEastAsia" w:hAnsi="Cambria Math" w:cs="Times New Roman"/>
-                      <w:color w:val="000000" w:themeColor="text1"/>
-                      <w:sz w:val="28"/>
-                      <w:szCs w:val="28"/>
-                    </w:rPr>
-                    <m:t>1,</m:t>
-                  </m:r>
-                  <m:r>
-                    <w:rPr>
-                      <w:rFonts w:ascii="Cambria Math" w:eastAsiaTheme="minorEastAsia" w:hAnsi="Cambria Math" w:cs="Times New Roman"/>
-                      <w:color w:val="000000" w:themeColor="text1"/>
-                      <w:sz w:val="28"/>
-                      <w:szCs w:val="28"/>
-                    </w:rPr>
-                    <m:t>j</m:t>
+                    <m:t>i-1,j</m:t>
                   </m:r>
                 </m:sub>
               </m:sSub>
@@ -4808,16 +4384,7 @@
                       <w:sz w:val="28"/>
                       <w:szCs w:val="28"/>
                     </w:rPr>
-                    <m:t>∆</m:t>
-                  </m:r>
-                  <m:r>
-                    <w:rPr>
-                      <w:rFonts w:ascii="Cambria Math" w:eastAsiaTheme="minorEastAsia" w:hAnsi="Cambria Math" w:cs="Times New Roman"/>
-                      <w:color w:val="000000" w:themeColor="text1"/>
-                      <w:sz w:val="28"/>
-                      <w:szCs w:val="28"/>
-                    </w:rPr>
-                    <m:t>x</m:t>
+                    <m:t>∆x</m:t>
                   </m:r>
                 </m:e>
                 <m:sup>
@@ -4887,34 +4454,7 @@
                       <w:sz w:val="28"/>
                       <w:szCs w:val="28"/>
                     </w:rPr>
-                    <m:t>i</m:t>
-                  </m:r>
-                  <m:r>
-                    <w:rPr>
-                      <w:rFonts w:ascii="Cambria Math" w:eastAsiaTheme="minorEastAsia" w:hAnsi="Cambria Math" w:cs="Times New Roman"/>
-                      <w:color w:val="000000" w:themeColor="text1"/>
-                      <w:sz w:val="28"/>
-                      <w:szCs w:val="28"/>
-                    </w:rPr>
-                    <m:t>,</m:t>
-                  </m:r>
-                  <m:r>
-                    <w:rPr>
-                      <w:rFonts w:ascii="Cambria Math" w:eastAsiaTheme="minorEastAsia" w:hAnsi="Cambria Math" w:cs="Times New Roman"/>
-                      <w:color w:val="000000" w:themeColor="text1"/>
-                      <w:sz w:val="28"/>
-                      <w:szCs w:val="28"/>
-                    </w:rPr>
-                    <m:t>j</m:t>
-                  </m:r>
-                  <m:r>
-                    <w:rPr>
-                      <w:rFonts w:ascii="Cambria Math" w:eastAsiaTheme="minorEastAsia" w:hAnsi="Cambria Math" w:cs="Times New Roman"/>
-                      <w:color w:val="000000" w:themeColor="text1"/>
-                      <w:sz w:val="28"/>
-                      <w:szCs w:val="28"/>
-                    </w:rPr>
-                    <m:t>+1</m:t>
+                    <m:t>i,j+1</m:t>
                   </m:r>
                 </m:sub>
               </m:sSub>
@@ -4925,16 +4465,7 @@
                   <w:sz w:val="28"/>
                   <w:szCs w:val="28"/>
                 </w:rPr>
-                <m:t>-</m:t>
-              </m:r>
-              <m:r>
-                <w:rPr>
-                  <w:rFonts w:ascii="Cambria Math" w:eastAsiaTheme="minorEastAsia" w:hAnsi="Cambria Math" w:cs="Times New Roman"/>
-                  <w:color w:val="000000" w:themeColor="text1"/>
-                  <w:sz w:val="28"/>
-                  <w:szCs w:val="28"/>
-                </w:rPr>
-                <m:t>2</m:t>
+                <m:t>-2</m:t>
               </m:r>
               <m:sSub>
                 <m:sSubPr>
@@ -5011,43 +4542,7 @@
                       <w:sz w:val="28"/>
                       <w:szCs w:val="28"/>
                     </w:rPr>
-                    <m:t>i</m:t>
-                  </m:r>
-                  <m:r>
-                    <w:rPr>
-                      <w:rFonts w:ascii="Cambria Math" w:eastAsiaTheme="minorEastAsia" w:hAnsi="Cambria Math" w:cs="Times New Roman"/>
-                      <w:color w:val="000000" w:themeColor="text1"/>
-                      <w:sz w:val="28"/>
-                      <w:szCs w:val="28"/>
-                    </w:rPr>
-                    <m:t>,</m:t>
-                  </m:r>
-                  <m:r>
-                    <w:rPr>
-                      <w:rFonts w:ascii="Cambria Math" w:eastAsiaTheme="minorEastAsia" w:hAnsi="Cambria Math" w:cs="Times New Roman"/>
-                      <w:color w:val="000000" w:themeColor="text1"/>
-                      <w:sz w:val="28"/>
-                      <w:szCs w:val="28"/>
-                    </w:rPr>
-                    <m:t>j</m:t>
-                  </m:r>
-                  <m:r>
-                    <w:rPr>
-                      <w:rFonts w:ascii="Cambria Math" w:eastAsiaTheme="minorEastAsia" w:hAnsi="Cambria Math" w:cs="Times New Roman"/>
-                      <w:color w:val="000000" w:themeColor="text1"/>
-                      <w:sz w:val="28"/>
-                      <w:szCs w:val="28"/>
-                    </w:rPr>
-                    <m:t>-</m:t>
-                  </m:r>
-                  <m:r>
-                    <w:rPr>
-                      <w:rFonts w:ascii="Cambria Math" w:eastAsiaTheme="minorEastAsia" w:hAnsi="Cambria Math" w:cs="Times New Roman"/>
-                      <w:color w:val="000000" w:themeColor="text1"/>
-                      <w:sz w:val="28"/>
-                      <w:szCs w:val="28"/>
-                    </w:rPr>
-                    <m:t>1</m:t>
+                    <m:t>i,j-1</m:t>
                   </m:r>
                 </m:sub>
               </m:sSub>
@@ -5073,16 +4568,7 @@
                       <w:sz w:val="28"/>
                       <w:szCs w:val="28"/>
                     </w:rPr>
-                    <m:t>∆</m:t>
-                  </m:r>
-                  <m:r>
-                    <w:rPr>
-                      <w:rFonts w:ascii="Cambria Math" w:eastAsiaTheme="minorEastAsia" w:hAnsi="Cambria Math" w:cs="Times New Roman"/>
-                      <w:color w:val="000000" w:themeColor="text1"/>
-                      <w:sz w:val="28"/>
-                      <w:szCs w:val="28"/>
-                    </w:rPr>
-                    <m:t>y</m:t>
+                    <m:t>∆y</m:t>
                   </m:r>
                 </m:e>
                 <m:sup>
@@ -5170,17 +4656,7 @@
                   <w:szCs w:val="28"/>
                   <w:lang w:val="en-US"/>
                 </w:rPr>
-                <m:t>1+</m:t>
-              </m:r>
-              <m:r>
-                <w:rPr>
-                  <w:rFonts w:ascii="Cambria Math" w:hAnsi="Cambria Math" w:cs="Times New Roman"/>
-                  <w:color w:val="000000" w:themeColor="text1"/>
-                  <w:sz w:val="28"/>
-                  <w:szCs w:val="28"/>
-                  <w:lang w:val="en-US"/>
-                </w:rPr>
-                <m:t>ε</m:t>
+                <m:t>1+ε</m:t>
               </m:r>
               <m:sSub>
                 <m:sSubPr>
@@ -5317,17 +4793,7 @@
                   <w:szCs w:val="28"/>
                   <w:lang w:val="en-US"/>
                 </w:rPr>
-                <m:t>0</m:t>
-              </m:r>
-              <m:r>
-                <w:rPr>
-                  <w:rFonts w:ascii="Cambria Math" w:hAnsi="Cambria Math" w:cs="Times New Roman"/>
-                  <w:color w:val="000000" w:themeColor="text1"/>
-                  <w:sz w:val="28"/>
-                  <w:szCs w:val="28"/>
-                  <w:lang w:val="en-US"/>
-                </w:rPr>
-                <m:t>j</m:t>
+                <m:t>0j</m:t>
               </m:r>
             </m:sub>
           </m:sSub>
@@ -5419,17 +4885,7 @@
                   <w:szCs w:val="28"/>
                   <w:lang w:val="en-US"/>
                 </w:rPr>
-                <m:t>i</m:t>
-              </m:r>
-              <m:r>
-                <w:rPr>
-                  <w:rFonts w:ascii="Cambria Math" w:hAnsi="Cambria Math" w:cs="Times New Roman"/>
-                  <w:color w:val="000000" w:themeColor="text1"/>
-                  <w:sz w:val="28"/>
-                  <w:szCs w:val="28"/>
-                  <w:lang w:val="en-US"/>
-                </w:rPr>
-                <m:t>0</m:t>
+                <m:t>i0</m:t>
               </m:r>
             </m:sub>
           </m:sSub>
@@ -5684,27 +5140,7 @@
                   <w:szCs w:val="28"/>
                   <w:lang w:val="en-US"/>
                 </w:rPr>
-                <m:t>-</m:t>
-              </m:r>
-              <m:r>
-                <w:rPr>
-                  <w:rFonts w:ascii="Cambria Math" w:hAnsi="Cambria Math" w:cs="Times New Roman"/>
-                  <w:color w:val="000000" w:themeColor="text1"/>
-                  <w:sz w:val="28"/>
-                  <w:szCs w:val="28"/>
-                  <w:lang w:val="en-US"/>
-                </w:rPr>
-                <m:t>1,</m:t>
-              </m:r>
-              <m:r>
-                <w:rPr>
-                  <w:rFonts w:ascii="Cambria Math" w:hAnsi="Cambria Math" w:cs="Times New Roman"/>
-                  <w:color w:val="000000" w:themeColor="text1"/>
-                  <w:sz w:val="28"/>
-                  <w:szCs w:val="28"/>
-                  <w:lang w:val="en-US"/>
-                </w:rPr>
-                <m:t>j</m:t>
+                <m:t>-1,j</m:t>
               </m:r>
             </m:sub>
           </m:sSub>
@@ -5805,16 +5241,7 @@
                       <w:sz w:val="28"/>
                       <w:szCs w:val="28"/>
                     </w:rPr>
-                    <m:t>∆</m:t>
-                  </m:r>
-                  <m:r>
-                    <w:rPr>
-                      <w:rFonts w:ascii="Cambria Math" w:eastAsiaTheme="minorEastAsia" w:hAnsi="Cambria Math" w:cs="Times New Roman"/>
-                      <w:color w:val="000000" w:themeColor="text1"/>
-                      <w:sz w:val="28"/>
-                      <w:szCs w:val="28"/>
-                    </w:rPr>
-                    <m:t>x</m:t>
+                    <m:t>∆x</m:t>
                   </m:r>
                 </m:e>
                 <m:sup>
@@ -5863,25 +5290,7 @@
                   <w:sz w:val="28"/>
                   <w:szCs w:val="28"/>
                 </w:rPr>
-                <m:t>i</m:t>
-              </m:r>
-              <m:r>
-                <w:rPr>
-                  <w:rFonts w:ascii="Cambria Math" w:eastAsiaTheme="minorEastAsia" w:hAnsi="Cambria Math" w:cs="Times New Roman"/>
-                  <w:color w:val="000000" w:themeColor="text1"/>
-                  <w:sz w:val="28"/>
-                  <w:szCs w:val="28"/>
-                </w:rPr>
-                <m:t>+1,</m:t>
-              </m:r>
-              <m:r>
-                <w:rPr>
-                  <w:rFonts w:ascii="Cambria Math" w:eastAsiaTheme="minorEastAsia" w:hAnsi="Cambria Math" w:cs="Times New Roman"/>
-                  <w:color w:val="000000" w:themeColor="text1"/>
-                  <w:sz w:val="28"/>
-                  <w:szCs w:val="28"/>
-                </w:rPr>
-                <m:t>j</m:t>
+                <m:t>i+1,j</m:t>
               </m:r>
             </m:sub>
           </m:sSub>
@@ -5940,16 +5349,7 @@
                       <w:sz w:val="28"/>
                       <w:szCs w:val="28"/>
                     </w:rPr>
-                    <m:t>∆</m:t>
-                  </m:r>
-                  <m:r>
-                    <w:rPr>
-                      <w:rFonts w:ascii="Cambria Math" w:eastAsiaTheme="minorEastAsia" w:hAnsi="Cambria Math" w:cs="Times New Roman"/>
-                      <w:color w:val="000000" w:themeColor="text1"/>
-                      <w:sz w:val="28"/>
-                      <w:szCs w:val="28"/>
-                    </w:rPr>
-                    <m:t>x</m:t>
+                    <m:t>∆x</m:t>
                   </m:r>
                 </m:e>
                 <m:sup>
@@ -5998,34 +5398,7 @@
                   <w:sz w:val="28"/>
                   <w:szCs w:val="28"/>
                 </w:rPr>
-                <m:t>i</m:t>
-              </m:r>
-              <m:r>
-                <w:rPr>
-                  <w:rFonts w:ascii="Cambria Math" w:eastAsiaTheme="minorEastAsia" w:hAnsi="Cambria Math" w:cs="Times New Roman"/>
-                  <w:color w:val="000000" w:themeColor="text1"/>
-                  <w:sz w:val="28"/>
-                  <w:szCs w:val="28"/>
-                </w:rPr>
-                <m:t>-</m:t>
-              </m:r>
-              <m:r>
-                <w:rPr>
-                  <w:rFonts w:ascii="Cambria Math" w:eastAsiaTheme="minorEastAsia" w:hAnsi="Cambria Math" w:cs="Times New Roman"/>
-                  <w:color w:val="000000" w:themeColor="text1"/>
-                  <w:sz w:val="28"/>
-                  <w:szCs w:val="28"/>
-                </w:rPr>
-                <m:t>1,</m:t>
-              </m:r>
-              <m:r>
-                <w:rPr>
-                  <w:rFonts w:ascii="Cambria Math" w:eastAsiaTheme="minorEastAsia" w:hAnsi="Cambria Math" w:cs="Times New Roman"/>
-                  <w:color w:val="000000" w:themeColor="text1"/>
-                  <w:sz w:val="28"/>
-                  <w:szCs w:val="28"/>
-                </w:rPr>
-                <m:t>j</m:t>
+                <m:t>i-1,j</m:t>
               </m:r>
             </m:sub>
           </m:sSub>
@@ -6117,17 +5490,7 @@
                       <w:szCs w:val="28"/>
                       <w:lang w:val="en-US"/>
                     </w:rPr>
-                    <m:t>1+</m:t>
-                  </m:r>
-                  <m:r>
-                    <w:rPr>
-                      <w:rFonts w:ascii="Cambria Math" w:hAnsi="Cambria Math" w:cs="Times New Roman"/>
-                      <w:color w:val="000000" w:themeColor="text1"/>
-                      <w:sz w:val="28"/>
-                      <w:szCs w:val="28"/>
-                      <w:lang w:val="en-US"/>
-                    </w:rPr>
-                    <m:t>ε</m:t>
+                    <m:t>1+ε</m:t>
                   </m:r>
                   <m:sSub>
                     <m:sSubPr>
@@ -6175,17 +5538,7 @@
                   <w:szCs w:val="28"/>
                   <w:lang w:val="en-US"/>
                 </w:rPr>
-                <m:t>-</m:t>
-              </m:r>
-              <m:r>
-                <w:rPr>
-                  <w:rFonts w:ascii="Cambria Math" w:hAnsi="Cambria Math" w:cs="Times New Roman"/>
-                  <w:color w:val="000000" w:themeColor="text1"/>
-                  <w:sz w:val="28"/>
-                  <w:szCs w:val="28"/>
-                  <w:lang w:val="en-US"/>
-                </w:rPr>
-                <m:t>2</m:t>
+                <m:t>-2</m:t>
               </m:r>
               <m:d>
                 <m:dPr>
@@ -6248,16 +5601,7 @@
                               <w:sz w:val="28"/>
                               <w:szCs w:val="28"/>
                             </w:rPr>
-                            <m:t>∆</m:t>
-                          </m:r>
-                          <m:r>
-                            <w:rPr>
-                              <w:rFonts w:ascii="Cambria Math" w:eastAsiaTheme="minorEastAsia" w:hAnsi="Cambria Math" w:cs="Times New Roman"/>
-                              <w:color w:val="000000" w:themeColor="text1"/>
-                              <w:sz w:val="28"/>
-                              <w:szCs w:val="28"/>
-                            </w:rPr>
-                            <m:t>x</m:t>
+                            <m:t>∆x</m:t>
                           </m:r>
                         </m:e>
                         <m:sup>
@@ -6329,16 +5673,7 @@
                               <w:sz w:val="28"/>
                               <w:szCs w:val="28"/>
                             </w:rPr>
-                            <m:t>∆</m:t>
-                          </m:r>
-                          <m:r>
-                            <w:rPr>
-                              <w:rFonts w:ascii="Cambria Math" w:eastAsiaTheme="minorEastAsia" w:hAnsi="Cambria Math" w:cs="Times New Roman"/>
-                              <w:color w:val="000000" w:themeColor="text1"/>
-                              <w:sz w:val="28"/>
-                              <w:szCs w:val="28"/>
-                            </w:rPr>
-                            <m:t>y</m:t>
+                            <m:t>∆y</m:t>
                           </m:r>
                         </m:e>
                         <m:sup>
@@ -6454,16 +5789,7 @@
                       <w:sz w:val="28"/>
                       <w:szCs w:val="28"/>
                     </w:rPr>
-                    <m:t>∆</m:t>
-                  </m:r>
-                  <m:r>
-                    <w:rPr>
-                      <w:rFonts w:ascii="Cambria Math" w:eastAsiaTheme="minorEastAsia" w:hAnsi="Cambria Math" w:cs="Times New Roman"/>
-                      <w:color w:val="000000" w:themeColor="text1"/>
-                      <w:sz w:val="28"/>
-                      <w:szCs w:val="28"/>
-                    </w:rPr>
-                    <m:t>y</m:t>
+                    <m:t>∆y</m:t>
                   </m:r>
                 </m:e>
                 <m:sup>
@@ -6512,34 +5838,7 @@
                   <w:sz w:val="28"/>
                   <w:szCs w:val="28"/>
                 </w:rPr>
-                <m:t>i</m:t>
-              </m:r>
-              <m:r>
-                <w:rPr>
-                  <w:rFonts w:ascii="Cambria Math" w:eastAsiaTheme="minorEastAsia" w:hAnsi="Cambria Math" w:cs="Times New Roman"/>
-                  <w:color w:val="000000" w:themeColor="text1"/>
-                  <w:sz w:val="28"/>
-                  <w:szCs w:val="28"/>
-                </w:rPr>
-                <m:t>,</m:t>
-              </m:r>
-              <m:r>
-                <w:rPr>
-                  <w:rFonts w:ascii="Cambria Math" w:eastAsiaTheme="minorEastAsia" w:hAnsi="Cambria Math" w:cs="Times New Roman"/>
-                  <w:color w:val="000000" w:themeColor="text1"/>
-                  <w:sz w:val="28"/>
-                  <w:szCs w:val="28"/>
-                </w:rPr>
-                <m:t>j</m:t>
-              </m:r>
-              <m:r>
-                <w:rPr>
-                  <w:rFonts w:ascii="Cambria Math" w:eastAsiaTheme="minorEastAsia" w:hAnsi="Cambria Math" w:cs="Times New Roman"/>
-                  <w:color w:val="000000" w:themeColor="text1"/>
-                  <w:sz w:val="28"/>
-                  <w:szCs w:val="28"/>
-                </w:rPr>
-                <m:t>+1</m:t>
+                <m:t>i,j+1</m:t>
               </m:r>
             </m:sub>
           </m:sSub>
@@ -6599,16 +5898,7 @@
                       <w:sz w:val="28"/>
                       <w:szCs w:val="28"/>
                     </w:rPr>
-                    <m:t>∆</m:t>
-                  </m:r>
-                  <m:r>
-                    <w:rPr>
-                      <w:rFonts w:ascii="Cambria Math" w:eastAsiaTheme="minorEastAsia" w:hAnsi="Cambria Math" w:cs="Times New Roman"/>
-                      <w:color w:val="000000" w:themeColor="text1"/>
-                      <w:sz w:val="28"/>
-                      <w:szCs w:val="28"/>
-                    </w:rPr>
-                    <m:t>y</m:t>
+                    <m:t>∆y</m:t>
                   </m:r>
                 </m:e>
                 <m:sup>
@@ -6657,43 +5947,7 @@
                   <w:sz w:val="28"/>
                   <w:szCs w:val="28"/>
                 </w:rPr>
-                <m:t>i</m:t>
-              </m:r>
-              <m:r>
-                <w:rPr>
-                  <w:rFonts w:ascii="Cambria Math" w:eastAsiaTheme="minorEastAsia" w:hAnsi="Cambria Math" w:cs="Times New Roman"/>
-                  <w:color w:val="000000" w:themeColor="text1"/>
-                  <w:sz w:val="28"/>
-                  <w:szCs w:val="28"/>
-                </w:rPr>
-                <m:t>,</m:t>
-              </m:r>
-              <m:r>
-                <w:rPr>
-                  <w:rFonts w:ascii="Cambria Math" w:eastAsiaTheme="minorEastAsia" w:hAnsi="Cambria Math" w:cs="Times New Roman"/>
-                  <w:color w:val="000000" w:themeColor="text1"/>
-                  <w:sz w:val="28"/>
-                  <w:szCs w:val="28"/>
-                </w:rPr>
-                <m:t>j</m:t>
-              </m:r>
-              <m:r>
-                <w:rPr>
-                  <w:rFonts w:ascii="Cambria Math" w:eastAsiaTheme="minorEastAsia" w:hAnsi="Cambria Math" w:cs="Times New Roman"/>
-                  <w:color w:val="000000" w:themeColor="text1"/>
-                  <w:sz w:val="28"/>
-                  <w:szCs w:val="28"/>
-                </w:rPr>
-                <m:t>-</m:t>
-              </m:r>
-              <m:r>
-                <w:rPr>
-                  <w:rFonts w:ascii="Cambria Math" w:eastAsiaTheme="minorEastAsia" w:hAnsi="Cambria Math" w:cs="Times New Roman"/>
-                  <w:color w:val="000000" w:themeColor="text1"/>
-                  <w:sz w:val="28"/>
-                  <w:szCs w:val="28"/>
-                </w:rPr>
-                <m:t>1</m:t>
+                <m:t>i,j-1</m:t>
               </m:r>
             </m:sub>
           </m:sSub>
@@ -8500,16 +7754,7 @@
               <w:szCs w:val="28"/>
               <w:lang w:eastAsia="ru-RU"/>
             </w:rPr>
-            <m:t>+</m:t>
-          </m:r>
-          <m:r>
-            <w:rPr>
-              <w:rFonts w:ascii="Cambria Math" w:eastAsia="Times New Roman" w:hAnsi="Cambria Math" w:cs="Times New Roman"/>
-              <w:sz w:val="28"/>
-              <w:szCs w:val="28"/>
-              <w:lang w:eastAsia="ru-RU"/>
-            </w:rPr>
-            <m:t>i</m:t>
+            <m:t>+i</m:t>
           </m:r>
           <m:sSub>
             <m:sSubPr>
@@ -8667,25 +7912,7 @@
                   <w:szCs w:val="28"/>
                   <w:lang w:eastAsia="ru-RU"/>
                 </w:rPr>
-                <m:t>v</m:t>
-              </m:r>
-              <m:r>
-                <w:rPr>
-                  <w:rFonts w:ascii="Cambria Math" w:eastAsia="Times New Roman" w:hAnsi="Cambria Math" w:cs="Times New Roman"/>
-                  <w:sz w:val="28"/>
-                  <w:szCs w:val="28"/>
-                  <w:lang w:eastAsia="ru-RU"/>
-                </w:rPr>
-                <m:t>+</m:t>
-              </m:r>
-              <m:r>
-                <w:rPr>
-                  <w:rFonts w:ascii="Cambria Math" w:eastAsia="Times New Roman" w:hAnsi="Cambria Math" w:cs="Times New Roman"/>
-                  <w:sz w:val="28"/>
-                  <w:szCs w:val="28"/>
-                  <w:lang w:eastAsia="ru-RU"/>
-                </w:rPr>
-                <m:t>iw</m:t>
+                <m:t>v+iw</m:t>
               </m:r>
               <m:ctrlPr>
                 <w:rPr>
@@ -8920,16 +8147,7 @@
                       <w:szCs w:val="28"/>
                       <w:lang w:eastAsia="ru-RU"/>
                     </w:rPr>
-                    <m:t>-</m:t>
-                  </m:r>
-                  <m:r>
-                    <w:rPr>
-                      <w:rFonts w:ascii="Cambria Math" w:eastAsia="Times New Roman" w:hAnsi="Cambria Math" w:cs="Times New Roman"/>
-                      <w:sz w:val="28"/>
-                      <w:szCs w:val="28"/>
-                      <w:lang w:eastAsia="ru-RU"/>
-                    </w:rPr>
-                    <m:t>Im</m:t>
+                    <m:t>-Im</m:t>
                   </m:r>
                   <m:d>
                     <m:dPr>
@@ -9058,16 +8276,7 @@
                       <w:szCs w:val="28"/>
                       <w:lang w:eastAsia="ru-RU"/>
                     </w:rPr>
-                    <m:t>-</m:t>
-                  </m:r>
-                  <m:r>
-                    <w:rPr>
-                      <w:rFonts w:ascii="Cambria Math" w:eastAsia="Times New Roman" w:hAnsi="Cambria Math" w:cs="Times New Roman"/>
-                      <w:sz w:val="28"/>
-                      <w:szCs w:val="28"/>
-                      <w:lang w:eastAsia="ru-RU"/>
-                    </w:rPr>
-                    <m:t>Re</m:t>
+                    <m:t>-Re</m:t>
                   </m:r>
                   <m:d>
                     <m:dPr>
@@ -9222,16 +8431,7 @@
                       <w:szCs w:val="28"/>
                       <w:lang w:eastAsia="ru-RU"/>
                     </w:rPr>
-                    <m:t>+</m:t>
-                  </m:r>
-                  <m:r>
-                    <w:rPr>
-                      <w:rFonts w:ascii="Cambria Math" w:eastAsia="Times New Roman" w:hAnsi="Cambria Math" w:cs="Times New Roman"/>
-                      <w:sz w:val="28"/>
-                      <w:szCs w:val="28"/>
-                      <w:lang w:eastAsia="ru-RU"/>
-                    </w:rPr>
-                    <m:t>Im</m:t>
+                    <m:t>+Im</m:t>
                   </m:r>
                   <m:d>
                     <m:dPr>
@@ -9538,15 +8738,7 @@
                       <w:sz w:val="28"/>
                       <w:szCs w:val="28"/>
                     </w:rPr>
-                    <m:t>v</m:t>
-                  </m:r>
-                  <m:r>
-                    <w:rPr>
-                      <w:rFonts w:ascii="Cambria Math" w:hAnsi="Cambria Math"/>
-                      <w:sz w:val="28"/>
-                      <w:szCs w:val="28"/>
-                    </w:rPr>
-                    <m:t>=0</m:t>
+                    <m:t>v=0</m:t>
                   </m:r>
                   <m:r>
                     <w:rPr>
@@ -9693,16 +8885,7 @@
                       <w:szCs w:val="28"/>
                       <w:lang w:eastAsia="ru-RU"/>
                     </w:rPr>
-                    <m:t>+</m:t>
-                  </m:r>
-                  <m:r>
-                    <w:rPr>
-                      <w:rFonts w:ascii="Cambria Math" w:eastAsia="Times New Roman" w:hAnsi="Cambria Math" w:cs="Times New Roman"/>
-                      <w:sz w:val="28"/>
-                      <w:szCs w:val="28"/>
-                      <w:lang w:eastAsia="ru-RU"/>
-                    </w:rPr>
-                    <m:t>Re</m:t>
+                    <m:t>+Re</m:t>
                   </m:r>
                   <m:d>
                     <m:dPr>
@@ -9831,16 +9014,7 @@
                       <w:szCs w:val="28"/>
                       <w:lang w:eastAsia="ru-RU"/>
                     </w:rPr>
-                    <m:t>-</m:t>
-                  </m:r>
-                  <m:r>
-                    <w:rPr>
-                      <w:rFonts w:ascii="Cambria Math" w:eastAsia="Times New Roman" w:hAnsi="Cambria Math" w:cs="Times New Roman"/>
-                      <w:sz w:val="28"/>
-                      <w:szCs w:val="28"/>
-                      <w:lang w:eastAsia="ru-RU"/>
-                    </w:rPr>
-                    <m:t>Im</m:t>
+                    <m:t>-Im</m:t>
                   </m:r>
                   <m:d>
                     <m:dPr>
@@ -9995,16 +9169,7 @@
                       <w:szCs w:val="28"/>
                       <w:lang w:eastAsia="ru-RU"/>
                     </w:rPr>
-                    <m:t>-</m:t>
-                  </m:r>
-                  <m:r>
-                    <w:rPr>
-                      <w:rFonts w:ascii="Cambria Math" w:eastAsia="Times New Roman" w:hAnsi="Cambria Math" w:cs="Times New Roman"/>
-                      <w:sz w:val="28"/>
-                      <w:szCs w:val="28"/>
-                      <w:lang w:eastAsia="ru-RU"/>
-                    </w:rPr>
-                    <m:t>Re</m:t>
+                    <m:t>-Re</m:t>
                   </m:r>
                   <m:d>
                     <m:dPr>
@@ -10304,15 +9469,7 @@
                       <w:sz w:val="28"/>
                       <w:szCs w:val="28"/>
                     </w:rPr>
-                    <m:t>w</m:t>
-                  </m:r>
-                  <m:r>
-                    <w:rPr>
-                      <w:rFonts w:ascii="Cambria Math" w:hAnsi="Cambria Math"/>
-                      <w:sz w:val="28"/>
-                      <w:szCs w:val="28"/>
-                    </w:rPr>
-                    <m:t>=0.</m:t>
+                    <m:t>w=0.</m:t>
                   </m:r>
                 </m:e>
               </m:eqArr>
@@ -10415,34 +9572,7 @@
                   <w:szCs w:val="28"/>
                   <w:lang w:val="en-US" w:eastAsia="ru-RU"/>
                 </w:rPr>
-                <m:t>x</m:t>
-              </m:r>
-              <m:r>
-                <w:rPr>
-                  <w:rFonts w:ascii="Cambria Math" w:eastAsia="Times New Roman" w:hAnsi="Cambria Math" w:cs="Times New Roman"/>
-                  <w:sz w:val="28"/>
-                  <w:szCs w:val="28"/>
-                  <w:lang w:val="en-US" w:eastAsia="ru-RU"/>
-                </w:rPr>
-                <m:t>=</m:t>
-              </m:r>
-              <m:r>
-                <w:rPr>
-                  <w:rFonts w:ascii="Cambria Math" w:eastAsia="Times New Roman" w:hAnsi="Cambria Math" w:cs="Times New Roman"/>
-                  <w:sz w:val="28"/>
-                  <w:szCs w:val="28"/>
-                  <w:lang w:val="en-US" w:eastAsia="ru-RU"/>
-                </w:rPr>
-                <m:t>L</m:t>
-              </m:r>
-              <m:r>
-                <w:rPr>
-                  <w:rFonts w:ascii="Cambria Math" w:eastAsia="Times New Roman" w:hAnsi="Cambria Math" w:cs="Times New Roman"/>
-                  <w:sz w:val="28"/>
-                  <w:szCs w:val="28"/>
-                  <w:lang w:val="en-US" w:eastAsia="ru-RU"/>
-                </w:rPr>
-                <m:t>-0</m:t>
+                <m:t>x=L-0</m:t>
               </m:r>
             </m:sub>
           </m:sSub>
@@ -10503,34 +9633,7 @@
                   <w:szCs w:val="28"/>
                   <w:lang w:val="en-US" w:eastAsia="ru-RU"/>
                 </w:rPr>
-                <m:t>x</m:t>
-              </m:r>
-              <m:r>
-                <w:rPr>
-                  <w:rFonts w:ascii="Cambria Math" w:eastAsia="Times New Roman" w:hAnsi="Cambria Math" w:cs="Times New Roman"/>
-                  <w:sz w:val="28"/>
-                  <w:szCs w:val="28"/>
-                  <w:lang w:val="en-US" w:eastAsia="ru-RU"/>
-                </w:rPr>
-                <m:t>=</m:t>
-              </m:r>
-              <m:r>
-                <w:rPr>
-                  <w:rFonts w:ascii="Cambria Math" w:eastAsia="Times New Roman" w:hAnsi="Cambria Math" w:cs="Times New Roman"/>
-                  <w:sz w:val="28"/>
-                  <w:szCs w:val="28"/>
-                  <w:lang w:val="en-US" w:eastAsia="ru-RU"/>
-                </w:rPr>
-                <m:t>L</m:t>
-              </m:r>
-              <m:r>
-                <w:rPr>
-                  <w:rFonts w:ascii="Cambria Math" w:eastAsia="Times New Roman" w:hAnsi="Cambria Math" w:cs="Times New Roman"/>
-                  <w:sz w:val="28"/>
-                  <w:szCs w:val="28"/>
-                  <w:lang w:val="en-US" w:eastAsia="ru-RU"/>
-                </w:rPr>
-                <m:t>+0</m:t>
+                <m:t>x=L+0</m:t>
               </m:r>
             </m:sub>
           </m:sSub>
@@ -10591,34 +9694,7 @@
                   <w:szCs w:val="28"/>
                   <w:lang w:val="en-US" w:eastAsia="ru-RU"/>
                 </w:rPr>
-                <m:t>x</m:t>
-              </m:r>
-              <m:r>
-                <w:rPr>
-                  <w:rFonts w:ascii="Cambria Math" w:eastAsia="Times New Roman" w:hAnsi="Cambria Math" w:cs="Times New Roman"/>
-                  <w:sz w:val="28"/>
-                  <w:szCs w:val="28"/>
-                  <w:lang w:val="en-US" w:eastAsia="ru-RU"/>
-                </w:rPr>
-                <m:t>=</m:t>
-              </m:r>
-              <m:r>
-                <w:rPr>
-                  <w:rFonts w:ascii="Cambria Math" w:eastAsia="Times New Roman" w:hAnsi="Cambria Math" w:cs="Times New Roman"/>
-                  <w:sz w:val="28"/>
-                  <w:szCs w:val="28"/>
-                  <w:lang w:val="en-US" w:eastAsia="ru-RU"/>
-                </w:rPr>
-                <m:t>L</m:t>
-              </m:r>
-              <m:r>
-                <w:rPr>
-                  <w:rFonts w:ascii="Cambria Math" w:eastAsia="Times New Roman" w:hAnsi="Cambria Math" w:cs="Times New Roman"/>
-                  <w:sz w:val="28"/>
-                  <w:szCs w:val="28"/>
-                  <w:lang w:val="en-US" w:eastAsia="ru-RU"/>
-                </w:rPr>
-                <m:t>+0</m:t>
+                <m:t>x=L+0</m:t>
               </m:r>
             </m:sub>
           </m:sSub>
@@ -10721,34 +9797,7 @@
                   <w:szCs w:val="28"/>
                   <w:lang w:val="en-US" w:eastAsia="ru-RU"/>
                 </w:rPr>
-                <m:t>x</m:t>
-              </m:r>
-              <m:r>
-                <w:rPr>
-                  <w:rFonts w:ascii="Cambria Math" w:eastAsia="Times New Roman" w:hAnsi="Cambria Math" w:cs="Times New Roman"/>
-                  <w:sz w:val="28"/>
-                  <w:szCs w:val="28"/>
-                  <w:lang w:val="en-US" w:eastAsia="ru-RU"/>
-                </w:rPr>
-                <m:t>=</m:t>
-              </m:r>
-              <m:r>
-                <w:rPr>
-                  <w:rFonts w:ascii="Cambria Math" w:eastAsia="Times New Roman" w:hAnsi="Cambria Math" w:cs="Times New Roman"/>
-                  <w:sz w:val="28"/>
-                  <w:szCs w:val="28"/>
-                  <w:lang w:val="en-US" w:eastAsia="ru-RU"/>
-                </w:rPr>
-                <m:t>L</m:t>
-              </m:r>
-              <m:r>
-                <w:rPr>
-                  <w:rFonts w:ascii="Cambria Math" w:eastAsia="Times New Roman" w:hAnsi="Cambria Math" w:cs="Times New Roman"/>
-                  <w:sz w:val="28"/>
-                  <w:szCs w:val="28"/>
-                  <w:lang w:val="en-US" w:eastAsia="ru-RU"/>
-                </w:rPr>
-                <m:t>-0</m:t>
+                <m:t>x=L-0</m:t>
               </m:r>
             </m:sub>
           </m:sSub>
@@ -10835,34 +9884,7 @@
                   <w:szCs w:val="28"/>
                   <w:lang w:val="en-US" w:eastAsia="ru-RU"/>
                 </w:rPr>
-                <m:t>x</m:t>
-              </m:r>
-              <m:r>
-                <w:rPr>
-                  <w:rFonts w:ascii="Cambria Math" w:eastAsia="Times New Roman" w:hAnsi="Cambria Math" w:cs="Times New Roman"/>
-                  <w:sz w:val="28"/>
-                  <w:szCs w:val="28"/>
-                  <w:lang w:val="en-US" w:eastAsia="ru-RU"/>
-                </w:rPr>
-                <m:t>=</m:t>
-              </m:r>
-              <m:r>
-                <w:rPr>
-                  <w:rFonts w:ascii="Cambria Math" w:eastAsia="Times New Roman" w:hAnsi="Cambria Math" w:cs="Times New Roman"/>
-                  <w:sz w:val="28"/>
-                  <w:szCs w:val="28"/>
-                  <w:lang w:val="en-US" w:eastAsia="ru-RU"/>
-                </w:rPr>
-                <m:t>L</m:t>
-              </m:r>
-              <m:r>
-                <w:rPr>
-                  <w:rFonts w:ascii="Cambria Math" w:eastAsia="Times New Roman" w:hAnsi="Cambria Math" w:cs="Times New Roman"/>
-                  <w:sz w:val="28"/>
-                  <w:szCs w:val="28"/>
-                  <w:lang w:val="en-US" w:eastAsia="ru-RU"/>
-                </w:rPr>
-                <m:t>+0</m:t>
+                <m:t>x=L+0</m:t>
               </m:r>
             </m:sub>
           </m:sSub>
@@ -10949,34 +9971,7 @@
                   <w:szCs w:val="28"/>
                   <w:lang w:val="en-US" w:eastAsia="ru-RU"/>
                 </w:rPr>
-                <m:t>x</m:t>
-              </m:r>
-              <m:r>
-                <w:rPr>
-                  <w:rFonts w:ascii="Cambria Math" w:eastAsia="Times New Roman" w:hAnsi="Cambria Math" w:cs="Times New Roman"/>
-                  <w:sz w:val="28"/>
-                  <w:szCs w:val="28"/>
-                  <w:lang w:val="en-US" w:eastAsia="ru-RU"/>
-                </w:rPr>
-                <m:t>=</m:t>
-              </m:r>
-              <m:r>
-                <w:rPr>
-                  <w:rFonts w:ascii="Cambria Math" w:eastAsia="Times New Roman" w:hAnsi="Cambria Math" w:cs="Times New Roman"/>
-                  <w:sz w:val="28"/>
-                  <w:szCs w:val="28"/>
-                  <w:lang w:val="en-US" w:eastAsia="ru-RU"/>
-                </w:rPr>
-                <m:t>L</m:t>
-              </m:r>
-              <m:r>
-                <w:rPr>
-                  <w:rFonts w:ascii="Cambria Math" w:eastAsia="Times New Roman" w:hAnsi="Cambria Math" w:cs="Times New Roman"/>
-                  <w:sz w:val="28"/>
-                  <w:szCs w:val="28"/>
-                  <w:lang w:val="en-US" w:eastAsia="ru-RU"/>
-                </w:rPr>
-                <m:t>+0</m:t>
+                <m:t>x=L+0</m:t>
               </m:r>
             </m:sub>
           </m:sSub>
@@ -13958,15 +12953,7 @@
                       <w:sz w:val="28"/>
                       <w:szCs w:val="28"/>
                     </w:rPr>
-                    <m:t>,</m:t>
-                  </m:r>
-                  <m:r>
-                    <w:rPr>
-                      <w:rFonts w:ascii="Cambria Math" w:hAnsi="Cambria Math"/>
-                      <w:sz w:val="28"/>
-                      <w:szCs w:val="28"/>
-                    </w:rPr>
-                    <m:t>j</m:t>
+                    <m:t>,j</m:t>
                   </m:r>
                 </m:sub>
               </m:sSub>
@@ -13976,15 +12963,7 @@
                   <w:sz w:val="28"/>
                   <w:szCs w:val="28"/>
                 </w:rPr>
-                <m:t>-</m:t>
-              </m:r>
-              <m:r>
-                <w:rPr>
-                  <w:rFonts w:ascii="Cambria Math" w:hAnsi="Cambria Math"/>
-                  <w:sz w:val="28"/>
-                  <w:szCs w:val="28"/>
-                </w:rPr>
-                <m:t>4</m:t>
+                <m:t>-4</m:t>
               </m:r>
               <m:sSub>
                 <m:sSubPr>
@@ -14046,23 +13025,7 @@
                       <w:sz w:val="28"/>
                       <w:szCs w:val="28"/>
                     </w:rPr>
-                    <m:t>-</m:t>
-                  </m:r>
-                  <m:r>
-                    <w:rPr>
-                      <w:rFonts w:ascii="Cambria Math" w:hAnsi="Cambria Math"/>
-                      <w:sz w:val="28"/>
-                      <w:szCs w:val="28"/>
-                    </w:rPr>
-                    <m:t>1,</m:t>
-                  </m:r>
-                  <m:r>
-                    <w:rPr>
-                      <w:rFonts w:ascii="Cambria Math" w:hAnsi="Cambria Math"/>
-                      <w:sz w:val="28"/>
-                      <w:szCs w:val="28"/>
-                    </w:rPr>
-                    <m:t>j</m:t>
+                    <m:t>-1,j</m:t>
                   </m:r>
                 </m:sub>
               </m:sSub>
@@ -14134,23 +13097,7 @@
                       <w:sz w:val="28"/>
                       <w:szCs w:val="28"/>
                     </w:rPr>
-                    <m:t>-</m:t>
-                  </m:r>
-                  <m:r>
-                    <w:rPr>
-                      <w:rFonts w:ascii="Cambria Math" w:hAnsi="Cambria Math"/>
-                      <w:sz w:val="28"/>
-                      <w:szCs w:val="28"/>
-                    </w:rPr>
-                    <m:t>2,</m:t>
-                  </m:r>
-                  <m:r>
-                    <w:rPr>
-                      <w:rFonts w:ascii="Cambria Math" w:hAnsi="Cambria Math"/>
-                      <w:sz w:val="28"/>
-                      <w:szCs w:val="28"/>
-                    </w:rPr>
-                    <m:t>j</m:t>
+                    <m:t>-2,j</m:t>
                   </m:r>
                 </m:sub>
               </m:sSub>
@@ -14171,16 +13118,7 @@
                   <w:sz w:val="28"/>
                   <w:szCs w:val="28"/>
                 </w:rPr>
-                <m:t>∆</m:t>
-              </m:r>
-              <m:r>
-                <w:rPr>
-                  <w:rFonts w:ascii="Cambria Math" w:eastAsiaTheme="minorEastAsia" w:hAnsi="Cambria Math" w:cs="Times New Roman"/>
-                  <w:color w:val="000000" w:themeColor="text1"/>
-                  <w:sz w:val="28"/>
-                  <w:szCs w:val="28"/>
-                </w:rPr>
-                <m:t>x</m:t>
+                <m:t>∆x</m:t>
               </m:r>
             </m:den>
           </m:f>
@@ -14210,15 +13148,7 @@
                   <w:sz w:val="28"/>
                   <w:szCs w:val="28"/>
                 </w:rPr>
-                <m:t>-</m:t>
-              </m:r>
-              <m:r>
-                <w:rPr>
-                  <w:rFonts w:ascii="Cambria Math" w:hAnsi="Cambria Math"/>
-                  <w:sz w:val="28"/>
-                  <w:szCs w:val="28"/>
-                </w:rPr>
-                <m:t>3</m:t>
+                <m:t>-3</m:t>
               </m:r>
               <m:sSub>
                 <m:sSubPr>
@@ -14248,15 +13178,7 @@
                       <w:sz w:val="28"/>
                       <w:szCs w:val="28"/>
                     </w:rPr>
-                    <m:t>0,</m:t>
-                  </m:r>
-                  <m:r>
-                    <w:rPr>
-                      <w:rFonts w:ascii="Cambria Math" w:hAnsi="Cambria Math"/>
-                      <w:sz w:val="28"/>
-                      <w:szCs w:val="28"/>
-                    </w:rPr>
-                    <m:t>j</m:t>
+                    <m:t>0,j</m:t>
                   </m:r>
                 </m:sub>
               </m:sSub>
@@ -14296,15 +13218,7 @@
                       <w:sz w:val="28"/>
                       <w:szCs w:val="28"/>
                     </w:rPr>
-                    <m:t>1,</m:t>
-                  </m:r>
-                  <m:r>
-                    <w:rPr>
-                      <w:rFonts w:ascii="Cambria Math" w:hAnsi="Cambria Math"/>
-                      <w:sz w:val="28"/>
-                      <w:szCs w:val="28"/>
-                    </w:rPr>
-                    <m:t>j</m:t>
+                    <m:t>1,j</m:t>
                   </m:r>
                 </m:sub>
               </m:sSub>
@@ -14344,15 +13258,7 @@
                       <w:sz w:val="28"/>
                       <w:szCs w:val="28"/>
                     </w:rPr>
-                    <m:t>2,</m:t>
-                  </m:r>
-                  <m:r>
-                    <w:rPr>
-                      <w:rFonts w:ascii="Cambria Math" w:hAnsi="Cambria Math"/>
-                      <w:sz w:val="28"/>
-                      <w:szCs w:val="28"/>
-                    </w:rPr>
-                    <m:t>j</m:t>
+                    <m:t>2,j</m:t>
                   </m:r>
                 </m:sub>
               </m:sSub>
@@ -14373,16 +13279,7 @@
                   <w:sz w:val="28"/>
                   <w:szCs w:val="28"/>
                 </w:rPr>
-                <m:t>∆</m:t>
-              </m:r>
-              <m:r>
-                <w:rPr>
-                  <w:rFonts w:ascii="Cambria Math" w:eastAsiaTheme="minorEastAsia" w:hAnsi="Cambria Math" w:cs="Times New Roman"/>
-                  <w:color w:val="000000" w:themeColor="text1"/>
-                  <w:sz w:val="28"/>
-                  <w:szCs w:val="28"/>
-                </w:rPr>
-                <m:t>x</m:t>
+                <m:t>∆x</m:t>
               </m:r>
             </m:den>
           </m:f>
@@ -14431,15 +13328,7 @@
                   <w:sz w:val="28"/>
                   <w:szCs w:val="28"/>
                 </w:rPr>
-                <m:t>-</m:t>
-              </m:r>
-              <m:r>
-                <w:rPr>
-                  <w:rFonts w:ascii="Cambria Math" w:hAnsi="Cambria Math"/>
-                  <w:sz w:val="28"/>
-                  <w:szCs w:val="28"/>
-                </w:rPr>
-                <m:t>3</m:t>
+                <m:t>-3</m:t>
               </m:r>
               <m:sSub>
                 <m:sSubPr>
@@ -14469,15 +13358,7 @@
                       <w:sz w:val="28"/>
                       <w:szCs w:val="28"/>
                     </w:rPr>
-                    <m:t>0,</m:t>
-                  </m:r>
-                  <m:r>
-                    <w:rPr>
-                      <w:rFonts w:ascii="Cambria Math" w:hAnsi="Cambria Math"/>
-                      <w:sz w:val="28"/>
-                      <w:szCs w:val="28"/>
-                    </w:rPr>
-                    <m:t>j</m:t>
+                    <m:t>0,j</m:t>
                   </m:r>
                 </m:sub>
               </m:sSub>
@@ -14517,15 +13398,7 @@
                       <w:sz w:val="28"/>
                       <w:szCs w:val="28"/>
                     </w:rPr>
-                    <m:t>1,</m:t>
-                  </m:r>
-                  <m:r>
-                    <w:rPr>
-                      <w:rFonts w:ascii="Cambria Math" w:hAnsi="Cambria Math"/>
-                      <w:sz w:val="28"/>
-                      <w:szCs w:val="28"/>
-                    </w:rPr>
-                    <m:t>j</m:t>
+                    <m:t>1,j</m:t>
                   </m:r>
                 </m:sub>
               </m:sSub>
@@ -14565,15 +13438,7 @@
                       <w:sz w:val="28"/>
                       <w:szCs w:val="28"/>
                     </w:rPr>
-                    <m:t>2,</m:t>
-                  </m:r>
-                  <m:r>
-                    <w:rPr>
-                      <w:rFonts w:ascii="Cambria Math" w:hAnsi="Cambria Math"/>
-                      <w:sz w:val="28"/>
-                      <w:szCs w:val="28"/>
-                    </w:rPr>
-                    <m:t>j</m:t>
+                    <m:t>2,j</m:t>
                   </m:r>
                 </m:sub>
               </m:sSub>
@@ -14594,16 +13459,7 @@
                   <w:sz w:val="28"/>
                   <w:szCs w:val="28"/>
                 </w:rPr>
-                <m:t>∆</m:t>
-              </m:r>
-              <m:r>
-                <w:rPr>
-                  <w:rFonts w:ascii="Cambria Math" w:eastAsiaTheme="minorEastAsia" w:hAnsi="Cambria Math" w:cs="Times New Roman"/>
-                  <w:color w:val="000000" w:themeColor="text1"/>
-                  <w:sz w:val="28"/>
-                  <w:szCs w:val="28"/>
-                </w:rPr>
-                <m:t>x</m:t>
+                <m:t>∆x</m:t>
               </m:r>
             </m:den>
           </m:f>
@@ -14732,7 +13588,6 @@
           <w:bCs/>
           <w:sz w:val="28"/>
           <w:szCs w:val="28"/>
-          <w:lang w:val="en-US"/>
         </w:rPr>
       </w:pPr>
       <w:r>
@@ -14754,7 +13609,7 @@
           <w:bCs/>
           <w:sz w:val="28"/>
           <w:szCs w:val="28"/>
-          <w:lang w:val="en-US" w:eastAsia="ru-RU"/>
+          <w:lang w:eastAsia="ru-RU"/>
         </w:rPr>
         <w:t xml:space="preserve"> </w:t>
       </w:r>
@@ -14784,23 +13639,7 @@
             <w:sz w:val="28"/>
             <w:szCs w:val="28"/>
           </w:rPr>
-          <m:t>N=</m:t>
-        </m:r>
-        <m:r>
-          <w:rPr>
-            <w:rFonts w:ascii="Cambria Math" w:hAnsi="Cambria Math"/>
-            <w:sz w:val="28"/>
-            <w:szCs w:val="28"/>
-          </w:rPr>
-          <m:t>10</m:t>
-        </m:r>
-        <m:r>
-          <w:rPr>
-            <w:rFonts w:ascii="Cambria Math" w:hAnsi="Cambria Math"/>
-            <w:sz w:val="28"/>
-            <w:szCs w:val="28"/>
-          </w:rPr>
-          <m:t>00,</m:t>
+          <m:t>N=1000,</m:t>
         </m:r>
         <m:r>
           <m:rPr>
@@ -14902,23 +13741,7 @@
             <w:sz w:val="28"/>
             <w:szCs w:val="28"/>
           </w:rPr>
-          <m:t>=</m:t>
-        </m:r>
-        <m:r>
-          <w:rPr>
-            <w:rFonts w:ascii="Cambria Math" w:hAnsi="Cambria Math"/>
-            <w:sz w:val="28"/>
-            <w:szCs w:val="28"/>
-          </w:rPr>
-          <m:t>10</m:t>
-        </m:r>
-        <m:r>
-          <w:rPr>
-            <w:rFonts w:ascii="Cambria Math" w:hAnsi="Cambria Math"/>
-            <w:sz w:val="28"/>
-            <w:szCs w:val="28"/>
-          </w:rPr>
-          <m:t>,</m:t>
+          <m:t>=10,</m:t>
         </m:r>
         <m:sSub>
           <m:sSubPr>
@@ -14958,23 +13781,7 @@
             <w:sz w:val="28"/>
             <w:szCs w:val="28"/>
           </w:rPr>
-          <m:t>=</m:t>
-        </m:r>
-        <m:r>
-          <w:rPr>
-            <w:rFonts w:ascii="Cambria Math" w:hAnsi="Cambria Math"/>
-            <w:sz w:val="28"/>
-            <w:szCs w:val="28"/>
-          </w:rPr>
-          <m:t>5</m:t>
-        </m:r>
-        <m:r>
-          <w:rPr>
-            <w:rFonts w:ascii="Cambria Math" w:hAnsi="Cambria Math"/>
-            <w:sz w:val="28"/>
-            <w:szCs w:val="28"/>
-          </w:rPr>
-          <m:t>,</m:t>
+          <m:t>=5,</m:t>
         </m:r>
       </m:oMath>
     </w:p>
@@ -15229,6 +14036,7 @@
         <w:rPr>
           <w:rFonts w:ascii="Times New Roman" w:eastAsiaTheme="minorEastAsia" w:hAnsi="Times New Roman" w:cs="Times New Roman"/>
           <w:iCs/>
+          <w:noProof/>
           <w:sz w:val="28"/>
           <w:szCs w:val="28"/>
         </w:rPr>
@@ -15411,6 +14219,7 @@
         <w:rPr>
           <w:rFonts w:ascii="Times New Roman" w:eastAsiaTheme="minorEastAsia" w:hAnsi="Times New Roman" w:cs="Times New Roman"/>
           <w:iCs/>
+          <w:noProof/>
           <w:sz w:val="28"/>
           <w:szCs w:val="28"/>
           <w:lang w:val="en-US"/>
@@ -15527,15 +14336,7 @@
             <w:sz w:val="28"/>
             <w:szCs w:val="28"/>
           </w:rPr>
-          <m:t>=</m:t>
-        </m:r>
-        <m:r>
-          <w:rPr>
-            <w:rFonts w:ascii="Cambria Math" w:hAnsi="Cambria Math" w:cs="Times New Roman"/>
-            <w:sz w:val="28"/>
-            <w:szCs w:val="28"/>
-          </w:rPr>
-          <m:t>0</m:t>
+          <m:t>=0</m:t>
         </m:r>
       </m:oMath>
       <w:r>
@@ -15590,6 +14391,7 @@
         <w:rPr>
           <w:rFonts w:ascii="Times New Roman" w:eastAsiaTheme="minorEastAsia" w:hAnsi="Times New Roman" w:cs="Times New Roman"/>
           <w:iCs/>
+          <w:noProof/>
           <w:sz w:val="28"/>
           <w:szCs w:val="28"/>
         </w:rPr>
@@ -15648,25 +14450,7 @@
           <w:sz w:val="28"/>
           <w:szCs w:val="28"/>
         </w:rPr>
-        <w:t xml:space="preserve">Рисунок </w:t>
-      </w:r>
-      <w:r>
-        <w:rPr>
-          <w:rFonts w:ascii="Times New Roman" w:hAnsi="Times New Roman" w:cs="Times New Roman"/>
-          <w:iCs/>
-          <w:sz w:val="28"/>
-          <w:szCs w:val="28"/>
-        </w:rPr>
-        <w:t>4</w:t>
-      </w:r>
-      <w:r>
-        <w:rPr>
-          <w:rFonts w:ascii="Times New Roman" w:hAnsi="Times New Roman" w:cs="Times New Roman"/>
-          <w:iCs/>
-          <w:sz w:val="28"/>
-          <w:szCs w:val="28"/>
-        </w:rPr>
-        <w:t xml:space="preserve"> –</w:t>
+        <w:t>Рисунок 4 –</w:t>
       </w:r>
       <w:r>
         <w:rPr>
@@ -15714,16 +14498,7 @@
           <w:sz w:val="28"/>
           <w:szCs w:val="28"/>
         </w:rPr>
-        <w:t xml:space="preserve">, </w:t>
-      </w:r>
-      <w:r>
-        <w:rPr>
-          <w:rFonts w:ascii="Times New Roman" w:eastAsiaTheme="minorEastAsia" w:hAnsi="Times New Roman" w:cs="Times New Roman"/>
-          <w:iCs/>
-          <w:sz w:val="28"/>
-          <w:szCs w:val="28"/>
-        </w:rPr>
-        <w:t xml:space="preserve">разница </w:t>
+        <w:t xml:space="preserve">, разница </w:t>
       </w:r>
       <w:r>
         <w:rPr>
@@ -16006,15 +14781,7 @@
             <w:sz w:val="28"/>
             <w:szCs w:val="28"/>
           </w:rPr>
-          <m:t>=</m:t>
-        </m:r>
-        <m:r>
-          <w:rPr>
-            <w:rFonts w:ascii="Cambria Math" w:hAnsi="Cambria Math" w:cs="Times New Roman"/>
-            <w:sz w:val="28"/>
-            <w:szCs w:val="28"/>
-          </w:rPr>
-          <m:t>0</m:t>
+          <m:t>=0</m:t>
         </m:r>
       </m:oMath>
     </w:p>
@@ -16036,6 +14803,7 @@
           <w:b/>
           <w:bCs/>
           <w:i/>
+          <w:noProof/>
           <w:sz w:val="28"/>
           <w:szCs w:val="28"/>
         </w:rPr>
@@ -16130,15 +14898,7 @@
             <w:sz w:val="28"/>
             <w:szCs w:val="28"/>
           </w:rPr>
-          <m:t>k=</m:t>
-        </m:r>
-        <m:r>
-          <w:rPr>
-            <w:rFonts w:ascii="Cambria Math" w:hAnsi="Cambria Math"/>
-            <w:sz w:val="28"/>
-            <w:szCs w:val="28"/>
-          </w:rPr>
-          <m:t>10</m:t>
+          <m:t>k=10</m:t>
         </m:r>
       </m:oMath>
     </w:p>
@@ -16155,6 +14915,7 @@
       <w:r>
         <w:rPr>
           <w:rFonts w:ascii="Times New Roman" w:eastAsiaTheme="minorEastAsia" w:hAnsi="Times New Roman" w:cs="Times New Roman"/>
+          <w:noProof/>
           <w:sz w:val="28"/>
           <w:szCs w:val="28"/>
         </w:rPr>
@@ -16256,15 +15017,7 @@
             <w:sz w:val="28"/>
             <w:szCs w:val="28"/>
           </w:rPr>
-          <m:t>k=1</m:t>
-        </m:r>
-        <m:r>
-          <w:rPr>
-            <w:rFonts w:ascii="Cambria Math" w:hAnsi="Cambria Math"/>
-            <w:sz w:val="28"/>
-            <w:szCs w:val="28"/>
-          </w:rPr>
-          <m:t>5</m:t>
+          <m:t>k=15</m:t>
         </m:r>
       </m:oMath>
     </w:p>
@@ -16280,6 +15033,7 @@
       <w:r>
         <w:rPr>
           <w:rFonts w:ascii="Times New Roman" w:eastAsiaTheme="minorEastAsia" w:hAnsi="Times New Roman" w:cs="Times New Roman"/>
+          <w:noProof/>
           <w:sz w:val="28"/>
           <w:szCs w:val="28"/>
         </w:rPr>
@@ -16374,15 +15128,7 @@
             <w:sz w:val="28"/>
             <w:szCs w:val="28"/>
           </w:rPr>
-          <m:t>k=</m:t>
-        </m:r>
-        <m:r>
-          <w:rPr>
-            <w:rFonts w:ascii="Cambria Math" w:hAnsi="Cambria Math"/>
-            <w:sz w:val="28"/>
-            <w:szCs w:val="28"/>
-          </w:rPr>
-          <m:t>17</m:t>
+          <m:t>k=17</m:t>
         </m:r>
       </m:oMath>
     </w:p>
@@ -16398,6 +15144,7 @@
       <w:r>
         <w:rPr>
           <w:rFonts w:ascii="Times New Roman" w:eastAsiaTheme="minorEastAsia" w:hAnsi="Times New Roman" w:cs="Times New Roman"/>
+          <w:noProof/>
           <w:sz w:val="28"/>
           <w:szCs w:val="28"/>
         </w:rPr>
@@ -16491,15 +15238,7 @@
             <w:sz w:val="28"/>
             <w:szCs w:val="28"/>
           </w:rPr>
-          <m:t>k=</m:t>
-        </m:r>
-        <m:r>
-          <w:rPr>
-            <w:rFonts w:ascii="Cambria Math" w:hAnsi="Cambria Math"/>
-            <w:sz w:val="28"/>
-            <w:szCs w:val="28"/>
-          </w:rPr>
-          <m:t>20</m:t>
+          <m:t>k=20</m:t>
         </m:r>
       </m:oMath>
     </w:p>
@@ -16535,10 +15274,9 @@
         <w:rPr>
           <w:rFonts w:ascii="Times New Roman" w:eastAsia="Times New Roman" w:hAnsi="Times New Roman" w:cs="Times New Roman"/>
           <w:b/>
-          <w:bCs/>
-          <w:i/>
-          <w:sz w:val="28"/>
-          <w:szCs w:val="28"/>
+          <w:sz w:val="28"/>
+          <w:szCs w:val="28"/>
+          <w:lang w:val="en-US"/>
         </w:rPr>
       </w:pPr>
       <w:r>
@@ -16581,6 +15319,162 @@
     <w:p>
       <w:pPr>
         <w:spacing w:after="0" w:line="360" w:lineRule="auto"/>
+        <w:jc w:val="center"/>
+        <w:rPr>
+          <w:rFonts w:ascii="Times New Roman" w:eastAsia="Times New Roman" w:hAnsi="Times New Roman" w:cs="Times New Roman"/>
+          <w:b/>
+          <w:bCs/>
+          <w:i/>
+          <w:sz w:val="28"/>
+          <w:szCs w:val="28"/>
+          <w:lang w:val="en-GB"/>
+        </w:rPr>
+      </w:pPr>
+      <w:r>
+        <w:rPr>
+          <w:rFonts w:ascii="Times New Roman" w:eastAsia="Times New Roman" w:hAnsi="Times New Roman" w:cs="Times New Roman"/>
+          <w:b/>
+          <w:bCs/>
+          <w:i/>
+          <w:sz w:val="28"/>
+          <w:szCs w:val="28"/>
+          <w:lang w:val="en-GB"/>
+        </w:rPr>
+        <w:drawing>
+          <wp:inline distT="0" distB="0" distL="0" distR="0" wp14:anchorId="1A313A70" wp14:editId="7C7E5FB2">
+            <wp:extent cx="5905500" cy="1958235"/>
+            <wp:effectExtent l="0" t="0" r="0" b="4445"/>
+            <wp:docPr id="650745329" name="Рисунок 1" descr="Изображение выглядит как График, линия, диаграмма&#10;&#10;Контент, сгенерированный ИИ, может содержать ошибки."/>
+            <wp:cNvGraphicFramePr>
+              <a:graphicFrameLocks xmlns:a="http://schemas.openxmlformats.org/drawingml/2006/main" noChangeAspect="1"/>
+            </wp:cNvGraphicFramePr>
+            <a:graphic xmlns:a="http://schemas.openxmlformats.org/drawingml/2006/main">
+              <a:graphicData uri="http://schemas.openxmlformats.org/drawingml/2006/picture">
+                <pic:pic xmlns:pic="http://schemas.openxmlformats.org/drawingml/2006/picture">
+                  <pic:nvPicPr>
+                    <pic:cNvPr id="650745329" name="Рисунок 1" descr="Изображение выглядит как График, линия, диаграмма&#10;&#10;Контент, сгенерированный ИИ, может содержать ошибки."/>
+                    <pic:cNvPicPr/>
+                  </pic:nvPicPr>
+                  <pic:blipFill>
+                    <a:blip r:embed="rId17"/>
+                    <a:stretch>
+                      <a:fillRect/>
+                    </a:stretch>
+                  </pic:blipFill>
+                  <pic:spPr>
+                    <a:xfrm>
+                      <a:off x="0" y="0"/>
+                      <a:ext cx="5911856" cy="1960343"/>
+                    </a:xfrm>
+                    <a:prstGeom prst="rect">
+                      <a:avLst/>
+                    </a:prstGeom>
+                  </pic:spPr>
+                </pic:pic>
+              </a:graphicData>
+            </a:graphic>
+          </wp:inline>
+        </w:drawing>
+      </w:r>
+    </w:p>
+    <w:p>
+      <w:pPr>
+        <w:spacing w:after="0" w:line="360" w:lineRule="auto"/>
+        <w:jc w:val="center"/>
+        <w:rPr>
+          <w:rFonts w:ascii="Times New Roman" w:eastAsia="Times New Roman" w:hAnsi="Times New Roman" w:cs="Times New Roman"/>
+          <w:i/>
+          <w:iCs/>
+          <w:sz w:val="28"/>
+          <w:szCs w:val="28"/>
+        </w:rPr>
+      </w:pPr>
+      <w:r>
+        <w:rPr>
+          <w:rFonts w:ascii="Times New Roman" w:eastAsia="Times New Roman" w:hAnsi="Times New Roman" w:cs="Times New Roman"/>
+          <w:iCs/>
+          <w:sz w:val="28"/>
+          <w:szCs w:val="28"/>
+        </w:rPr>
+        <w:t>График</w:t>
+      </w:r>
+      <w:r>
+        <w:rPr>
+          <w:rFonts w:ascii="Times New Roman" w:eastAsia="Times New Roman" w:hAnsi="Times New Roman" w:cs="Times New Roman"/>
+          <w:iCs/>
+          <w:sz w:val="28"/>
+          <w:szCs w:val="28"/>
+          <w:lang w:val="en-GB"/>
+        </w:rPr>
+        <w:t xml:space="preserve"> 1 - </w:t>
+      </w:r>
+      <w:r>
+        <w:rPr>
+          <w:rFonts w:ascii="Times New Roman" w:eastAsia="Times New Roman" w:hAnsi="Times New Roman" w:cs="Times New Roman"/>
+          <w:iCs/>
+          <w:sz w:val="28"/>
+          <w:szCs w:val="28"/>
+        </w:rPr>
+        <w:t>функци</w:t>
+      </w:r>
+      <w:r>
+        <w:rPr>
+          <w:rFonts w:ascii="Times New Roman" w:eastAsia="Times New Roman" w:hAnsi="Times New Roman" w:cs="Times New Roman"/>
+          <w:iCs/>
+          <w:sz w:val="28"/>
+          <w:szCs w:val="28"/>
+        </w:rPr>
+        <w:t>я</w:t>
+      </w:r>
+      <w:r>
+        <w:rPr>
+          <w:rFonts w:ascii="Times New Roman" w:eastAsia="Times New Roman" w:hAnsi="Times New Roman" w:cs="Times New Roman"/>
+          <w:iCs/>
+          <w:sz w:val="28"/>
+          <w:szCs w:val="28"/>
+        </w:rPr>
+        <w:t xml:space="preserve"> </w:t>
+      </w:r>
+      <m:oMath>
+        <m:r>
+          <w:rPr>
+            <w:rFonts w:ascii="Cambria Math" w:eastAsia="Times New Roman" w:hAnsi="Cambria Math" w:cs="Times New Roman"/>
+            <w:sz w:val="28"/>
+            <w:szCs w:val="28"/>
+            <w:lang w:bidi="en-US"/>
+          </w:rPr>
+          <m:t>φ</m:t>
+        </m:r>
+        <m:d>
+          <m:dPr>
+            <m:ctrlPr>
+              <w:rPr>
+                <w:rFonts w:ascii="Cambria Math" w:eastAsia="Times New Roman" w:hAnsi="Cambria Math" w:cs="Times New Roman"/>
+                <w:i/>
+                <w:iCs/>
+                <w:sz w:val="28"/>
+                <w:szCs w:val="28"/>
+                <w:lang w:bidi="en-US"/>
+              </w:rPr>
+            </m:ctrlPr>
+          </m:dPr>
+          <m:e>
+            <m:r>
+              <w:rPr>
+                <w:rFonts w:ascii="Cambria Math" w:eastAsia="Times New Roman" w:hAnsi="Cambria Math" w:cs="Times New Roman"/>
+                <w:sz w:val="28"/>
+                <w:szCs w:val="28"/>
+                <w:lang w:bidi="en-US"/>
+              </w:rPr>
+              <m:t>y</m:t>
+            </m:r>
+          </m:e>
+        </m:d>
+      </m:oMath>
+    </w:p>
+    <w:p>
+      <w:pPr>
+        <w:spacing w:after="0" w:line="360" w:lineRule="auto"/>
         <w:jc w:val="both"/>
         <w:rPr>
           <w:rFonts w:ascii="Times New Roman" w:eastAsia="Times New Roman" w:hAnsi="Times New Roman" w:cs="Times New Roman"/>
@@ -16604,41 +15498,7 @@
             <w:sz w:val="28"/>
             <w:szCs w:val="28"/>
           </w:rPr>
-          <m:t>N=</m:t>
-        </m:r>
-        <m:r>
-          <w:rPr>
-            <w:rFonts w:ascii="Cambria Math" w:hAnsi="Cambria Math"/>
-            <w:sz w:val="28"/>
-            <w:szCs w:val="28"/>
-          </w:rPr>
-          <m:t>10</m:t>
-        </m:r>
-        <m:r>
-          <w:rPr>
-            <w:rFonts w:ascii="Cambria Math" w:hAnsi="Cambria Math"/>
-            <w:sz w:val="28"/>
-            <w:szCs w:val="28"/>
-          </w:rPr>
-          <m:t>00,</m:t>
-        </m:r>
-        <m:r>
-          <m:rPr>
-            <m:nor/>
-          </m:rPr>
-          <w:rPr>
-            <w:sz w:val="28"/>
-            <w:szCs w:val="28"/>
-          </w:rPr>
-          <m:t> </m:t>
-        </m:r>
-        <m:r>
-          <w:rPr>
-            <w:rFonts w:ascii="Cambria Math" w:hAnsi="Cambria Math"/>
-            <w:sz w:val="28"/>
-            <w:szCs w:val="28"/>
-          </w:rPr>
-          <m:t>ε=0,</m:t>
+          <m:t>N=1000,</m:t>
         </m:r>
         <m:r>
           <m:rPr>
@@ -16722,23 +15582,7 @@
             <w:sz w:val="28"/>
             <w:szCs w:val="28"/>
           </w:rPr>
-          <m:t>=</m:t>
-        </m:r>
-        <m:r>
-          <w:rPr>
-            <w:rFonts w:ascii="Cambria Math" w:hAnsi="Cambria Math"/>
-            <w:sz w:val="28"/>
-            <w:szCs w:val="28"/>
-          </w:rPr>
-          <m:t>10</m:t>
-        </m:r>
-        <m:r>
-          <w:rPr>
-            <w:rFonts w:ascii="Cambria Math" w:hAnsi="Cambria Math"/>
-            <w:sz w:val="28"/>
-            <w:szCs w:val="28"/>
-          </w:rPr>
-          <m:t>,</m:t>
+          <m:t>=10,</m:t>
         </m:r>
         <m:sSub>
           <m:sSubPr>
@@ -16778,15 +15622,7 @@
             <w:sz w:val="28"/>
             <w:szCs w:val="28"/>
           </w:rPr>
-          <m:t>=</m:t>
-        </m:r>
-        <m:r>
-          <w:rPr>
-            <w:rFonts w:ascii="Cambria Math" w:hAnsi="Cambria Math"/>
-            <w:sz w:val="28"/>
-            <w:szCs w:val="28"/>
-          </w:rPr>
-          <m:t>5</m:t>
+          <m:t>=5</m:t>
         </m:r>
         <m:r>
           <w:rPr>
@@ -16794,7 +15630,15 @@
             <w:sz w:val="28"/>
             <w:szCs w:val="28"/>
           </w:rPr>
-          <m:t>, k=10</m:t>
+          <m:t>, k=</m:t>
+        </m:r>
+        <m:r>
+          <w:rPr>
+            <w:rFonts w:ascii="Cambria Math" w:eastAsia="Times New Roman" w:hAnsi="Cambria Math" w:cs="Times New Roman"/>
+            <w:sz w:val="28"/>
+            <w:szCs w:val="28"/>
+          </w:rPr>
+          <m:t>5</m:t>
         </m:r>
       </m:oMath>
     </w:p>
@@ -16815,10 +15659,10 @@
           <w:szCs w:val="28"/>
         </w:rPr>
         <w:drawing>
-          <wp:inline distT="0" distB="0" distL="0" distR="0" wp14:anchorId="64A7924A" wp14:editId="7B19E7AE">
-            <wp:extent cx="6210300" cy="3013075"/>
-            <wp:effectExtent l="0" t="0" r="0" b="0"/>
-            <wp:docPr id="7" name="Рисунок 7"/>
+          <wp:inline distT="0" distB="0" distL="0" distR="0" wp14:anchorId="5A5E612B" wp14:editId="3A25A55D">
+            <wp:extent cx="5430729" cy="4069715"/>
+            <wp:effectExtent l="0" t="0" r="0" b="6985"/>
+            <wp:docPr id="1818582911" name="Рисунок 1" descr="Изображение выглядит как снимок экрана, Прямоугольник, диаграмма, прямоугольный&#10;&#10;Контент, сгенерированный ИИ, может содержать ошибки."/>
             <wp:cNvGraphicFramePr>
               <a:graphicFrameLocks xmlns:a="http://schemas.openxmlformats.org/drawingml/2006/main" noChangeAspect="1"/>
             </wp:cNvGraphicFramePr>
@@ -16826,11 +15670,11 @@
               <a:graphicData uri="http://schemas.openxmlformats.org/drawingml/2006/picture">
                 <pic:pic xmlns:pic="http://schemas.openxmlformats.org/drawingml/2006/picture">
                   <pic:nvPicPr>
-                    <pic:cNvPr id="1" name=""/>
+                    <pic:cNvPr id="1818582911" name="Рисунок 1" descr="Изображение выглядит как снимок экрана, Прямоугольник, диаграмма, прямоугольный&#10;&#10;Контент, сгенерированный ИИ, может содержать ошибки."/>
                     <pic:cNvPicPr/>
                   </pic:nvPicPr>
                   <pic:blipFill>
-                    <a:blip r:embed="rId17"/>
+                    <a:blip r:embed="rId18"/>
                     <a:stretch>
                       <a:fillRect/>
                     </a:stretch>
@@ -16838,7 +15682,7 @@
                   <pic:spPr>
                     <a:xfrm>
                       <a:off x="0" y="0"/>
-                      <a:ext cx="6210300" cy="3013075"/>
+                      <a:ext cx="5436754" cy="4074230"/>
                     </a:xfrm>
                     <a:prstGeom prst="rect">
                       <a:avLst/>
@@ -16859,6 +15703,7 @@
           <w:rFonts w:ascii="Times New Roman" w:eastAsiaTheme="minorEastAsia" w:hAnsi="Times New Roman" w:cs="Times New Roman"/>
           <w:sz w:val="28"/>
           <w:szCs w:val="28"/>
+          <w:lang w:val="en-US"/>
         </w:rPr>
       </w:pPr>
       <w:r>
@@ -16931,24 +15776,25 @@
         <w:spacing w:after="0" w:line="360" w:lineRule="auto"/>
         <w:jc w:val="center"/>
         <w:rPr>
-          <w:rFonts w:ascii="Times New Roman" w:eastAsia="Times New Roman" w:hAnsi="Times New Roman" w:cs="Times New Roman"/>
-          <w:iCs/>
-          <w:sz w:val="28"/>
-          <w:szCs w:val="28"/>
+          <w:rFonts w:ascii="Times New Roman" w:eastAsiaTheme="minorEastAsia" w:hAnsi="Times New Roman" w:cs="Times New Roman"/>
+          <w:sz w:val="28"/>
+          <w:szCs w:val="28"/>
+          <w:lang w:val="en-US"/>
         </w:rPr>
       </w:pPr>
       <w:r>
         <w:rPr>
-          <w:rFonts w:ascii="Times New Roman" w:eastAsia="Times New Roman" w:hAnsi="Times New Roman" w:cs="Times New Roman"/>
-          <w:iCs/>
-          <w:sz w:val="28"/>
-          <w:szCs w:val="28"/>
-        </w:rPr>
+          <w:rFonts w:ascii="Times New Roman" w:eastAsiaTheme="minorEastAsia" w:hAnsi="Times New Roman" w:cs="Times New Roman"/>
+          <w:sz w:val="28"/>
+          <w:szCs w:val="28"/>
+          <w:lang w:val="en-US"/>
+        </w:rPr>
+        <w:lastRenderedPageBreak/>
         <w:drawing>
-          <wp:inline distT="0" distB="0" distL="0" distR="0" wp14:anchorId="5994F24C" wp14:editId="052D4702">
-            <wp:extent cx="6210300" cy="3043555"/>
-            <wp:effectExtent l="0" t="0" r="0" b="4445"/>
-            <wp:docPr id="8" name="Рисунок 8"/>
+          <wp:inline distT="0" distB="0" distL="0" distR="0" wp14:anchorId="45FD27BC" wp14:editId="48918992">
+            <wp:extent cx="5282539" cy="4121785"/>
+            <wp:effectExtent l="0" t="0" r="0" b="0"/>
+            <wp:docPr id="1957793884" name="Рисунок 1" descr="Изображение выглядит как Прямоугольник, снимок экрана, прямоугольный, дизайн&#10;&#10;Контент, сгенерированный ИИ, может содержать ошибки."/>
             <wp:cNvGraphicFramePr>
               <a:graphicFrameLocks xmlns:a="http://schemas.openxmlformats.org/drawingml/2006/main" noChangeAspect="1"/>
             </wp:cNvGraphicFramePr>
@@ -16956,11 +15802,11 @@
               <a:graphicData uri="http://schemas.openxmlformats.org/drawingml/2006/picture">
                 <pic:pic xmlns:pic="http://schemas.openxmlformats.org/drawingml/2006/picture">
                   <pic:nvPicPr>
-                    <pic:cNvPr id="1" name=""/>
+                    <pic:cNvPr id="1957793884" name="Рисунок 1" descr="Изображение выглядит как Прямоугольник, снимок экрана, прямоугольный, дизайн&#10;&#10;Контент, сгенерированный ИИ, может содержать ошибки."/>
                     <pic:cNvPicPr/>
                   </pic:nvPicPr>
                   <pic:blipFill>
-                    <a:blip r:embed="rId18"/>
+                    <a:blip r:embed="rId19"/>
                     <a:stretch>
                       <a:fillRect/>
                     </a:stretch>
@@ -16968,7 +15814,7 @@
                   <pic:spPr>
                     <a:xfrm>
                       <a:off x="0" y="0"/>
-                      <a:ext cx="6210300" cy="3043555"/>
+                      <a:ext cx="5286641" cy="4124986"/>
                     </a:xfrm>
                     <a:prstGeom prst="rect">
                       <a:avLst/>
@@ -16987,6 +15833,7 @@
         <w:jc w:val="center"/>
         <w:rPr>
           <w:rFonts w:ascii="Times New Roman" w:eastAsiaTheme="minorEastAsia" w:hAnsi="Times New Roman" w:cs="Times New Roman"/>
+          <w:i/>
           <w:sz w:val="28"/>
           <w:szCs w:val="28"/>
         </w:rPr>
@@ -17007,7 +15854,7 @@
           <w:sz w:val="28"/>
           <w:szCs w:val="28"/>
         </w:rPr>
-        <w:t>10</w:t>
+        <w:t>11</w:t>
       </w:r>
       <w:r>
         <w:rPr>
@@ -17035,38 +15882,14 @@
           </w:rPr>
           <m:t>=</m:t>
         </m:r>
-        <m:sSup>
-          <m:sSupPr>
-            <m:ctrlPr>
-              <w:rPr>
-                <w:rFonts w:ascii="Cambria Math" w:hAnsi="Cambria Math" w:cs="Times New Roman"/>
-                <w:i/>
-                <w:sz w:val="28"/>
-                <w:szCs w:val="28"/>
-              </w:rPr>
-            </m:ctrlPr>
-          </m:sSupPr>
-          <m:e>
-            <m:r>
-              <w:rPr>
-                <w:rFonts w:ascii="Cambria Math" w:hAnsi="Cambria Math" w:cs="Times New Roman"/>
-                <w:sz w:val="28"/>
-                <w:szCs w:val="28"/>
-              </w:rPr>
-              <m:t>10</m:t>
-            </m:r>
-          </m:e>
-          <m:sup>
-            <m:r>
-              <w:rPr>
-                <w:rFonts w:ascii="Cambria Math" w:hAnsi="Cambria Math" w:cs="Times New Roman"/>
-                <w:sz w:val="28"/>
-                <w:szCs w:val="28"/>
-              </w:rPr>
-              <m:t>-5</m:t>
-            </m:r>
-          </m:sup>
-        </m:sSup>
+        <m:r>
+          <w:rPr>
+            <w:rFonts w:ascii="Cambria Math" w:hAnsi="Cambria Math" w:cs="Times New Roman"/>
+            <w:sz w:val="28"/>
+            <w:szCs w:val="28"/>
+          </w:rPr>
+          <m:t>5</m:t>
+        </m:r>
       </m:oMath>
     </w:p>
     <w:p>
@@ -17075,7 +15898,7 @@
         <w:jc w:val="center"/>
         <w:rPr>
           <w:rFonts w:ascii="Times New Roman" w:eastAsia="Times New Roman" w:hAnsi="Times New Roman" w:cs="Times New Roman"/>
-          <w:i/>
+          <w:iCs/>
           <w:sz w:val="28"/>
           <w:szCs w:val="28"/>
         </w:rPr>
@@ -17083,16 +15906,15 @@
       <w:r>
         <w:rPr>
           <w:rFonts w:ascii="Times New Roman" w:eastAsia="Times New Roman" w:hAnsi="Times New Roman" w:cs="Times New Roman"/>
-          <w:i/>
-          <w:sz w:val="28"/>
-          <w:szCs w:val="28"/>
-        </w:rPr>
-        <w:lastRenderedPageBreak/>
+          <w:iCs/>
+          <w:sz w:val="28"/>
+          <w:szCs w:val="28"/>
+        </w:rPr>
         <w:drawing>
-          <wp:inline distT="0" distB="0" distL="0" distR="0" wp14:anchorId="3BF06D59" wp14:editId="49237869">
-            <wp:extent cx="6210300" cy="3062605"/>
-            <wp:effectExtent l="0" t="0" r="0" b="4445"/>
-            <wp:docPr id="9" name="Рисунок 9"/>
+          <wp:inline distT="0" distB="0" distL="0" distR="0" wp14:anchorId="36FCB11D" wp14:editId="48BBB219">
+            <wp:extent cx="5274536" cy="4008755"/>
+            <wp:effectExtent l="0" t="0" r="2540" b="0"/>
+            <wp:docPr id="1046076627" name="Рисунок 1" descr="Изображение выглядит как снимок экрана, Прямоугольник, прямоугольный, дизайн&#10;&#10;Контент, сгенерированный ИИ, может содержать ошибки."/>
             <wp:cNvGraphicFramePr>
               <a:graphicFrameLocks xmlns:a="http://schemas.openxmlformats.org/drawingml/2006/main" noChangeAspect="1"/>
             </wp:cNvGraphicFramePr>
@@ -17100,11 +15922,11 @@
               <a:graphicData uri="http://schemas.openxmlformats.org/drawingml/2006/picture">
                 <pic:pic xmlns:pic="http://schemas.openxmlformats.org/drawingml/2006/picture">
                   <pic:nvPicPr>
-                    <pic:cNvPr id="1" name=""/>
+                    <pic:cNvPr id="1046076627" name="Рисунок 1" descr="Изображение выглядит как снимок экрана, Прямоугольник, прямоугольный, дизайн&#10;&#10;Контент, сгенерированный ИИ, может содержать ошибки."/>
                     <pic:cNvPicPr/>
                   </pic:nvPicPr>
                   <pic:blipFill>
-                    <a:blip r:embed="rId19"/>
+                    <a:blip r:embed="rId20"/>
                     <a:stretch>
                       <a:fillRect/>
                     </a:stretch>
@@ -17112,7 +15934,7 @@
                   <pic:spPr>
                     <a:xfrm>
                       <a:off x="0" y="0"/>
-                      <a:ext cx="6210300" cy="3062605"/>
+                      <a:ext cx="5279705" cy="4012684"/>
                     </a:xfrm>
                     <a:prstGeom prst="rect">
                       <a:avLst/>
@@ -17133,6 +15955,7 @@
           <w:rFonts w:ascii="Times New Roman" w:eastAsiaTheme="minorEastAsia" w:hAnsi="Times New Roman" w:cs="Times New Roman"/>
           <w:sz w:val="28"/>
           <w:szCs w:val="28"/>
+          <w:lang w:val="en-GB"/>
         </w:rPr>
       </w:pPr>
       <w:r>
@@ -17151,7 +15974,7 @@
           <w:sz w:val="28"/>
           <w:szCs w:val="28"/>
         </w:rPr>
-        <w:t>1</w:t>
+        <w:t>12</w:t>
       </w:r>
       <w:r>
         <w:rPr>
@@ -17160,7 +15983,133 @@
           <w:sz w:val="28"/>
           <w:szCs w:val="28"/>
         </w:rPr>
-        <w:t>1</w:t>
+        <w:t xml:space="preserve"> – </w:t>
+      </w:r>
+      <m:oMath>
+        <m:r>
+          <w:rPr>
+            <w:rFonts w:ascii="Cambria Math" w:hAnsi="Cambria Math"/>
+            <w:sz w:val="28"/>
+            <w:szCs w:val="28"/>
+          </w:rPr>
+          <m:t>ε</m:t>
+        </m:r>
+        <m:r>
+          <w:rPr>
+            <w:rFonts w:ascii="Cambria Math" w:hAnsi="Cambria Math" w:cs="Times New Roman"/>
+            <w:sz w:val="28"/>
+            <w:szCs w:val="28"/>
+          </w:rPr>
+          <m:t>=1</m:t>
+        </m:r>
+        <m:r>
+          <w:rPr>
+            <w:rFonts w:ascii="Cambria Math" w:hAnsi="Cambria Math" w:cs="Times New Roman"/>
+            <w:sz w:val="28"/>
+            <w:szCs w:val="28"/>
+            <w:lang w:val="en-GB"/>
+          </w:rPr>
+          <m:t>5</m:t>
+        </m:r>
+      </m:oMath>
+    </w:p>
+    <w:p>
+      <w:pPr>
+        <w:spacing w:after="0" w:line="360" w:lineRule="auto"/>
+        <w:jc w:val="center"/>
+        <w:rPr>
+          <w:rFonts w:ascii="Times New Roman" w:eastAsiaTheme="minorEastAsia" w:hAnsi="Times New Roman" w:cs="Times New Roman"/>
+          <w:sz w:val="28"/>
+          <w:szCs w:val="28"/>
+          <w:lang w:val="en-GB"/>
+        </w:rPr>
+      </w:pPr>
+    </w:p>
+    <w:p>
+      <w:pPr>
+        <w:spacing w:after="0" w:line="360" w:lineRule="auto"/>
+        <w:jc w:val="center"/>
+        <w:rPr>
+          <w:rFonts w:ascii="Times New Roman" w:eastAsiaTheme="minorEastAsia" w:hAnsi="Times New Roman" w:cs="Times New Roman"/>
+          <w:sz w:val="28"/>
+          <w:szCs w:val="28"/>
+          <w:lang w:val="en-GB"/>
+        </w:rPr>
+      </w:pPr>
+      <w:r>
+        <w:rPr>
+          <w:rFonts w:ascii="Times New Roman" w:eastAsiaTheme="minorEastAsia" w:hAnsi="Times New Roman" w:cs="Times New Roman"/>
+          <w:sz w:val="28"/>
+          <w:szCs w:val="28"/>
+          <w:lang w:val="en-GB"/>
+        </w:rPr>
+        <w:lastRenderedPageBreak/>
+        <w:drawing>
+          <wp:inline distT="0" distB="0" distL="0" distR="0" wp14:anchorId="52B79667" wp14:editId="6F43D46D">
+            <wp:extent cx="5423068" cy="4286885"/>
+            <wp:effectExtent l="0" t="0" r="6350" b="0"/>
+            <wp:docPr id="610226672" name="Рисунок 1" descr="Изображение выглядит как снимок экрана, Прямоугольник, прямоугольный, дизайн&#10;&#10;Контент, сгенерированный ИИ, может содержать ошибки."/>
+            <wp:cNvGraphicFramePr>
+              <a:graphicFrameLocks xmlns:a="http://schemas.openxmlformats.org/drawingml/2006/main" noChangeAspect="1"/>
+            </wp:cNvGraphicFramePr>
+            <a:graphic xmlns:a="http://schemas.openxmlformats.org/drawingml/2006/main">
+              <a:graphicData uri="http://schemas.openxmlformats.org/drawingml/2006/picture">
+                <pic:pic xmlns:pic="http://schemas.openxmlformats.org/drawingml/2006/picture">
+                  <pic:nvPicPr>
+                    <pic:cNvPr id="610226672" name="Рисунок 1" descr="Изображение выглядит как снимок экрана, Прямоугольник, прямоугольный, дизайн&#10;&#10;Контент, сгенерированный ИИ, может содержать ошибки."/>
+                    <pic:cNvPicPr/>
+                  </pic:nvPicPr>
+                  <pic:blipFill>
+                    <a:blip r:embed="rId21"/>
+                    <a:stretch>
+                      <a:fillRect/>
+                    </a:stretch>
+                  </pic:blipFill>
+                  <pic:spPr>
+                    <a:xfrm>
+                      <a:off x="0" y="0"/>
+                      <a:ext cx="5425800" cy="4289045"/>
+                    </a:xfrm>
+                    <a:prstGeom prst="rect">
+                      <a:avLst/>
+                    </a:prstGeom>
+                  </pic:spPr>
+                </pic:pic>
+              </a:graphicData>
+            </a:graphic>
+          </wp:inline>
+        </w:drawing>
+      </w:r>
+    </w:p>
+    <w:p>
+      <w:pPr>
+        <w:spacing w:after="0" w:line="360" w:lineRule="auto"/>
+        <w:jc w:val="center"/>
+        <w:rPr>
+          <w:rFonts w:ascii="Times New Roman" w:eastAsia="Times New Roman" w:hAnsi="Times New Roman" w:cs="Times New Roman"/>
+          <w:i/>
+          <w:sz w:val="28"/>
+          <w:szCs w:val="28"/>
+          <w:lang w:val="en-GB"/>
+        </w:rPr>
+      </w:pPr>
+      <w:r>
+        <w:rPr>
+          <w:rFonts w:ascii="Times New Roman" w:hAnsi="Times New Roman" w:cs="Times New Roman"/>
+          <w:iCs/>
+          <w:sz w:val="28"/>
+          <w:szCs w:val="28"/>
+        </w:rPr>
+        <w:t xml:space="preserve">Рисунок </w:t>
+      </w:r>
+      <w:r>
+        <w:rPr>
+          <w:rFonts w:ascii="Times New Roman" w:hAnsi="Times New Roman" w:cs="Times New Roman"/>
+          <w:iCs/>
+          <w:sz w:val="28"/>
+          <w:szCs w:val="28"/>
+        </w:rPr>
+        <w:t>12</w:t>
       </w:r>
       <w:r>
         <w:rPr>
@@ -17188,149 +16137,22 @@
           </w:rPr>
           <m:t>=</m:t>
         </m:r>
-        <m:sSup>
-          <m:sSupPr>
-            <m:ctrlPr>
-              <w:rPr>
-                <w:rFonts w:ascii="Cambria Math" w:hAnsi="Cambria Math" w:cs="Times New Roman"/>
-                <w:i/>
-                <w:sz w:val="28"/>
-                <w:szCs w:val="28"/>
-              </w:rPr>
-            </m:ctrlPr>
-          </m:sSupPr>
-          <m:e>
-            <m:r>
-              <w:rPr>
-                <w:rFonts w:ascii="Cambria Math" w:hAnsi="Cambria Math" w:cs="Times New Roman"/>
-                <w:sz w:val="28"/>
-                <w:szCs w:val="28"/>
-              </w:rPr>
-              <m:t>10</m:t>
-            </m:r>
-          </m:e>
-          <m:sup>
-            <m:r>
-              <w:rPr>
-                <w:rFonts w:ascii="Cambria Math" w:hAnsi="Cambria Math" w:cs="Times New Roman"/>
-                <w:sz w:val="28"/>
-                <w:szCs w:val="28"/>
-              </w:rPr>
-              <m:t>-2</m:t>
-            </m:r>
-          </m:sup>
-        </m:sSup>
-      </m:oMath>
-    </w:p>
-    <w:p>
-      <w:pPr>
-        <w:spacing w:after="0" w:line="360" w:lineRule="auto"/>
-        <w:jc w:val="center"/>
-        <w:rPr>
-          <w:rFonts w:ascii="Times New Roman" w:eastAsia="Times New Roman" w:hAnsi="Times New Roman" w:cs="Times New Roman"/>
-          <w:iCs/>
-          <w:sz w:val="28"/>
-          <w:szCs w:val="28"/>
-        </w:rPr>
-      </w:pPr>
-      <w:r>
-        <w:rPr>
-          <w:rFonts w:ascii="Times New Roman" w:eastAsia="Times New Roman" w:hAnsi="Times New Roman" w:cs="Times New Roman"/>
-          <w:iCs/>
-          <w:sz w:val="28"/>
-          <w:szCs w:val="28"/>
-        </w:rPr>
-        <w:drawing>
-          <wp:inline distT="0" distB="0" distL="0" distR="0" wp14:anchorId="3D2C1C6B" wp14:editId="091D1DA8">
-            <wp:extent cx="6210300" cy="3020060"/>
-            <wp:effectExtent l="0" t="0" r="0" b="8890"/>
-            <wp:docPr id="10" name="Рисунок 10"/>
-            <wp:cNvGraphicFramePr>
-              <a:graphicFrameLocks xmlns:a="http://schemas.openxmlformats.org/drawingml/2006/main" noChangeAspect="1"/>
-            </wp:cNvGraphicFramePr>
-            <a:graphic xmlns:a="http://schemas.openxmlformats.org/drawingml/2006/main">
-              <a:graphicData uri="http://schemas.openxmlformats.org/drawingml/2006/picture">
-                <pic:pic xmlns:pic="http://schemas.openxmlformats.org/drawingml/2006/picture">
-                  <pic:nvPicPr>
-                    <pic:cNvPr id="1" name=""/>
-                    <pic:cNvPicPr/>
-                  </pic:nvPicPr>
-                  <pic:blipFill>
-                    <a:blip r:embed="rId20"/>
-                    <a:stretch>
-                      <a:fillRect/>
-                    </a:stretch>
-                  </pic:blipFill>
-                  <pic:spPr>
-                    <a:xfrm>
-                      <a:off x="0" y="0"/>
-                      <a:ext cx="6210300" cy="3020060"/>
-                    </a:xfrm>
-                    <a:prstGeom prst="rect">
-                      <a:avLst/>
-                    </a:prstGeom>
-                  </pic:spPr>
-                </pic:pic>
-              </a:graphicData>
-            </a:graphic>
-          </wp:inline>
-        </w:drawing>
-      </w:r>
-    </w:p>
-    <w:p>
-      <w:pPr>
-        <w:spacing w:after="0" w:line="360" w:lineRule="auto"/>
-        <w:jc w:val="center"/>
-        <w:rPr>
-          <w:rFonts w:ascii="Times New Roman" w:eastAsia="Times New Roman" w:hAnsi="Times New Roman" w:cs="Times New Roman"/>
-          <w:i/>
-          <w:sz w:val="28"/>
-          <w:szCs w:val="28"/>
-        </w:rPr>
-      </w:pPr>
-      <w:r>
-        <w:rPr>
-          <w:rFonts w:ascii="Times New Roman" w:hAnsi="Times New Roman" w:cs="Times New Roman"/>
-          <w:iCs/>
-          <w:sz w:val="28"/>
-          <w:szCs w:val="28"/>
-        </w:rPr>
-        <w:t xml:space="preserve">Рисунок </w:t>
-      </w:r>
-      <w:r>
-        <w:rPr>
-          <w:rFonts w:ascii="Times New Roman" w:hAnsi="Times New Roman" w:cs="Times New Roman"/>
-          <w:iCs/>
-          <w:sz w:val="28"/>
-          <w:szCs w:val="28"/>
-        </w:rPr>
-        <w:t>12</w:t>
-      </w:r>
-      <w:r>
-        <w:rPr>
-          <w:rFonts w:ascii="Times New Roman" w:hAnsi="Times New Roman" w:cs="Times New Roman"/>
-          <w:iCs/>
-          <w:sz w:val="28"/>
-          <w:szCs w:val="28"/>
-        </w:rPr>
-        <w:t xml:space="preserve"> – </w:t>
-      </w:r>
-      <m:oMath>
         <m:r>
           <w:rPr>
-            <w:rFonts w:ascii="Cambria Math" w:hAnsi="Cambria Math"/>
+            <w:rFonts w:ascii="Cambria Math" w:hAnsi="Cambria Math" w:cs="Times New Roman"/>
             <w:sz w:val="28"/>
             <w:szCs w:val="28"/>
           </w:rPr>
-          <m:t>ε</m:t>
+          <m:t>3</m:t>
         </m:r>
         <m:r>
           <w:rPr>
             <w:rFonts w:ascii="Cambria Math" w:hAnsi="Cambria Math" w:cs="Times New Roman"/>
             <w:sz w:val="28"/>
             <w:szCs w:val="28"/>
+            <w:lang w:val="en-GB"/>
           </w:rPr>
-          <m:t>=1</m:t>
+          <m:t>0</m:t>
         </m:r>
       </m:oMath>
     </w:p>
@@ -17432,8 +16254,10 @@
         <w:jc w:val="both"/>
         <w:rPr>
           <w:rFonts w:ascii="Times New Roman" w:eastAsia="Times New Roman" w:hAnsi="Times New Roman" w:cs="Times New Roman"/>
-          <w:sz w:val="28"/>
-          <w:szCs w:val="28"/>
+          <w:i/>
+          <w:sz w:val="28"/>
+          <w:szCs w:val="28"/>
+          <w:lang w:val="en-US"/>
         </w:rPr>
       </w:pPr>
       <w:r>
@@ -17451,23 +16275,7 @@
             <w:sz w:val="28"/>
             <w:szCs w:val="28"/>
           </w:rPr>
-          <m:t>N=</m:t>
-        </m:r>
-        <m:r>
-          <w:rPr>
-            <w:rFonts w:ascii="Cambria Math" w:hAnsi="Cambria Math"/>
-            <w:sz w:val="28"/>
-            <w:szCs w:val="28"/>
-          </w:rPr>
-          <m:t>10</m:t>
-        </m:r>
-        <m:r>
-          <w:rPr>
-            <w:rFonts w:ascii="Cambria Math" w:hAnsi="Cambria Math"/>
-            <w:sz w:val="28"/>
-            <w:szCs w:val="28"/>
-          </w:rPr>
-          <m:t>00,</m:t>
+          <m:t>N=1000,</m:t>
         </m:r>
         <m:r>
           <m:rPr>
@@ -17542,23 +16350,7 @@
             <w:sz w:val="28"/>
             <w:szCs w:val="28"/>
           </w:rPr>
-          <m:t>=</m:t>
-        </m:r>
-        <m:r>
-          <w:rPr>
-            <w:rFonts w:ascii="Cambria Math" w:hAnsi="Cambria Math"/>
-            <w:sz w:val="28"/>
-            <w:szCs w:val="28"/>
-          </w:rPr>
-          <m:t>10</m:t>
-        </m:r>
-        <m:r>
-          <w:rPr>
-            <w:rFonts w:ascii="Cambria Math" w:hAnsi="Cambria Math"/>
-            <w:sz w:val="28"/>
-            <w:szCs w:val="28"/>
-          </w:rPr>
-          <m:t>,</m:t>
+          <m:t>=10,</m:t>
         </m:r>
         <m:sSub>
           <m:sSubPr>
@@ -17598,31 +16390,7 @@
             <w:sz w:val="28"/>
             <w:szCs w:val="28"/>
           </w:rPr>
-          <m:t>=</m:t>
-        </m:r>
-        <m:r>
-          <w:rPr>
-            <w:rFonts w:ascii="Cambria Math" w:hAnsi="Cambria Math"/>
-            <w:sz w:val="28"/>
-            <w:szCs w:val="28"/>
-          </w:rPr>
-          <m:t>5</m:t>
-        </m:r>
-        <m:r>
-          <w:rPr>
-            <w:rFonts w:ascii="Cambria Math" w:hAnsi="Cambria Math"/>
-            <w:sz w:val="28"/>
-            <w:szCs w:val="28"/>
-          </w:rPr>
-          <m:t xml:space="preserve">, </m:t>
-        </m:r>
-        <m:r>
-          <w:rPr>
-            <w:rFonts w:ascii="Cambria Math" w:hAnsi="Cambria Math"/>
-            <w:sz w:val="28"/>
-            <w:szCs w:val="28"/>
-          </w:rPr>
-          <m:t>k=</m:t>
+          <m:t>=5, k=</m:t>
         </m:r>
         <m:r>
           <w:rPr>
@@ -17637,6 +16405,7 @@
             <w:rFonts w:ascii="Cambria Math" w:hAnsi="Cambria Math"/>
             <w:sz w:val="28"/>
             <w:szCs w:val="28"/>
+            <w:lang w:val="en-US"/>
           </w:rPr>
           <m:t>0</m:t>
         </m:r>
@@ -17656,6 +16425,7 @@
         <w:rPr>
           <w:rFonts w:ascii="Times New Roman" w:eastAsiaTheme="minorEastAsia" w:hAnsi="Times New Roman" w:cs="Times New Roman"/>
           <w:iCs/>
+          <w:noProof/>
           <w:sz w:val="28"/>
           <w:szCs w:val="28"/>
         </w:rPr>
@@ -17675,7 +16445,7 @@
                     <pic:cNvPicPr/>
                   </pic:nvPicPr>
                   <pic:blipFill rotWithShape="1">
-                    <a:blip r:embed="rId21"/>
+                    <a:blip r:embed="rId22"/>
                     <a:srcRect l="4295"/>
                     <a:stretch/>
                   </pic:blipFill>
@@ -17808,6 +16578,7 @@
         <w:rPr>
           <w:rFonts w:ascii="Times New Roman" w:eastAsiaTheme="minorEastAsia" w:hAnsi="Times New Roman" w:cs="Times New Roman"/>
           <w:iCs/>
+          <w:noProof/>
           <w:sz w:val="28"/>
           <w:szCs w:val="28"/>
         </w:rPr>
@@ -17827,7 +16598,7 @@
                     <pic:cNvPicPr/>
                   </pic:nvPicPr>
                   <pic:blipFill>
-                    <a:blip r:embed="rId22"/>
+                    <a:blip r:embed="rId23"/>
                     <a:stretch>
                       <a:fillRect/>
                     </a:stretch>
@@ -17935,15 +16706,7 @@
             <w:sz w:val="28"/>
             <w:szCs w:val="28"/>
           </w:rPr>
-          <m:t>=0.</m:t>
-        </m:r>
-        <m:r>
-          <w:rPr>
-            <w:rFonts w:ascii="Cambria Math" w:hAnsi="Cambria Math" w:cs="Times New Roman"/>
-            <w:sz w:val="28"/>
-            <w:szCs w:val="28"/>
-          </w:rPr>
-          <m:t>7</m:t>
+          <m:t>=0.7</m:t>
         </m:r>
       </m:oMath>
     </w:p>
@@ -17960,6 +16723,7 @@
       <w:r>
         <w:rPr>
           <w:rFonts w:ascii="Times New Roman" w:eastAsiaTheme="minorEastAsia" w:hAnsi="Times New Roman" w:cs="Times New Roman"/>
+          <w:noProof/>
           <w:sz w:val="28"/>
           <w:szCs w:val="28"/>
         </w:rPr>
@@ -17980,7 +16744,7 @@
                     <pic:cNvPicPr/>
                   </pic:nvPicPr>
                   <pic:blipFill>
-                    <a:blip r:embed="rId23"/>
+                    <a:blip r:embed="rId24"/>
                     <a:stretch>
                       <a:fillRect/>
                     </a:stretch>
@@ -18035,7 +16799,6 @@
           <w:iCs/>
           <w:sz w:val="28"/>
           <w:szCs w:val="28"/>
-          <w:lang w:val="en-US"/>
         </w:rPr>
         <w:t>5</w:t>
       </w:r>
@@ -18088,15 +16851,7 @@
             <w:sz w:val="28"/>
             <w:szCs w:val="28"/>
           </w:rPr>
-          <m:t>=0.</m:t>
-        </m:r>
-        <m:r>
-          <w:rPr>
-            <w:rFonts w:ascii="Cambria Math" w:hAnsi="Cambria Math" w:cs="Times New Roman"/>
-            <w:sz w:val="28"/>
-            <w:szCs w:val="28"/>
-          </w:rPr>
-          <m:t>9</m:t>
+          <m:t>=0.9</m:t>
         </m:r>
       </m:oMath>
     </w:p>
@@ -18488,7 +17243,7 @@
 </file>
 
 <file path=word/numbering.xml><?xml version="1.0" encoding="utf-8"?>
-<w:numbering xmlns:wpc="http://schemas.microsoft.com/office/word/2010/wordprocessingCanvas" xmlns:cx="http://schemas.microsoft.com/office/drawing/2014/chartex" xmlns:cx1="http://schemas.microsoft.com/office/drawing/2015/9/8/chartex" xmlns:cx2="http://schemas.microsoft.com/office/drawing/2015/10/21/chartex" xmlns:cx3="http://schemas.microsoft.com/office/drawing/2016/5/9/chartex" xmlns:cx4="http://schemas.microsoft.com/office/drawing/2016/5/10/chartex" xmlns:cx5="http://schemas.microsoft.com/office/drawing/2016/5/11/chartex" xmlns:cx6="http://schemas.microsoft.com/office/drawing/2016/5/12/chartex" xmlns:cx7="http://schemas.microsoft.com/office/drawing/2016/5/13/chartex" xmlns:cx8="http://schemas.microsoft.com/office/drawing/2016/5/14/chartex" xmlns:mc="http://schemas.openxmlformats.org/markup-compatibility/2006" xmlns:aink="http://schemas.microsoft.com/office/drawing/2016/ink" xmlns:am3d="http://schemas.microsoft.com/office/drawing/2017/model3d" xmlns:o="urn:schemas-microsoft-com:office:office" xmlns:oel="http://schemas.microsoft.com/office/2019/extlst" xmlns:r="http://schemas.openxmlformats.org/officeDocument/2006/relationships" xmlns:m="http://schemas.openxmlformats.org/officeDocument/2006/math" xmlns:v="urn:schemas-microsoft-com:vml" xmlns:wp14="http://schemas.microsoft.com/office/word/2010/wordprocessingDrawing" xmlns:wp="http://schemas.openxmlformats.org/drawingml/2006/wordprocessingDrawing" xmlns:w10="urn:schemas-microsoft-com:office:word" xmlns:w="http://schemas.openxmlformats.org/wordprocessingml/2006/main" xmlns:w14="http://schemas.microsoft.com/office/word/2010/wordml" xmlns:w15="http://schemas.microsoft.com/office/word/2012/wordml" xmlns:w16cex="http://schemas.microsoft.com/office/word/2018/wordml/cex" xmlns:w16cid="http://schemas.microsoft.com/office/word/2016/wordml/cid" xmlns:w16="http://schemas.microsoft.com/office/word/2018/wordml" xmlns:w16sdtdh="http://schemas.microsoft.com/office/word/2020/wordml/sdtdatahash" xmlns:w16se="http://schemas.microsoft.com/office/word/2015/wordml/symex" xmlns:wpg="http://schemas.microsoft.com/office/word/2010/wordprocessingGroup" xmlns:wpi="http://schemas.microsoft.com/office/word/2010/wordprocessingInk" xmlns:wne="http://schemas.microsoft.com/office/word/2006/wordml" xmlns:wps="http://schemas.microsoft.com/office/word/2010/wordprocessingShape" mc:Ignorable="w14 w15 w16se w16cid w16 w16cex w16sdtdh wp14">
+<w:numbering xmlns:wpc="http://schemas.microsoft.com/office/word/2010/wordprocessingCanvas" xmlns:cx="http://schemas.microsoft.com/office/drawing/2014/chartex" xmlns:cx1="http://schemas.microsoft.com/office/drawing/2015/9/8/chartex" xmlns:cx2="http://schemas.microsoft.com/office/drawing/2015/10/21/chartex" xmlns:cx3="http://schemas.microsoft.com/office/drawing/2016/5/9/chartex" xmlns:cx4="http://schemas.microsoft.com/office/drawing/2016/5/10/chartex" xmlns:cx5="http://schemas.microsoft.com/office/drawing/2016/5/11/chartex" xmlns:cx6="http://schemas.microsoft.com/office/drawing/2016/5/12/chartex" xmlns:cx7="http://schemas.microsoft.com/office/drawing/2016/5/13/chartex" xmlns:cx8="http://schemas.microsoft.com/office/drawing/2016/5/14/chartex" xmlns:mc="http://schemas.openxmlformats.org/markup-compatibility/2006" xmlns:aink="http://schemas.microsoft.com/office/drawing/2016/ink" xmlns:am3d="http://schemas.microsoft.com/office/drawing/2017/model3d" xmlns:o="urn:schemas-microsoft-com:office:office" xmlns:oel="http://schemas.microsoft.com/office/2019/extlst" xmlns:r="http://schemas.openxmlformats.org/officeDocument/2006/relationships" xmlns:m="http://schemas.openxmlformats.org/officeDocument/2006/math" xmlns:v="urn:schemas-microsoft-com:vml" xmlns:wp14="http://schemas.microsoft.com/office/word/2010/wordprocessingDrawing" xmlns:wp="http://schemas.openxmlformats.org/drawingml/2006/wordprocessingDrawing" xmlns:w10="urn:schemas-microsoft-com:office:word" xmlns:w="http://schemas.openxmlformats.org/wordprocessingml/2006/main" xmlns:w14="http://schemas.microsoft.com/office/word/2010/wordml" xmlns:w15="http://schemas.microsoft.com/office/word/2012/wordml" xmlns:w16cex="http://schemas.microsoft.com/office/word/2018/wordml/cex" xmlns:w16cid="http://schemas.microsoft.com/office/word/2016/wordml/cid" xmlns:w16="http://schemas.microsoft.com/office/word/2018/wordml" xmlns:w16du="http://schemas.microsoft.com/office/word/2023/wordml/word16du" xmlns:w16sdtdh="http://schemas.microsoft.com/office/word/2020/wordml/sdtdatahash" xmlns:w16sdtfl="http://schemas.microsoft.com/office/word/2024/wordml/sdtformatlock" xmlns:w16se="http://schemas.microsoft.com/office/word/2015/wordml/symex" xmlns:wpg="http://schemas.microsoft.com/office/word/2010/wordprocessingGroup" xmlns:wpi="http://schemas.microsoft.com/office/word/2010/wordprocessingInk" xmlns:wne="http://schemas.microsoft.com/office/word/2006/wordml" xmlns:wps="http://schemas.microsoft.com/office/word/2010/wordprocessingShape" mc:Ignorable="w14 w15 w16se w16cid w16 w16cex w16sdtdh w16sdtfl w16du wp14">
   <w:abstractNum w:abstractNumId="0" w15:restartNumberingAfterBreak="0">
     <w:nsid w:val="655124C6"/>
     <w:multiLevelType w:val="hybridMultilevel"/>
@@ -18615,7 +17370,7 @@
 </file>
 
 <file path=word/styles.xml><?xml version="1.0" encoding="utf-8"?>
-<w:styles xmlns:mc="http://schemas.openxmlformats.org/markup-compatibility/2006" xmlns:r="http://schemas.openxmlformats.org/officeDocument/2006/relationships" xmlns:w="http://schemas.openxmlformats.org/wordprocessingml/2006/main" xmlns:w14="http://schemas.microsoft.com/office/word/2010/wordml" xmlns:w15="http://schemas.microsoft.com/office/word/2012/wordml" xmlns:w16cex="http://schemas.microsoft.com/office/word/2018/wordml/cex" xmlns:w16cid="http://schemas.microsoft.com/office/word/2016/wordml/cid" xmlns:w16="http://schemas.microsoft.com/office/word/2018/wordml" xmlns:w16sdtdh="http://schemas.microsoft.com/office/word/2020/wordml/sdtdatahash" xmlns:w16se="http://schemas.microsoft.com/office/word/2015/wordml/symex" mc:Ignorable="w14 w15 w16se w16cid w16 w16cex w16sdtdh">
+<w:styles xmlns:mc="http://schemas.openxmlformats.org/markup-compatibility/2006" xmlns:r="http://schemas.openxmlformats.org/officeDocument/2006/relationships" xmlns:w="http://schemas.openxmlformats.org/wordprocessingml/2006/main" xmlns:w14="http://schemas.microsoft.com/office/word/2010/wordml" xmlns:w15="http://schemas.microsoft.com/office/word/2012/wordml" xmlns:w16cex="http://schemas.microsoft.com/office/word/2018/wordml/cex" xmlns:w16cid="http://schemas.microsoft.com/office/word/2016/wordml/cid" xmlns:w16="http://schemas.microsoft.com/office/word/2018/wordml" xmlns:w16du="http://schemas.microsoft.com/office/word/2023/wordml/word16du" xmlns:w16sdtdh="http://schemas.microsoft.com/office/word/2020/wordml/sdtdatahash" xmlns:w16sdtfl="http://schemas.microsoft.com/office/word/2024/wordml/sdtformatlock" xmlns:w16se="http://schemas.microsoft.com/office/word/2015/wordml/symex" mc:Ignorable="w14 w15 w16se w16cid w16 w16cex w16sdtdh w16sdtfl w16du">
   <w:docDefaults>
     <w:rPrDefault>
       <w:rPr>
